--- a/internal_doc/05.测试设计/story/sdbimprt/Story-sdbimprt分析测试_201509.docx
+++ b/internal_doc/05.测试设计/story/sdbimprt/Story-sdbimprt分析测试_201509.docx
@@ -7006,6 +7006,7 @@
           <w:p>
             <w:pPr>
               <w:spacing w:line="276" w:lineRule="auto"/>
+              <w:jc w:val="left"/>
               <w:rPr>
                 <w:iCs/>
                 <w:noProof/>
@@ -7111,6 +7112,134 @@
               </w:rPr>
               <w:t>执行外部程序导入</w:t>
             </w:r>
+          </w:p>
+        </w:tc>
+      </w:tr>
+      <w:tr>
+        <w:tc>
+          <w:tcPr>
+            <w:tcW w:w="1307" w:type="dxa"/>
+          </w:tcPr>
+          <w:p>
+            <w:pPr>
+              <w:spacing w:line="276" w:lineRule="auto"/>
+              <w:rPr>
+                <w:rFonts w:hint="eastAsia"/>
+                <w:b/>
+                <w:color w:val="0000FF"/>
+                <w:sz w:val="18"/>
+                <w:szCs w:val="18"/>
+              </w:rPr>
+            </w:pPr>
+            <w:r>
+              <w:rPr>
+                <w:rFonts w:hint="eastAsia"/>
+                <w:b/>
+                <w:color w:val="0000FF"/>
+                <w:sz w:val="18"/>
+                <w:szCs w:val="18"/>
+              </w:rPr>
+              <w:t>文件个数</w:t>
+            </w:r>
+          </w:p>
+        </w:tc>
+        <w:tc>
+          <w:tcPr>
+            <w:tcW w:w="2805" w:type="dxa"/>
+          </w:tcPr>
+          <w:p>
+            <w:pPr>
+              <w:spacing w:line="276" w:lineRule="auto"/>
+              <w:rPr>
+                <w:rFonts w:hint="eastAsia"/>
+                <w:b/>
+                <w:color w:val="0000FF"/>
+                <w:sz w:val="18"/>
+                <w:szCs w:val="18"/>
+              </w:rPr>
+            </w:pPr>
+            <w:r>
+              <w:rPr>
+                <w:rFonts w:hint="eastAsia"/>
+                <w:b/>
+                <w:color w:val="0000FF"/>
+                <w:sz w:val="18"/>
+                <w:szCs w:val="18"/>
+              </w:rPr>
+              <w:t>指定目录导入</w:t>
+            </w:r>
+            <w:r>
+              <w:rPr>
+                <w:rFonts w:hint="eastAsia"/>
+                <w:b/>
+                <w:color w:val="0000FF"/>
+                <w:sz w:val="18"/>
+                <w:szCs w:val="18"/>
+              </w:rPr>
+              <w:t>（空目录、包含</w:t>
+            </w:r>
+            <w:r>
+              <w:rPr>
+                <w:rFonts w:hint="eastAsia"/>
+                <w:b/>
+                <w:color w:val="0000FF"/>
+                <w:sz w:val="18"/>
+                <w:szCs w:val="18"/>
+              </w:rPr>
+              <w:t>1</w:t>
+            </w:r>
+            <w:r>
+              <w:rPr>
+                <w:rFonts w:hint="eastAsia"/>
+                <w:b/>
+                <w:color w:val="0000FF"/>
+                <w:sz w:val="18"/>
+                <w:szCs w:val="18"/>
+              </w:rPr>
+              <w:t>个或多个文件）</w:t>
+            </w:r>
+          </w:p>
+        </w:tc>
+        <w:tc>
+          <w:tcPr>
+            <w:tcW w:w="2409" w:type="dxa"/>
+          </w:tcPr>
+          <w:p>
+            <w:pPr>
+              <w:spacing w:line="276" w:lineRule="auto"/>
+              <w:rPr>
+                <w:rFonts w:hint="eastAsia"/>
+                <w:b/>
+                <w:color w:val="0000FF"/>
+                <w:sz w:val="18"/>
+                <w:szCs w:val="18"/>
+              </w:rPr>
+            </w:pPr>
+            <w:r>
+              <w:rPr>
+                <w:rFonts w:hint="eastAsia"/>
+                <w:b/>
+                <w:color w:val="0000FF"/>
+                <w:sz w:val="18"/>
+                <w:szCs w:val="18"/>
+              </w:rPr>
+              <w:t>指定多个文件导入</w:t>
+            </w:r>
+          </w:p>
+        </w:tc>
+        <w:tc>
+          <w:tcPr>
+            <w:tcW w:w="1843" w:type="dxa"/>
+          </w:tcPr>
+          <w:p>
+            <w:pPr>
+              <w:spacing w:line="276" w:lineRule="auto"/>
+              <w:rPr>
+                <w:rFonts w:hint="eastAsia"/>
+                <w:sz w:val="18"/>
+                <w:szCs w:val="18"/>
+              </w:rPr>
+            </w:pPr>
           </w:p>
         </w:tc>
       </w:tr>
@@ -8990,7 +9119,18 @@
                 <w:sz w:val="18"/>
                 <w:szCs w:val="18"/>
               </w:rPr>
-              <w:t>个数</w:t>
+              <w:t>个</w:t>
+            </w:r>
+            <w:r>
+              <w:rPr>
+                <w:rFonts w:hint="eastAsia"/>
+                <w:iCs/>
+                <w:color w:val="000000"/>
+                <w:sz w:val="18"/>
+                <w:szCs w:val="18"/>
+              </w:rPr>
+              <w:lastRenderedPageBreak/>
+              <w:t>数</w:t>
             </w:r>
           </w:p>
         </w:tc>
@@ -9016,6 +9156,7 @@
                 <w:sz w:val="18"/>
                 <w:szCs w:val="18"/>
               </w:rPr>
+              <w:lastRenderedPageBreak/>
               <w:t>1</w:t>
             </w:r>
             <w:r>
@@ -9172,6 +9313,7 @@
                 <w:sz w:val="18"/>
                 <w:szCs w:val="18"/>
               </w:rPr>
+              <w:lastRenderedPageBreak/>
               <w:t>并发数</w:t>
             </w:r>
           </w:p>
@@ -9298,7 +9440,6 @@
                 <w:sz w:val="18"/>
                 <w:szCs w:val="18"/>
               </w:rPr>
-              <w:lastRenderedPageBreak/>
               <w:t>批量导入</w:t>
             </w:r>
           </w:p>
@@ -11128,7 +11269,14 @@
               <w:rPr>
                 <w:rFonts w:hint="eastAsia"/>
               </w:rPr>
-              <w:t>hello world</w:t>
+              <w:t xml:space="preserve">hello </w:t>
+            </w:r>
+            <w:r>
+              <w:rPr>
+                <w:rFonts w:hint="eastAsia"/>
+              </w:rPr>
+              <w:lastRenderedPageBreak/>
+              <w:t>world</w:t>
             </w:r>
             <w:r>
               <w:t>”</w:t>
@@ -11156,6 +11304,7 @@
               <w:rPr>
                 <w:rFonts w:hint="eastAsia"/>
               </w:rPr>
+              <w:lastRenderedPageBreak/>
               <w:t>timestamp</w:t>
             </w:r>
           </w:p>
@@ -11224,7 +11373,6 @@
               <w:t xml:space="preserve"> </w:t>
             </w:r>
             <w:r>
-              <w:lastRenderedPageBreak/>
               <w:t>“</w:t>
             </w:r>
             <w:r>
@@ -11311,7 +11459,6 @@
               <w:rPr>
                 <w:rFonts w:hint="eastAsia"/>
               </w:rPr>
-              <w:lastRenderedPageBreak/>
               <w:t>1</w:t>
             </w:r>
             <w:r>
@@ -11336,7 +11483,6 @@
               <w:rPr>
                 <w:rFonts w:hint="eastAsia"/>
               </w:rPr>
-              <w:lastRenderedPageBreak/>
               <w:t>2</w:t>
             </w:r>
             <w:r>
@@ -11380,7 +11526,6 @@
               <w:rPr>
                 <w:rFonts w:hint="eastAsia"/>
               </w:rPr>
-              <w:lastRenderedPageBreak/>
               <w:t>date</w:t>
             </w:r>
           </w:p>
@@ -12487,7 +12632,14 @@
         <w:rPr>
           <w:rFonts w:hint="eastAsia"/>
         </w:rPr>
-        <w:t>) &gt; null</w:t>
+        <w:t xml:space="preserve">) &gt; </w:t>
+      </w:r>
+      <w:r>
+        <w:rPr>
+          <w:rFonts w:hint="eastAsia"/>
+        </w:rPr>
+        <w:lastRenderedPageBreak/>
+        <w:t>null</w:t>
       </w:r>
     </w:p>
     <w:p>
@@ -12499,9 +12651,6 @@
         </w:numPr>
         <w:spacing w:line="276" w:lineRule="auto"/>
         <w:ind w:firstLineChars="0"/>
-        <w:rPr>
-          <w:rFonts w:hint="eastAsia"/>
-        </w:rPr>
       </w:pPr>
       <w:r>
         <w:rPr>
@@ -12573,14 +12722,7 @@
         <w:rPr>
           <w:rFonts w:hint="eastAsia"/>
         </w:rPr>
-        <w:t>参考指定的类型与</w:t>
-      </w:r>
-      <w:r>
-        <w:rPr>
-          <w:rFonts w:hint="eastAsia"/>
-        </w:rPr>
-        <w:lastRenderedPageBreak/>
-        <w:t>数据表格</w:t>
+        <w:t>参考指定的类型与数据表格</w:t>
       </w:r>
       <w:r>
         <w:rPr>
@@ -14044,7 +14186,19 @@
                 <w:sz w:val="18"/>
                 <w:szCs w:val="18"/>
               </w:rPr>
-              <w:t>null &gt; bool &gt; int &gt; double &gt;long &gt; string</w:t>
+              <w:t xml:space="preserve">null &gt; bool &gt; int &gt; </w:t>
+            </w:r>
+            <w:r>
+              <w:rPr>
+                <w:rFonts w:hint="eastAsia"/>
+                <w:iCs/>
+                <w:noProof/>
+                <w:color w:val="000000"/>
+                <w:sz w:val="18"/>
+                <w:szCs w:val="18"/>
+              </w:rPr>
+              <w:lastRenderedPageBreak/>
+              <w:t>double &gt;long &gt; string</w:t>
             </w:r>
             <w:r>
               <w:rPr>
@@ -14082,6 +14236,7 @@
                 <w:sz w:val="18"/>
                 <w:szCs w:val="18"/>
               </w:rPr>
+              <w:lastRenderedPageBreak/>
               <w:t>实际的数据类型为</w:t>
             </w:r>
             <w:r>
@@ -16118,7 +16273,19 @@
                 <w:sz w:val="20"/>
                 <w:szCs w:val="20"/>
               </w:rPr>
-              <w:t>从指定主机名的SequoiaDB中导入数据。默认情况下sdbimprt尝试连接到本地主机。</w:t>
+              <w:t>从指定主机名的SequoiaDB中导入数据。默认情况下sdbimprt尝试</w:t>
+            </w:r>
+            <w:r>
+              <w:rPr>
+                <w:rFonts w:ascii="宋体" w:eastAsia="宋体" w:hAnsi="宋体" w:cs="宋体"/>
+                <w:i/>
+                <w:strike/>
+                <w:kern w:val="0"/>
+                <w:sz w:val="20"/>
+                <w:szCs w:val="20"/>
+              </w:rPr>
+              <w:lastRenderedPageBreak/>
+              <w:t>连接到本地主机。</w:t>
             </w:r>
           </w:p>
         </w:tc>
@@ -18105,7 +18272,16 @@
                 <w:sz w:val="20"/>
                 <w:szCs w:val="20"/>
               </w:rPr>
-              <w:t>指定导入数据的的字段名。csv格式有效。</w:t>
+              <w:t>指定导入数据的</w:t>
+            </w:r>
+            <w:r>
+              <w:rPr>
+                <w:rFonts w:ascii="宋体" w:eastAsia="宋体" w:hAnsi="宋体" w:cs="宋体"/>
+                <w:kern w:val="0"/>
+                <w:sz w:val="20"/>
+                <w:szCs w:val="20"/>
+              </w:rPr>
+              <w:t>字段名。csv格式有效。</w:t>
             </w:r>
           </w:p>
         </w:tc>
@@ -18558,6 +18734,7 @@
                 <w:sz w:val="20"/>
                 <w:szCs w:val="20"/>
               </w:rPr>
+              <w:lastRenderedPageBreak/>
               <w:t>--extra</w:t>
             </w:r>
           </w:p>
@@ -18656,7 +18833,6 @@
                 <w:sz w:val="20"/>
                 <w:szCs w:val="20"/>
               </w:rPr>
-              <w:lastRenderedPageBreak/>
               <w:t>--</w:t>
             </w:r>
             <w:r>
@@ -19188,9 +19364,6 @@
     <w:p>
       <w:pPr>
         <w:spacing w:line="276" w:lineRule="auto"/>
-        <w:rPr>
-          <w:rFonts w:hint="eastAsia"/>
-        </w:rPr>
       </w:pPr>
     </w:p>
     <w:p>
@@ -19231,11 +19404,11 @@
         <w:tblLook w:val="04A0"/>
       </w:tblPr>
       <w:tblGrid>
-        <w:gridCol w:w="1701"/>
-        <w:gridCol w:w="2268"/>
-        <w:gridCol w:w="1985"/>
-        <w:gridCol w:w="1843"/>
-        <w:gridCol w:w="617"/>
+        <w:gridCol w:w="1500"/>
+        <w:gridCol w:w="3238"/>
+        <w:gridCol w:w="1714"/>
+        <w:gridCol w:w="1532"/>
+        <w:gridCol w:w="430"/>
       </w:tblGrid>
       <w:tr>
         <w:tc>
@@ -21904,6 +22077,7 @@
                 <w:sz w:val="18"/>
                 <w:szCs w:val="18"/>
               </w:rPr>
+              <w:lastRenderedPageBreak/>
               <w:t>JSON</w:t>
             </w:r>
           </w:p>
@@ -21932,6 +22106,7 @@
                 <w:sz w:val="18"/>
                 <w:szCs w:val="18"/>
               </w:rPr>
+              <w:lastRenderedPageBreak/>
               <w:t>中</w:t>
             </w:r>
           </w:p>
@@ -21957,6 +22132,7 @@
                 <w:sz w:val="18"/>
                 <w:szCs w:val="18"/>
               </w:rPr>
+              <w:lastRenderedPageBreak/>
               <w:t>分隔符优先级</w:t>
             </w:r>
             <w:r>
@@ -22585,17 +22761,7 @@
                 <w:sz w:val="18"/>
                 <w:szCs w:val="18"/>
               </w:rPr>
-              <w:t>的数据，强制导入数</w:t>
-            </w:r>
-            <w:r>
-              <w:rPr>
-                <w:iCs/>
-                <w:color w:val="000000"/>
-                <w:sz w:val="18"/>
-                <w:szCs w:val="18"/>
-              </w:rPr>
-              <w:lastRenderedPageBreak/>
-              <w:t>据</w:t>
+              <w:t>的数据，强制导入数据</w:t>
             </w:r>
           </w:p>
         </w:tc>
@@ -22623,7 +22789,6 @@
                 <w:sz w:val="18"/>
                 <w:szCs w:val="18"/>
               </w:rPr>
-              <w:lastRenderedPageBreak/>
               <w:t>低</w:t>
             </w:r>
           </w:p>
@@ -22651,7 +22816,6 @@
                 <w:sz w:val="18"/>
                 <w:szCs w:val="18"/>
               </w:rPr>
-              <w:lastRenderedPageBreak/>
               <w:t>字符分隔符（</w:t>
             </w:r>
             <w:r>
@@ -23269,6 +23433,357 @@
         <w:tc>
           <w:tcPr>
             <w:tcW w:w="1701" w:type="dxa"/>
+            <w:vAlign w:val="center"/>
+          </w:tcPr>
+          <w:p>
+            <w:pPr>
+              <w:jc w:val="left"/>
+              <w:rPr>
+                <w:rFonts w:ascii="宋体" w:eastAsia="宋体" w:hAnsi="宋体" w:cs="宋体"/>
+                <w:b/>
+                <w:color w:val="0000FF"/>
+                <w:sz w:val="24"/>
+                <w:szCs w:val="24"/>
+              </w:rPr>
+            </w:pPr>
+            <w:r>
+              <w:rPr>
+                <w:rFonts w:ascii="宋体" w:eastAsia="宋体" w:hAnsi="宋体" w:cs="宋体" w:hint="eastAsia"/>
+                <w:b/>
+                <w:color w:val="0000FF"/>
+                <w:kern w:val="0"/>
+                <w:sz w:val="20"/>
+                <w:szCs w:val="20"/>
+              </w:rPr>
+              <w:t>自定义日期</w:t>
+            </w:r>
+            <w:r>
+              <w:rPr>
+                <w:b/>
+                <w:color w:val="0000FF"/>
+              </w:rPr>
+              <w:t>datefmt</w:t>
+            </w:r>
+          </w:p>
+        </w:tc>
+        <w:tc>
+          <w:tcPr>
+            <w:tcW w:w="2268" w:type="dxa"/>
+            <w:vAlign w:val="center"/>
+          </w:tcPr>
+          <w:p>
+            <w:pPr>
+              <w:jc w:val="left"/>
+              <w:rPr>
+                <w:rFonts w:ascii="宋体" w:eastAsia="宋体" w:hAnsi="宋体" w:cs="宋体"/>
+                <w:b/>
+                <w:color w:val="0000FF"/>
+                <w:kern w:val="0"/>
+                <w:sz w:val="20"/>
+                <w:szCs w:val="20"/>
+              </w:rPr>
+            </w:pPr>
+            <w:r>
+              <w:rPr>
+                <w:rFonts w:ascii="宋体" w:eastAsia="宋体" w:hAnsi="宋体" w:cs="宋体" w:hint="eastAsia"/>
+                <w:b/>
+                <w:color w:val="0000FF"/>
+                <w:kern w:val="0"/>
+                <w:sz w:val="20"/>
+                <w:szCs w:val="20"/>
+              </w:rPr>
+              <w:t>默认（</w:t>
+            </w:r>
+            <w:r>
+              <w:rPr>
+                <w:rFonts w:ascii="宋体" w:eastAsia="宋体" w:hAnsi="宋体" w:cs="宋体"/>
+                <w:b/>
+                <w:color w:val="0000FF"/>
+                <w:kern w:val="0"/>
+                <w:sz w:val="20"/>
+                <w:szCs w:val="20"/>
+              </w:rPr>
+              <w:t>YYYY-MM-DD</w:t>
+            </w:r>
+            <w:r>
+              <w:rPr>
+                <w:rFonts w:ascii="宋体" w:eastAsia="宋体" w:hAnsi="宋体" w:cs="宋体" w:hint="eastAsia"/>
+                <w:b/>
+                <w:color w:val="0000FF"/>
+                <w:kern w:val="0"/>
+                <w:sz w:val="20"/>
+                <w:szCs w:val="20"/>
+              </w:rPr>
+              <w:t>）</w:t>
+            </w:r>
+          </w:p>
+        </w:tc>
+        <w:tc>
+          <w:tcPr>
+            <w:tcW w:w="1985" w:type="dxa"/>
+            <w:vAlign w:val="center"/>
+          </w:tcPr>
+          <w:p>
+            <w:pPr>
+              <w:widowControl/>
+              <w:spacing w:line="276" w:lineRule="auto"/>
+              <w:jc w:val="left"/>
+              <w:rPr>
+                <w:rFonts w:ascii="宋体" w:eastAsia="宋体" w:hAnsi="宋体" w:cs="宋体"/>
+                <w:b/>
+                <w:color w:val="0000FF"/>
+                <w:kern w:val="0"/>
+                <w:sz w:val="20"/>
+                <w:szCs w:val="20"/>
+              </w:rPr>
+            </w:pPr>
+            <w:r>
+              <w:rPr>
+                <w:rFonts w:ascii="宋体" w:eastAsia="宋体" w:hAnsi="宋体" w:cs="宋体"/>
+                <w:b/>
+                <w:color w:val="0000FF"/>
+                <w:kern w:val="0"/>
+                <w:sz w:val="20"/>
+                <w:szCs w:val="20"/>
+              </w:rPr>
+              <w:t>--</w:t>
+            </w:r>
+            <w:r>
+              <w:rPr>
+                <w:b/>
+                <w:color w:val="0000FF"/>
+              </w:rPr>
+              <w:t>datefmt</w:t>
+            </w:r>
+            <w:r>
+              <w:rPr>
+                <w:rFonts w:hint="eastAsia"/>
+                <w:b/>
+                <w:color w:val="0000FF"/>
+              </w:rPr>
+              <w:t>自定义日期格式</w:t>
+            </w:r>
+          </w:p>
+        </w:tc>
+        <w:tc>
+          <w:tcPr>
+            <w:tcW w:w="1843" w:type="dxa"/>
+          </w:tcPr>
+          <w:p>
+            <w:pPr>
+              <w:spacing w:line="276" w:lineRule="auto"/>
+              <w:jc w:val="left"/>
+              <w:rPr>
+                <w:iCs/>
+                <w:color w:val="000000"/>
+                <w:sz w:val="18"/>
+                <w:szCs w:val="18"/>
+              </w:rPr>
+            </w:pPr>
+          </w:p>
+        </w:tc>
+        <w:tc>
+          <w:tcPr>
+            <w:tcW w:w="617" w:type="dxa"/>
+          </w:tcPr>
+          <w:p>
+            <w:pPr>
+              <w:spacing w:line="276" w:lineRule="auto"/>
+              <w:jc w:val="left"/>
+              <w:rPr>
+                <w:rFonts w:hint="eastAsia"/>
+                <w:b/>
+                <w:iCs/>
+                <w:noProof/>
+                <w:color w:val="FF0000"/>
+                <w:sz w:val="18"/>
+                <w:szCs w:val="18"/>
+              </w:rPr>
+            </w:pPr>
+          </w:p>
+        </w:tc>
+      </w:tr>
+      <w:tr>
+        <w:tc>
+          <w:tcPr>
+            <w:tcW w:w="1701" w:type="dxa"/>
+            <w:vAlign w:val="center"/>
+          </w:tcPr>
+          <w:p>
+            <w:pPr>
+              <w:jc w:val="left"/>
+              <w:rPr>
+                <w:rFonts w:ascii="宋体" w:eastAsia="宋体" w:hAnsi="宋体" w:cs="宋体"/>
+                <w:b/>
+                <w:color w:val="0000FF"/>
+                <w:sz w:val="24"/>
+                <w:szCs w:val="24"/>
+              </w:rPr>
+            </w:pPr>
+            <w:r>
+              <w:rPr>
+                <w:rFonts w:ascii="宋体" w:eastAsia="宋体" w:hAnsi="宋体" w:cs="宋体" w:hint="eastAsia"/>
+                <w:b/>
+                <w:color w:val="0000FF"/>
+                <w:kern w:val="0"/>
+                <w:sz w:val="20"/>
+                <w:szCs w:val="20"/>
+              </w:rPr>
+              <w:t>自定义时间戳</w:t>
+            </w:r>
+            <w:r>
+              <w:rPr>
+                <w:b/>
+                <w:color w:val="0000FF"/>
+              </w:rPr>
+              <w:t>timestampfmt</w:t>
+            </w:r>
+          </w:p>
+        </w:tc>
+        <w:tc>
+          <w:tcPr>
+            <w:tcW w:w="2268" w:type="dxa"/>
+            <w:vAlign w:val="center"/>
+          </w:tcPr>
+          <w:p>
+            <w:pPr>
+              <w:jc w:val="left"/>
+              <w:rPr>
+                <w:rFonts w:ascii="宋体" w:eastAsia="宋体" w:hAnsi="宋体" w:cs="宋体"/>
+                <w:b/>
+                <w:color w:val="0000FF"/>
+                <w:kern w:val="0"/>
+                <w:sz w:val="20"/>
+                <w:szCs w:val="20"/>
+              </w:rPr>
+            </w:pPr>
+            <w:r>
+              <w:rPr>
+                <w:rFonts w:ascii="宋体" w:eastAsia="宋体" w:hAnsi="宋体" w:cs="宋体" w:hint="eastAsia"/>
+                <w:b/>
+                <w:color w:val="0000FF"/>
+                <w:kern w:val="0"/>
+                <w:sz w:val="20"/>
+                <w:szCs w:val="20"/>
+              </w:rPr>
+              <w:t>默认（</w:t>
+            </w:r>
+            <w:r>
+              <w:rPr>
+                <w:rFonts w:ascii="宋体" w:eastAsia="宋体" w:hAnsi="宋体" w:cs="宋体"/>
+                <w:b/>
+                <w:color w:val="0000FF"/>
+                <w:kern w:val="0"/>
+                <w:sz w:val="20"/>
+                <w:szCs w:val="20"/>
+              </w:rPr>
+              <w:t>YYYY-MM-DD-HH.mm.ss.ffffff</w:t>
+            </w:r>
+            <w:r>
+              <w:rPr>
+                <w:rFonts w:ascii="宋体" w:eastAsia="宋体" w:hAnsi="宋体" w:cs="宋体" w:hint="eastAsia"/>
+                <w:b/>
+                <w:color w:val="0000FF"/>
+                <w:kern w:val="0"/>
+                <w:sz w:val="20"/>
+                <w:szCs w:val="20"/>
+              </w:rPr>
+              <w:t>）</w:t>
+            </w:r>
+          </w:p>
+        </w:tc>
+        <w:tc>
+          <w:tcPr>
+            <w:tcW w:w="1985" w:type="dxa"/>
+            <w:vAlign w:val="center"/>
+          </w:tcPr>
+          <w:p>
+            <w:pPr>
+              <w:widowControl/>
+              <w:spacing w:line="276" w:lineRule="auto"/>
+              <w:jc w:val="left"/>
+              <w:rPr>
+                <w:rFonts w:ascii="宋体" w:eastAsia="宋体" w:hAnsi="宋体" w:cs="宋体"/>
+                <w:b/>
+                <w:color w:val="0000FF"/>
+                <w:kern w:val="0"/>
+                <w:sz w:val="20"/>
+                <w:szCs w:val="20"/>
+              </w:rPr>
+            </w:pPr>
+            <w:r>
+              <w:rPr>
+                <w:rFonts w:ascii="宋体" w:eastAsia="宋体" w:hAnsi="宋体" w:cs="宋体"/>
+                <w:b/>
+                <w:color w:val="0000FF"/>
+                <w:kern w:val="0"/>
+                <w:sz w:val="20"/>
+                <w:szCs w:val="20"/>
+              </w:rPr>
+              <w:t>--</w:t>
+            </w:r>
+            <w:r>
+              <w:rPr>
+                <w:b/>
+                <w:color w:val="0000FF"/>
+              </w:rPr>
+              <w:t>timestampfmt</w:t>
+            </w:r>
+            <w:r>
+              <w:rPr>
+                <w:rFonts w:ascii="宋体" w:eastAsia="宋体" w:hAnsi="宋体" w:cs="宋体" w:hint="eastAsia"/>
+                <w:b/>
+                <w:color w:val="0000FF"/>
+                <w:kern w:val="0"/>
+                <w:sz w:val="20"/>
+                <w:szCs w:val="20"/>
+              </w:rPr>
+              <w:t>自定义时间戳格式</w:t>
+            </w:r>
+          </w:p>
+        </w:tc>
+        <w:tc>
+          <w:tcPr>
+            <w:tcW w:w="1843" w:type="dxa"/>
+          </w:tcPr>
+          <w:p>
+            <w:pPr>
+              <w:spacing w:line="276" w:lineRule="auto"/>
+              <w:jc w:val="left"/>
+              <w:rPr>
+                <w:iCs/>
+                <w:color w:val="000000"/>
+                <w:sz w:val="18"/>
+                <w:szCs w:val="18"/>
+              </w:rPr>
+            </w:pPr>
+          </w:p>
+        </w:tc>
+        <w:tc>
+          <w:tcPr>
+            <w:tcW w:w="617" w:type="dxa"/>
+          </w:tcPr>
+          <w:p>
+            <w:pPr>
+              <w:spacing w:line="276" w:lineRule="auto"/>
+              <w:jc w:val="left"/>
+              <w:rPr>
+                <w:rFonts w:hint="eastAsia"/>
+                <w:b/>
+                <w:iCs/>
+                <w:noProof/>
+                <w:color w:val="FF0000"/>
+                <w:sz w:val="18"/>
+                <w:szCs w:val="18"/>
+              </w:rPr>
+            </w:pPr>
+          </w:p>
+        </w:tc>
+      </w:tr>
+      <w:tr>
+        <w:tc>
+          <w:tcPr>
+            <w:tcW w:w="1701" w:type="dxa"/>
           </w:tcPr>
           <w:p>
             <w:pPr>
@@ -24212,6 +24727,464 @@
               </w:rPr>
               <w:t>中</w:t>
             </w:r>
+          </w:p>
+        </w:tc>
+      </w:tr>
+      <w:tr>
+        <w:tc>
+          <w:tcPr>
+            <w:tcW w:w="1701" w:type="dxa"/>
+          </w:tcPr>
+          <w:p>
+            <w:pPr>
+              <w:spacing w:line="276" w:lineRule="auto"/>
+              <w:jc w:val="left"/>
+              <w:rPr>
+                <w:rFonts w:hint="eastAsia"/>
+                <w:iCs/>
+                <w:color w:val="000000"/>
+                <w:sz w:val="18"/>
+                <w:szCs w:val="18"/>
+              </w:rPr>
+            </w:pPr>
+            <w:r>
+              <w:rPr>
+                <w:rFonts w:ascii="宋体" w:eastAsia="宋体" w:hAnsi="宋体" w:cs="宋体" w:hint="eastAsia"/>
+                <w:b/>
+                <w:color w:val="0000FF"/>
+                <w:kern w:val="0"/>
+                <w:sz w:val="20"/>
+                <w:szCs w:val="20"/>
+              </w:rPr>
+              <w:t>是否允许精度丢失</w:t>
+            </w:r>
+            <w:r>
+              <w:rPr>
+                <w:b/>
+                <w:color w:val="0000FF"/>
+              </w:rPr>
+              <w:t>cast</w:t>
+            </w:r>
+          </w:p>
+        </w:tc>
+        <w:tc>
+          <w:tcPr>
+            <w:tcW w:w="2268" w:type="dxa"/>
+          </w:tcPr>
+          <w:p>
+            <w:pPr>
+              <w:spacing w:line="276" w:lineRule="auto"/>
+              <w:jc w:val="left"/>
+              <w:rPr>
+                <w:rFonts w:ascii="宋体" w:eastAsia="宋体" w:hAnsi="宋体" w:cs="宋体" w:hint="eastAsia"/>
+                <w:b/>
+                <w:color w:val="0000FF"/>
+                <w:kern w:val="0"/>
+                <w:sz w:val="20"/>
+                <w:szCs w:val="20"/>
+              </w:rPr>
+            </w:pPr>
+            <w:r>
+              <w:rPr>
+                <w:rFonts w:ascii="宋体" w:eastAsia="宋体" w:hAnsi="宋体" w:cs="宋体" w:hint="eastAsia"/>
+                <w:b/>
+                <w:color w:val="0000FF"/>
+                <w:kern w:val="0"/>
+                <w:sz w:val="20"/>
+                <w:szCs w:val="20"/>
+              </w:rPr>
+              <w:t>默认（false）</w:t>
+            </w:r>
+          </w:p>
+        </w:tc>
+        <w:tc>
+          <w:tcPr>
+            <w:tcW w:w="1985" w:type="dxa"/>
+          </w:tcPr>
+          <w:p>
+            <w:pPr>
+              <w:spacing w:line="276" w:lineRule="auto"/>
+              <w:jc w:val="left"/>
+              <w:rPr>
+                <w:rFonts w:ascii="宋体" w:eastAsia="宋体" w:hAnsi="宋体" w:cs="宋体"/>
+                <w:kern w:val="0"/>
+                <w:sz w:val="18"/>
+                <w:szCs w:val="18"/>
+              </w:rPr>
+            </w:pPr>
+            <w:r>
+              <w:rPr>
+                <w:rFonts w:ascii="宋体" w:eastAsia="宋体" w:hAnsi="宋体" w:cs="宋体"/>
+                <w:b/>
+                <w:color w:val="0000FF"/>
+                <w:kern w:val="0"/>
+                <w:sz w:val="20"/>
+                <w:szCs w:val="20"/>
+              </w:rPr>
+              <w:t>--</w:t>
+            </w:r>
+            <w:r>
+              <w:rPr>
+                <w:b/>
+                <w:color w:val="0000FF"/>
+              </w:rPr>
+              <w:t>cast</w:t>
+            </w:r>
+            <w:r>
+              <w:rPr>
+                <w:rFonts w:hint="eastAsia"/>
+                <w:b/>
+                <w:color w:val="0000FF"/>
+              </w:rPr>
+              <w:t>指定为</w:t>
+            </w:r>
+            <w:r>
+              <w:rPr>
+                <w:rFonts w:hint="eastAsia"/>
+                <w:b/>
+                <w:color w:val="0000FF"/>
+              </w:rPr>
+              <w:t>true|false</w:t>
+            </w:r>
+          </w:p>
+        </w:tc>
+        <w:tc>
+          <w:tcPr>
+            <w:tcW w:w="1843" w:type="dxa"/>
+          </w:tcPr>
+          <w:p>
+            <w:pPr>
+              <w:spacing w:line="276" w:lineRule="auto"/>
+              <w:jc w:val="left"/>
+              <w:rPr>
+                <w:rFonts w:ascii="宋体" w:eastAsia="宋体" w:hAnsi="宋体" w:cs="宋体"/>
+                <w:kern w:val="0"/>
+                <w:sz w:val="18"/>
+                <w:szCs w:val="18"/>
+              </w:rPr>
+            </w:pPr>
+          </w:p>
+        </w:tc>
+        <w:tc>
+          <w:tcPr>
+            <w:tcW w:w="617" w:type="dxa"/>
+          </w:tcPr>
+          <w:p>
+            <w:pPr>
+              <w:spacing w:line="276" w:lineRule="auto"/>
+              <w:jc w:val="left"/>
+              <w:rPr>
+                <w:rFonts w:ascii="宋体" w:eastAsia="宋体" w:hAnsi="宋体" w:cs="宋体" w:hint="eastAsia"/>
+                <w:b/>
+                <w:kern w:val="0"/>
+                <w:sz w:val="18"/>
+                <w:szCs w:val="18"/>
+              </w:rPr>
+            </w:pPr>
+          </w:p>
+        </w:tc>
+      </w:tr>
+      <w:tr>
+        <w:tc>
+          <w:tcPr>
+            <w:tcW w:w="1701" w:type="dxa"/>
+            <w:vAlign w:val="center"/>
+          </w:tcPr>
+          <w:p>
+            <w:pPr>
+              <w:rPr>
+                <w:rFonts w:ascii="宋体" w:eastAsia="宋体" w:hAnsi="宋体" w:cs="宋体"/>
+                <w:b/>
+                <w:color w:val="0000FF"/>
+                <w:sz w:val="24"/>
+                <w:szCs w:val="24"/>
+              </w:rPr>
+            </w:pPr>
+            <w:r>
+              <w:rPr>
+                <w:rFonts w:ascii="宋体" w:eastAsia="宋体" w:hAnsi="宋体" w:cs="宋体" w:hint="eastAsia"/>
+                <w:b/>
+                <w:color w:val="0000FF"/>
+                <w:kern w:val="0"/>
+                <w:sz w:val="20"/>
+                <w:szCs w:val="20"/>
+              </w:rPr>
+              <w:t>是否自动连接</w:t>
+            </w:r>
+            <w:r>
+              <w:rPr>
+                <w:b/>
+                <w:color w:val="0000FF"/>
+              </w:rPr>
+              <w:t>coord</w:t>
+            </w:r>
+          </w:p>
+        </w:tc>
+        <w:tc>
+          <w:tcPr>
+            <w:tcW w:w="2268" w:type="dxa"/>
+          </w:tcPr>
+          <w:p>
+            <w:pPr>
+              <w:spacing w:line="276" w:lineRule="auto"/>
+              <w:jc w:val="left"/>
+              <w:rPr>
+                <w:rFonts w:ascii="宋体" w:eastAsia="宋体" w:hAnsi="宋体" w:cs="宋体" w:hint="eastAsia"/>
+                <w:b/>
+                <w:color w:val="0000FF"/>
+                <w:kern w:val="0"/>
+                <w:sz w:val="20"/>
+                <w:szCs w:val="20"/>
+              </w:rPr>
+            </w:pPr>
+            <w:r>
+              <w:rPr>
+                <w:rFonts w:ascii="宋体" w:eastAsia="宋体" w:hAnsi="宋体" w:cs="宋体" w:hint="eastAsia"/>
+                <w:b/>
+                <w:color w:val="0000FF"/>
+                <w:kern w:val="0"/>
+                <w:sz w:val="20"/>
+                <w:szCs w:val="20"/>
+              </w:rPr>
+              <w:t>默认（true）</w:t>
+            </w:r>
+          </w:p>
+        </w:tc>
+        <w:tc>
+          <w:tcPr>
+            <w:tcW w:w="1985" w:type="dxa"/>
+          </w:tcPr>
+          <w:p>
+            <w:pPr>
+              <w:spacing w:line="276" w:lineRule="auto"/>
+              <w:jc w:val="left"/>
+              <w:rPr>
+                <w:rFonts w:ascii="宋体" w:eastAsia="宋体" w:hAnsi="宋体" w:cs="宋体"/>
+                <w:kern w:val="0"/>
+                <w:sz w:val="18"/>
+                <w:szCs w:val="18"/>
+              </w:rPr>
+            </w:pPr>
+            <w:r>
+              <w:rPr>
+                <w:rFonts w:ascii="宋体" w:eastAsia="宋体" w:hAnsi="宋体" w:cs="宋体"/>
+                <w:b/>
+                <w:color w:val="0000FF"/>
+                <w:kern w:val="0"/>
+                <w:sz w:val="20"/>
+                <w:szCs w:val="20"/>
+              </w:rPr>
+              <w:t>--</w:t>
+            </w:r>
+            <w:r>
+              <w:rPr>
+                <w:b/>
+                <w:color w:val="0000FF"/>
+              </w:rPr>
+              <w:t>coord</w:t>
+            </w:r>
+            <w:r>
+              <w:rPr>
+                <w:rFonts w:hint="eastAsia"/>
+                <w:b/>
+                <w:color w:val="0000FF"/>
+              </w:rPr>
+              <w:t>指定为</w:t>
+            </w:r>
+            <w:r>
+              <w:rPr>
+                <w:rFonts w:hint="eastAsia"/>
+                <w:b/>
+                <w:color w:val="0000FF"/>
+              </w:rPr>
+              <w:t>true|false</w:t>
+            </w:r>
+          </w:p>
+        </w:tc>
+        <w:tc>
+          <w:tcPr>
+            <w:tcW w:w="1843" w:type="dxa"/>
+          </w:tcPr>
+          <w:p>
+            <w:pPr>
+              <w:spacing w:line="276" w:lineRule="auto"/>
+              <w:jc w:val="left"/>
+              <w:rPr>
+                <w:rFonts w:ascii="宋体" w:eastAsia="宋体" w:hAnsi="宋体" w:cs="宋体"/>
+                <w:kern w:val="0"/>
+                <w:sz w:val="18"/>
+                <w:szCs w:val="18"/>
+              </w:rPr>
+            </w:pPr>
+          </w:p>
+        </w:tc>
+        <w:tc>
+          <w:tcPr>
+            <w:tcW w:w="617" w:type="dxa"/>
+          </w:tcPr>
+          <w:p>
+            <w:pPr>
+              <w:spacing w:line="276" w:lineRule="auto"/>
+              <w:jc w:val="left"/>
+              <w:rPr>
+                <w:rFonts w:ascii="宋体" w:eastAsia="宋体" w:hAnsi="宋体" w:cs="宋体" w:hint="eastAsia"/>
+                <w:b/>
+                <w:kern w:val="0"/>
+                <w:sz w:val="18"/>
+                <w:szCs w:val="18"/>
+              </w:rPr>
+            </w:pPr>
+          </w:p>
+        </w:tc>
+      </w:tr>
+      <w:tr>
+        <w:tc>
+          <w:tcPr>
+            <w:tcW w:w="1701" w:type="dxa"/>
+            <w:vAlign w:val="center"/>
+          </w:tcPr>
+          <w:p>
+            <w:pPr>
+              <w:rPr>
+                <w:rFonts w:ascii="宋体" w:eastAsia="宋体" w:hAnsi="宋体" w:cs="宋体"/>
+                <w:b/>
+                <w:color w:val="0000FF"/>
+                <w:sz w:val="24"/>
+                <w:szCs w:val="24"/>
+              </w:rPr>
+            </w:pPr>
+            <w:r>
+              <w:rPr>
+                <w:rFonts w:hint="eastAsia"/>
+                <w:b/>
+                <w:color w:val="0000FF"/>
+              </w:rPr>
+              <w:lastRenderedPageBreak/>
+              <w:t>是否按分区信息重新打包记录</w:t>
+            </w:r>
+            <w:r>
+              <w:rPr>
+                <w:b/>
+                <w:color w:val="0000FF"/>
+              </w:rPr>
+              <w:t>sharding</w:t>
+            </w:r>
+          </w:p>
+        </w:tc>
+        <w:tc>
+          <w:tcPr>
+            <w:tcW w:w="2268" w:type="dxa"/>
+          </w:tcPr>
+          <w:p>
+            <w:pPr>
+              <w:spacing w:line="276" w:lineRule="auto"/>
+              <w:jc w:val="left"/>
+              <w:rPr>
+                <w:rFonts w:ascii="宋体" w:eastAsia="宋体" w:hAnsi="宋体" w:cs="宋体" w:hint="eastAsia"/>
+                <w:b/>
+                <w:color w:val="0000FF"/>
+                <w:kern w:val="0"/>
+                <w:sz w:val="20"/>
+                <w:szCs w:val="20"/>
+              </w:rPr>
+            </w:pPr>
+            <w:r>
+              <w:rPr>
+                <w:rFonts w:ascii="宋体" w:eastAsia="宋体" w:hAnsi="宋体" w:cs="宋体" w:hint="eastAsia"/>
+                <w:b/>
+                <w:color w:val="0000FF"/>
+                <w:kern w:val="0"/>
+                <w:sz w:val="20"/>
+                <w:szCs w:val="20"/>
+              </w:rPr>
+              <w:t>默认（true）</w:t>
+            </w:r>
+          </w:p>
+        </w:tc>
+        <w:tc>
+          <w:tcPr>
+            <w:tcW w:w="1985" w:type="dxa"/>
+          </w:tcPr>
+          <w:p>
+            <w:pPr>
+              <w:spacing w:line="276" w:lineRule="auto"/>
+              <w:jc w:val="left"/>
+              <w:rPr>
+                <w:rFonts w:ascii="宋体" w:eastAsia="宋体" w:hAnsi="宋体" w:cs="宋体"/>
+                <w:kern w:val="0"/>
+                <w:sz w:val="18"/>
+                <w:szCs w:val="18"/>
+              </w:rPr>
+            </w:pPr>
+            <w:r>
+              <w:rPr>
+                <w:rFonts w:ascii="宋体" w:eastAsia="宋体" w:hAnsi="宋体" w:cs="宋体"/>
+                <w:b/>
+                <w:color w:val="0000FF"/>
+                <w:kern w:val="0"/>
+                <w:sz w:val="20"/>
+                <w:szCs w:val="20"/>
+              </w:rPr>
+              <w:t>--</w:t>
+            </w:r>
+            <w:r>
+              <w:rPr>
+                <w:b/>
+                <w:color w:val="0000FF"/>
+              </w:rPr>
+              <w:t xml:space="preserve"> sharding</w:t>
+            </w:r>
+            <w:r>
+              <w:rPr>
+                <w:rFonts w:hint="eastAsia"/>
+                <w:b/>
+                <w:color w:val="0000FF"/>
+              </w:rPr>
+              <w:t>指定为</w:t>
+            </w:r>
+            <w:r>
+              <w:rPr>
+                <w:rFonts w:hint="eastAsia"/>
+                <w:b/>
+                <w:color w:val="0000FF"/>
+              </w:rPr>
+              <w:t>true|false</w:t>
+            </w:r>
+          </w:p>
+        </w:tc>
+        <w:tc>
+          <w:tcPr>
+            <w:tcW w:w="1843" w:type="dxa"/>
+          </w:tcPr>
+          <w:p>
+            <w:pPr>
+              <w:spacing w:line="276" w:lineRule="auto"/>
+              <w:jc w:val="left"/>
+              <w:rPr>
+                <w:rFonts w:ascii="宋体" w:eastAsia="宋体" w:hAnsi="宋体" w:cs="宋体"/>
+                <w:kern w:val="0"/>
+                <w:sz w:val="18"/>
+                <w:szCs w:val="18"/>
+              </w:rPr>
+            </w:pPr>
+          </w:p>
+        </w:tc>
+        <w:tc>
+          <w:tcPr>
+            <w:tcW w:w="617" w:type="dxa"/>
+          </w:tcPr>
+          <w:p>
+            <w:pPr>
+              <w:spacing w:line="276" w:lineRule="auto"/>
+              <w:jc w:val="left"/>
+              <w:rPr>
+                <w:rFonts w:ascii="宋体" w:eastAsia="宋体" w:hAnsi="宋体" w:cs="宋体" w:hint="eastAsia"/>
+                <w:b/>
+                <w:kern w:val="0"/>
+                <w:sz w:val="18"/>
+                <w:szCs w:val="18"/>
+              </w:rPr>
+            </w:pPr>
           </w:p>
         </w:tc>
       </w:tr>
@@ -24428,20 +25401,6 @@
         </w:rPr>
         <w:t>分隔符与实际指定的分隔符不匹配，数据内容包含无法识别的特色字符或存在多余空格，数据分布不规则等等；</w:t>
       </w:r>
-      <w:r>
-        <w:rPr>
-          <w:rFonts w:hint="eastAsia"/>
-          <w:color w:val="FF0000"/>
-        </w:rPr>
-        <w:t>----</w:t>
-      </w:r>
-      <w:r>
-        <w:rPr>
-          <w:rFonts w:hint="eastAsia"/>
-          <w:color w:val="FF0000"/>
-        </w:rPr>
-        <w:t>带确认</w:t>
-      </w:r>
     </w:p>
     <w:p>
       <w:pPr>
@@ -24488,20 +25447,20 @@
         <w:tblLook w:val="04A0"/>
       </w:tblPr>
       <w:tblGrid>
-        <w:gridCol w:w="1701"/>
-        <w:gridCol w:w="2268"/>
-        <w:gridCol w:w="1985"/>
-        <w:gridCol w:w="1843"/>
+        <w:gridCol w:w="1654"/>
+        <w:gridCol w:w="3238"/>
+        <w:gridCol w:w="1922"/>
+        <w:gridCol w:w="1600"/>
       </w:tblGrid>
       <w:tr>
         <w:tc>
           <w:tcPr>
-            <w:tcW w:w="1701" w:type="dxa"/>
-          </w:tcPr>
-          <w:p>
-            <w:pPr>
-              <w:spacing w:line="276" w:lineRule="auto"/>
-              <w:ind w:firstLineChars="400" w:firstLine="720"/>
+            <w:tcW w:w="1654" w:type="dxa"/>
+          </w:tcPr>
+          <w:p>
+            <w:pPr>
+              <w:spacing w:line="276" w:lineRule="auto"/>
+              <w:ind w:firstLineChars="300" w:firstLine="540"/>
               <w:jc w:val="left"/>
               <w:rPr>
                 <w:iCs/>
@@ -24656,7 +25615,7 @@
         </w:tc>
         <w:tc>
           <w:tcPr>
-            <w:tcW w:w="2268" w:type="dxa"/>
+            <w:tcW w:w="3238" w:type="dxa"/>
           </w:tcPr>
           <w:p>
             <w:pPr>
@@ -24692,7 +25651,7 @@
         </w:tc>
         <w:tc>
           <w:tcPr>
-            <w:tcW w:w="1985" w:type="dxa"/>
+            <w:tcW w:w="1922" w:type="dxa"/>
           </w:tcPr>
           <w:p>
             <w:pPr>
@@ -24728,7 +25687,7 @@
         </w:tc>
         <w:tc>
           <w:tcPr>
-            <w:tcW w:w="1843" w:type="dxa"/>
+            <w:tcW w:w="1600" w:type="dxa"/>
           </w:tcPr>
           <w:p>
             <w:pPr>
@@ -24766,7 +25725,7 @@
       <w:tr>
         <w:tc>
           <w:tcPr>
-            <w:tcW w:w="1701" w:type="dxa"/>
+            <w:tcW w:w="1654" w:type="dxa"/>
           </w:tcPr>
           <w:p>
             <w:pPr>
@@ -24805,7 +25764,7 @@
         </w:tc>
         <w:tc>
           <w:tcPr>
-            <w:tcW w:w="2268" w:type="dxa"/>
+            <w:tcW w:w="3238" w:type="dxa"/>
           </w:tcPr>
           <w:p>
             <w:pPr>
@@ -24832,7 +25791,7 @@
         </w:tc>
         <w:tc>
           <w:tcPr>
-            <w:tcW w:w="1985" w:type="dxa"/>
+            <w:tcW w:w="1922" w:type="dxa"/>
           </w:tcPr>
           <w:p>
             <w:pPr>
@@ -24849,7 +25808,7 @@
         </w:tc>
         <w:tc>
           <w:tcPr>
-            <w:tcW w:w="1843" w:type="dxa"/>
+            <w:tcW w:w="1600" w:type="dxa"/>
           </w:tcPr>
           <w:p>
             <w:pPr>
@@ -24868,7 +25827,7 @@
       <w:tr>
         <w:tc>
           <w:tcPr>
-            <w:tcW w:w="1701" w:type="dxa"/>
+            <w:tcW w:w="1654" w:type="dxa"/>
           </w:tcPr>
           <w:p>
             <w:pPr>
@@ -24906,7 +25865,7 @@
         </w:tc>
         <w:tc>
           <w:tcPr>
-            <w:tcW w:w="2268" w:type="dxa"/>
+            <w:tcW w:w="3238" w:type="dxa"/>
           </w:tcPr>
           <w:p>
             <w:pPr>
@@ -24932,7 +25891,7 @@
         </w:tc>
         <w:tc>
           <w:tcPr>
-            <w:tcW w:w="1985" w:type="dxa"/>
+            <w:tcW w:w="1922" w:type="dxa"/>
           </w:tcPr>
           <w:p>
             <w:pPr>
@@ -24949,7 +25908,7 @@
         </w:tc>
         <w:tc>
           <w:tcPr>
-            <w:tcW w:w="1843" w:type="dxa"/>
+            <w:tcW w:w="1600" w:type="dxa"/>
           </w:tcPr>
           <w:p>
             <w:pPr>
@@ -24968,7 +25927,7 @@
       <w:tr>
         <w:tc>
           <w:tcPr>
-            <w:tcW w:w="1701" w:type="dxa"/>
+            <w:tcW w:w="1654" w:type="dxa"/>
           </w:tcPr>
           <w:p>
             <w:pPr>
@@ -25008,7 +25967,7 @@
         </w:tc>
         <w:tc>
           <w:tcPr>
-            <w:tcW w:w="2268" w:type="dxa"/>
+            <w:tcW w:w="3238" w:type="dxa"/>
           </w:tcPr>
           <w:p>
             <w:pPr>
@@ -25055,7 +26014,7 @@
         </w:tc>
         <w:tc>
           <w:tcPr>
-            <w:tcW w:w="1985" w:type="dxa"/>
+            <w:tcW w:w="1922" w:type="dxa"/>
           </w:tcPr>
           <w:p>
             <w:pPr>
@@ -25082,7 +26041,7 @@
         </w:tc>
         <w:tc>
           <w:tcPr>
-            <w:tcW w:w="1843" w:type="dxa"/>
+            <w:tcW w:w="1600" w:type="dxa"/>
           </w:tcPr>
           <w:p>
             <w:pPr>
@@ -25101,7 +26060,7 @@
       <w:tr>
         <w:tc>
           <w:tcPr>
-            <w:tcW w:w="1701" w:type="dxa"/>
+            <w:tcW w:w="1654" w:type="dxa"/>
           </w:tcPr>
           <w:p>
             <w:pPr>
@@ -25138,7 +26097,7 @@
         </w:tc>
         <w:tc>
           <w:tcPr>
-            <w:tcW w:w="2268" w:type="dxa"/>
+            <w:tcW w:w="3238" w:type="dxa"/>
           </w:tcPr>
           <w:p>
             <w:pPr>
@@ -25185,7 +26144,7 @@
         </w:tc>
         <w:tc>
           <w:tcPr>
-            <w:tcW w:w="1985" w:type="dxa"/>
+            <w:tcW w:w="1922" w:type="dxa"/>
           </w:tcPr>
           <w:p>
             <w:pPr>
@@ -25212,7 +26171,7 @@
         </w:tc>
         <w:tc>
           <w:tcPr>
-            <w:tcW w:w="1843" w:type="dxa"/>
+            <w:tcW w:w="1600" w:type="dxa"/>
           </w:tcPr>
           <w:p>
             <w:pPr>
@@ -25231,7 +26190,7 @@
       <w:tr>
         <w:tc>
           <w:tcPr>
-            <w:tcW w:w="1701" w:type="dxa"/>
+            <w:tcW w:w="1654" w:type="dxa"/>
           </w:tcPr>
           <w:p>
             <w:pPr>
@@ -25287,7 +26246,7 @@
         </w:tc>
         <w:tc>
           <w:tcPr>
-            <w:tcW w:w="2268" w:type="dxa"/>
+            <w:tcW w:w="3238" w:type="dxa"/>
           </w:tcPr>
           <w:p>
             <w:pPr>
@@ -25334,7 +26293,7 @@
         </w:tc>
         <w:tc>
           <w:tcPr>
-            <w:tcW w:w="1985" w:type="dxa"/>
+            <w:tcW w:w="1922" w:type="dxa"/>
           </w:tcPr>
           <w:p>
             <w:pPr>
@@ -25361,7 +26320,7 @@
         </w:tc>
         <w:tc>
           <w:tcPr>
-            <w:tcW w:w="1843" w:type="dxa"/>
+            <w:tcW w:w="1600" w:type="dxa"/>
           </w:tcPr>
           <w:p>
             <w:pPr>
@@ -25380,7 +26339,7 @@
       <w:tr>
         <w:tc>
           <w:tcPr>
-            <w:tcW w:w="1701" w:type="dxa"/>
+            <w:tcW w:w="1654" w:type="dxa"/>
           </w:tcPr>
           <w:p>
             <w:pPr>
@@ -25400,7 +26359,6 @@
                 <w:sz w:val="18"/>
                 <w:szCs w:val="18"/>
               </w:rPr>
-              <w:lastRenderedPageBreak/>
               <w:t>S</w:t>
             </w:r>
             <w:r>
@@ -25437,7 +26395,7 @@
         </w:tc>
         <w:tc>
           <w:tcPr>
-            <w:tcW w:w="2268" w:type="dxa"/>
+            <w:tcW w:w="3238" w:type="dxa"/>
           </w:tcPr>
           <w:p>
             <w:pPr>
@@ -25484,7 +26442,7 @@
         </w:tc>
         <w:tc>
           <w:tcPr>
-            <w:tcW w:w="1985" w:type="dxa"/>
+            <w:tcW w:w="1922" w:type="dxa"/>
           </w:tcPr>
           <w:p>
             <w:pPr>
@@ -25511,7 +26469,7 @@
         </w:tc>
         <w:tc>
           <w:tcPr>
-            <w:tcW w:w="1843" w:type="dxa"/>
+            <w:tcW w:w="1600" w:type="dxa"/>
           </w:tcPr>
           <w:p>
             <w:pPr>
@@ -25530,7 +26488,7 @@
       <w:tr>
         <w:tc>
           <w:tcPr>
-            <w:tcW w:w="1701" w:type="dxa"/>
+            <w:tcW w:w="1654" w:type="dxa"/>
           </w:tcPr>
           <w:p>
             <w:pPr>
@@ -25567,7 +26525,7 @@
         </w:tc>
         <w:tc>
           <w:tcPr>
-            <w:tcW w:w="2268" w:type="dxa"/>
+            <w:tcW w:w="3238" w:type="dxa"/>
           </w:tcPr>
           <w:p>
             <w:pPr>
@@ -25611,7 +26569,7 @@
         </w:tc>
         <w:tc>
           <w:tcPr>
-            <w:tcW w:w="1985" w:type="dxa"/>
+            <w:tcW w:w="1922" w:type="dxa"/>
           </w:tcPr>
           <w:p>
             <w:pPr>
@@ -25637,7 +26595,7 @@
         </w:tc>
         <w:tc>
           <w:tcPr>
-            <w:tcW w:w="1843" w:type="dxa"/>
+            <w:tcW w:w="1600" w:type="dxa"/>
           </w:tcPr>
           <w:p>
             <w:pPr>
@@ -25656,7 +26614,7 @@
       <w:tr>
         <w:tc>
           <w:tcPr>
-            <w:tcW w:w="1701" w:type="dxa"/>
+            <w:tcW w:w="1654" w:type="dxa"/>
           </w:tcPr>
           <w:p>
             <w:pPr>
@@ -25693,7 +26651,7 @@
         </w:tc>
         <w:tc>
           <w:tcPr>
-            <w:tcW w:w="2268" w:type="dxa"/>
+            <w:tcW w:w="3238" w:type="dxa"/>
           </w:tcPr>
           <w:p>
             <w:pPr>
@@ -25737,7 +26695,7 @@
         </w:tc>
         <w:tc>
           <w:tcPr>
-            <w:tcW w:w="1985" w:type="dxa"/>
+            <w:tcW w:w="1922" w:type="dxa"/>
           </w:tcPr>
           <w:p>
             <w:pPr>
@@ -25763,7 +26721,7 @@
         </w:tc>
         <w:tc>
           <w:tcPr>
-            <w:tcW w:w="1843" w:type="dxa"/>
+            <w:tcW w:w="1600" w:type="dxa"/>
           </w:tcPr>
           <w:p>
             <w:pPr>
@@ -25782,7 +26740,7 @@
       <w:tr>
         <w:tc>
           <w:tcPr>
-            <w:tcW w:w="1701" w:type="dxa"/>
+            <w:tcW w:w="1654" w:type="dxa"/>
           </w:tcPr>
           <w:p>
             <w:pPr>
@@ -25819,7 +26777,7 @@
         </w:tc>
         <w:tc>
           <w:tcPr>
-            <w:tcW w:w="2268" w:type="dxa"/>
+            <w:tcW w:w="3238" w:type="dxa"/>
           </w:tcPr>
           <w:p>
             <w:pPr>
@@ -25845,7 +26803,7 @@
         </w:tc>
         <w:tc>
           <w:tcPr>
-            <w:tcW w:w="1985" w:type="dxa"/>
+            <w:tcW w:w="1922" w:type="dxa"/>
           </w:tcPr>
           <w:p>
             <w:pPr>
@@ -25871,7 +26829,7 @@
         </w:tc>
         <w:tc>
           <w:tcPr>
-            <w:tcW w:w="1843" w:type="dxa"/>
+            <w:tcW w:w="1600" w:type="dxa"/>
           </w:tcPr>
           <w:p>
             <w:pPr>
@@ -25899,7 +26857,7 @@
       <w:tr>
         <w:tc>
           <w:tcPr>
-            <w:tcW w:w="1701" w:type="dxa"/>
+            <w:tcW w:w="1654" w:type="dxa"/>
           </w:tcPr>
           <w:p>
             <w:pPr>
@@ -25937,7 +26895,7 @@
         </w:tc>
         <w:tc>
           <w:tcPr>
-            <w:tcW w:w="2268" w:type="dxa"/>
+            <w:tcW w:w="3238" w:type="dxa"/>
           </w:tcPr>
           <w:p>
             <w:pPr>
@@ -25964,7 +26922,7 @@
         </w:tc>
         <w:tc>
           <w:tcPr>
-            <w:tcW w:w="1985" w:type="dxa"/>
+            <w:tcW w:w="1922" w:type="dxa"/>
           </w:tcPr>
           <w:p>
             <w:pPr>
@@ -25990,7 +26948,7 @@
         </w:tc>
         <w:tc>
           <w:tcPr>
-            <w:tcW w:w="1843" w:type="dxa"/>
+            <w:tcW w:w="1600" w:type="dxa"/>
           </w:tcPr>
           <w:p>
             <w:pPr>
@@ -26018,7 +26976,7 @@
       <w:tr>
         <w:tc>
           <w:tcPr>
-            <w:tcW w:w="1701" w:type="dxa"/>
+            <w:tcW w:w="1654" w:type="dxa"/>
           </w:tcPr>
           <w:p>
             <w:pPr>
@@ -26058,7 +27016,7 @@
         </w:tc>
         <w:tc>
           <w:tcPr>
-            <w:tcW w:w="2268" w:type="dxa"/>
+            <w:tcW w:w="3238" w:type="dxa"/>
           </w:tcPr>
           <w:p>
             <w:pPr>
@@ -26085,7 +27043,7 @@
         </w:tc>
         <w:tc>
           <w:tcPr>
-            <w:tcW w:w="1985" w:type="dxa"/>
+            <w:tcW w:w="1922" w:type="dxa"/>
           </w:tcPr>
           <w:p>
             <w:pPr>
@@ -26112,7 +27070,7 @@
         </w:tc>
         <w:tc>
           <w:tcPr>
-            <w:tcW w:w="1843" w:type="dxa"/>
+            <w:tcW w:w="1600" w:type="dxa"/>
           </w:tcPr>
           <w:p>
             <w:pPr>
@@ -26131,7 +27089,7 @@
       <w:tr>
         <w:tc>
           <w:tcPr>
-            <w:tcW w:w="1701" w:type="dxa"/>
+            <w:tcW w:w="1654" w:type="dxa"/>
           </w:tcPr>
           <w:p>
             <w:pPr>
@@ -26162,7 +27120,7 @@
         </w:tc>
         <w:tc>
           <w:tcPr>
-            <w:tcW w:w="2268" w:type="dxa"/>
+            <w:tcW w:w="3238" w:type="dxa"/>
           </w:tcPr>
           <w:p>
             <w:pPr>
@@ -26189,7 +27147,7 @@
         </w:tc>
         <w:tc>
           <w:tcPr>
-            <w:tcW w:w="1985" w:type="dxa"/>
+            <w:tcW w:w="1922" w:type="dxa"/>
           </w:tcPr>
           <w:p>
             <w:pPr>
@@ -26206,7 +27164,7 @@
         </w:tc>
         <w:tc>
           <w:tcPr>
-            <w:tcW w:w="1843" w:type="dxa"/>
+            <w:tcW w:w="1600" w:type="dxa"/>
           </w:tcPr>
           <w:p>
             <w:pPr>
@@ -26225,7 +27183,7 @@
       <w:tr>
         <w:tc>
           <w:tcPr>
-            <w:tcW w:w="1701" w:type="dxa"/>
+            <w:tcW w:w="1654" w:type="dxa"/>
           </w:tcPr>
           <w:p>
             <w:pPr>
@@ -26262,7 +27220,7 @@
         </w:tc>
         <w:tc>
           <w:tcPr>
-            <w:tcW w:w="2268" w:type="dxa"/>
+            <w:tcW w:w="3238" w:type="dxa"/>
           </w:tcPr>
           <w:p>
             <w:pPr>
@@ -26299,7 +27257,7 @@
         </w:tc>
         <w:tc>
           <w:tcPr>
-            <w:tcW w:w="1985" w:type="dxa"/>
+            <w:tcW w:w="1922" w:type="dxa"/>
           </w:tcPr>
           <w:p>
             <w:pPr>
@@ -26336,7 +27294,7 @@
         </w:tc>
         <w:tc>
           <w:tcPr>
-            <w:tcW w:w="1843" w:type="dxa"/>
+            <w:tcW w:w="1600" w:type="dxa"/>
           </w:tcPr>
           <w:p>
             <w:pPr>
@@ -26375,7 +27333,7 @@
       <w:tr>
         <w:tc>
           <w:tcPr>
-            <w:tcW w:w="1701" w:type="dxa"/>
+            <w:tcW w:w="1654" w:type="dxa"/>
           </w:tcPr>
           <w:p>
             <w:pPr>
@@ -26409,7 +27367,7 @@
         </w:tc>
         <w:tc>
           <w:tcPr>
-            <w:tcW w:w="2268" w:type="dxa"/>
+            <w:tcW w:w="3238" w:type="dxa"/>
           </w:tcPr>
           <w:p>
             <w:pPr>
@@ -26445,7 +27403,7 @@
         </w:tc>
         <w:tc>
           <w:tcPr>
-            <w:tcW w:w="1985" w:type="dxa"/>
+            <w:tcW w:w="1922" w:type="dxa"/>
           </w:tcPr>
           <w:p>
             <w:pPr>
@@ -26480,7 +27438,7 @@
         </w:tc>
         <w:tc>
           <w:tcPr>
-            <w:tcW w:w="1843" w:type="dxa"/>
+            <w:tcW w:w="1600" w:type="dxa"/>
           </w:tcPr>
           <w:p>
             <w:pPr>
@@ -26508,7 +27466,7 @@
       <w:tr>
         <w:tc>
           <w:tcPr>
-            <w:tcW w:w="1701" w:type="dxa"/>
+            <w:tcW w:w="1654" w:type="dxa"/>
           </w:tcPr>
           <w:p>
             <w:pPr>
@@ -26545,7 +27503,7 @@
         </w:tc>
         <w:tc>
           <w:tcPr>
-            <w:tcW w:w="2268" w:type="dxa"/>
+            <w:tcW w:w="3238" w:type="dxa"/>
           </w:tcPr>
           <w:p>
             <w:pPr>
@@ -26558,7 +27516,6 @@
                 <w:szCs w:val="18"/>
               </w:rPr>
             </w:pPr>
-            <w:commentRangeStart w:id="17"/>
             <w:r>
               <w:rPr>
                 <w:rFonts w:hint="eastAsia"/>
@@ -26589,18 +27546,11 @@
               </w:rPr>
               <w:t>ascii 0~127</w:t>
             </w:r>
-            <w:commentRangeEnd w:id="17"/>
-            <w:r>
-              <w:rPr>
-                <w:rStyle w:val="CommentReference"/>
-              </w:rPr>
-              <w:commentReference w:id="17"/>
-            </w:r>
-          </w:p>
-        </w:tc>
-        <w:tc>
-          <w:tcPr>
-            <w:tcW w:w="1985" w:type="dxa"/>
+          </w:p>
+        </w:tc>
+        <w:tc>
+          <w:tcPr>
+            <w:tcW w:w="1922" w:type="dxa"/>
           </w:tcPr>
           <w:p>
             <w:pPr>
@@ -26638,9 +27588,127 @@
                 <w:sz w:val="18"/>
                 <w:szCs w:val="18"/>
               </w:rPr>
-              <w:t>空格符、制表符、</w:t>
-            </w:r>
-            <w:commentRangeStart w:id="18"/>
+              <w:t>空格符、制表符、0x00</w:t>
+            </w:r>
+          </w:p>
+        </w:tc>
+        <w:tc>
+          <w:tcPr>
+            <w:tcW w:w="1600" w:type="dxa"/>
+          </w:tcPr>
+          <w:p>
+            <w:pPr>
+              <w:spacing w:line="276" w:lineRule="auto"/>
+              <w:jc w:val="left"/>
+              <w:rPr>
+                <w:iCs/>
+                <w:color w:val="FF0000"/>
+                <w:sz w:val="18"/>
+                <w:szCs w:val="18"/>
+              </w:rPr>
+            </w:pPr>
+          </w:p>
+        </w:tc>
+      </w:tr>
+      <w:tr>
+        <w:tc>
+          <w:tcPr>
+            <w:tcW w:w="1654" w:type="dxa"/>
+          </w:tcPr>
+          <w:p>
+            <w:pPr>
+              <w:spacing w:line="276" w:lineRule="auto"/>
+              <w:jc w:val="left"/>
+              <w:rPr>
+                <w:iCs/>
+                <w:color w:val="000000"/>
+                <w:sz w:val="18"/>
+                <w:szCs w:val="18"/>
+              </w:rPr>
+            </w:pPr>
+            <w:r>
+              <w:rPr>
+                <w:rFonts w:hint="eastAsia"/>
+                <w:iCs/>
+                <w:color w:val="000000"/>
+                <w:sz w:val="18"/>
+                <w:szCs w:val="18"/>
+              </w:rPr>
+              <w:lastRenderedPageBreak/>
+              <w:t>强制导入</w:t>
+            </w:r>
+            <w:r>
+              <w:rPr>
+                <w:rFonts w:hint="eastAsia"/>
+                <w:iCs/>
+                <w:color w:val="000000"/>
+                <w:sz w:val="18"/>
+                <w:szCs w:val="18"/>
+              </w:rPr>
+              <w:t>force</w:t>
+            </w:r>
+          </w:p>
+        </w:tc>
+        <w:tc>
+          <w:tcPr>
+            <w:tcW w:w="3238" w:type="dxa"/>
+          </w:tcPr>
+          <w:p>
+            <w:pPr>
+              <w:spacing w:line="276" w:lineRule="auto"/>
+              <w:jc w:val="left"/>
+              <w:rPr>
+                <w:iCs/>
+                <w:color w:val="000000"/>
+                <w:sz w:val="18"/>
+                <w:szCs w:val="18"/>
+              </w:rPr>
+            </w:pPr>
+            <w:r>
+              <w:rPr>
+                <w:iCs/>
+                <w:color w:val="000000"/>
+                <w:sz w:val="18"/>
+                <w:szCs w:val="18"/>
+              </w:rPr>
+              <w:t>T</w:t>
+            </w:r>
+            <w:r>
+              <w:rPr>
+                <w:rFonts w:hint="eastAsia"/>
+                <w:iCs/>
+                <w:color w:val="000000"/>
+                <w:sz w:val="18"/>
+                <w:szCs w:val="18"/>
+              </w:rPr>
+              <w:t>rue</w:t>
+            </w:r>
+          </w:p>
+        </w:tc>
+        <w:tc>
+          <w:tcPr>
+            <w:tcW w:w="1922" w:type="dxa"/>
+          </w:tcPr>
+          <w:p>
+            <w:pPr>
+              <w:spacing w:line="276" w:lineRule="auto"/>
+              <w:jc w:val="left"/>
+              <w:rPr>
+                <w:rFonts w:ascii="宋体" w:eastAsia="宋体" w:hAnsi="宋体" w:cs="宋体"/>
+                <w:kern w:val="0"/>
+                <w:sz w:val="18"/>
+                <w:szCs w:val="18"/>
+              </w:rPr>
+            </w:pPr>
+            <w:r>
+              <w:rPr>
+                <w:rFonts w:ascii="宋体" w:eastAsia="宋体" w:hAnsi="宋体" w:cs="宋体"/>
+                <w:kern w:val="0"/>
+                <w:sz w:val="18"/>
+                <w:szCs w:val="18"/>
+              </w:rPr>
+              <w:t>F</w:t>
+            </w:r>
             <w:r>
               <w:rPr>
                 <w:rFonts w:ascii="宋体" w:eastAsia="宋体" w:hAnsi="宋体" w:cs="宋体" w:hint="eastAsia"/>
@@ -26648,39 +27716,41 @@
                 <w:sz w:val="18"/>
                 <w:szCs w:val="18"/>
               </w:rPr>
-              <w:t>0x00</w:t>
-            </w:r>
-            <w:commentRangeEnd w:id="18"/>
-            <w:r>
-              <w:rPr>
-                <w:rStyle w:val="CommentReference"/>
-              </w:rPr>
-              <w:commentReference w:id="18"/>
-            </w:r>
-          </w:p>
-        </w:tc>
-        <w:tc>
-          <w:tcPr>
-            <w:tcW w:w="1843" w:type="dxa"/>
+              <w:t>alse</w:t>
+            </w:r>
+          </w:p>
+        </w:tc>
+        <w:tc>
+          <w:tcPr>
+            <w:tcW w:w="1600" w:type="dxa"/>
           </w:tcPr>
           <w:p>
             <w:pPr>
               <w:spacing w:line="276" w:lineRule="auto"/>
               <w:jc w:val="left"/>
               <w:rPr>
-                <w:iCs/>
-                <w:color w:val="FF0000"/>
-                <w:sz w:val="18"/>
-                <w:szCs w:val="18"/>
-              </w:rPr>
-            </w:pPr>
+                <w:rFonts w:ascii="宋体" w:eastAsia="宋体" w:hAnsi="宋体" w:cs="宋体"/>
+                <w:kern w:val="0"/>
+                <w:sz w:val="18"/>
+                <w:szCs w:val="18"/>
+              </w:rPr>
+            </w:pPr>
+            <w:r>
+              <w:rPr>
+                <w:rFonts w:ascii="宋体" w:eastAsia="宋体" w:hAnsi="宋体" w:cs="宋体" w:hint="eastAsia"/>
+                <w:kern w:val="0"/>
+                <w:sz w:val="18"/>
+                <w:szCs w:val="18"/>
+              </w:rPr>
+              <w:t>其他，如为空</w:t>
+            </w:r>
           </w:p>
         </w:tc>
       </w:tr>
       <w:tr>
         <w:tc>
           <w:tcPr>
-            <w:tcW w:w="1701" w:type="dxa"/>
+            <w:tcW w:w="1654" w:type="dxa"/>
           </w:tcPr>
           <w:p>
             <w:pPr>
@@ -26688,36 +27758,64 @@
               <w:jc w:val="left"/>
               <w:rPr>
                 <w:iCs/>
-                <w:color w:val="000000"/>
-                <w:sz w:val="18"/>
-                <w:szCs w:val="18"/>
-              </w:rPr>
-            </w:pPr>
-            <w:r>
-              <w:rPr>
-                <w:rFonts w:hint="eastAsia"/>
-                <w:iCs/>
-                <w:color w:val="000000"/>
-                <w:sz w:val="18"/>
-                <w:szCs w:val="18"/>
-              </w:rPr>
-              <w:t>强制导入</w:t>
-            </w:r>
-            <w:r>
-              <w:rPr>
-                <w:rFonts w:hint="eastAsia"/>
-                <w:iCs/>
-                <w:color w:val="000000"/>
-                <w:sz w:val="18"/>
-                <w:szCs w:val="18"/>
-              </w:rPr>
-              <w:t>force</w:t>
-            </w:r>
-          </w:p>
-        </w:tc>
-        <w:tc>
-          <w:tcPr>
-            <w:tcW w:w="2268" w:type="dxa"/>
+                <w:color w:val="FF0000"/>
+                <w:sz w:val="18"/>
+                <w:szCs w:val="18"/>
+              </w:rPr>
+            </w:pPr>
+            <w:r>
+              <w:rPr>
+                <w:rFonts w:hint="eastAsia"/>
+                <w:iCs/>
+                <w:color w:val="FF0000"/>
+                <w:sz w:val="18"/>
+                <w:szCs w:val="18"/>
+              </w:rPr>
+              <w:t>字符分隔符（</w:t>
+            </w:r>
+            <w:r>
+              <w:rPr>
+                <w:iCs/>
+                <w:color w:val="FF0000"/>
+                <w:sz w:val="18"/>
+                <w:szCs w:val="18"/>
+              </w:rPr>
+              <w:t>csv</w:t>
+            </w:r>
+            <w:r>
+              <w:rPr>
+                <w:iCs/>
+                <w:color w:val="FF0000"/>
+                <w:sz w:val="18"/>
+                <w:szCs w:val="18"/>
+              </w:rPr>
+              <w:t>有效</w:t>
+            </w:r>
+            <w:r>
+              <w:rPr>
+                <w:rFonts w:hint="eastAsia"/>
+                <w:iCs/>
+                <w:color w:val="FF0000"/>
+                <w:sz w:val="18"/>
+                <w:szCs w:val="18"/>
+              </w:rPr>
+              <w:t>）</w:t>
+            </w:r>
+            <w:r>
+              <w:rPr>
+                <w:rFonts w:hint="eastAsia"/>
+                <w:iCs/>
+                <w:color w:val="FF0000"/>
+                <w:sz w:val="18"/>
+                <w:szCs w:val="18"/>
+              </w:rPr>
+              <w:t>delchar</w:t>
+            </w:r>
+          </w:p>
+        </w:tc>
+        <w:tc>
+          <w:tcPr>
+            <w:tcW w:w="3238" w:type="dxa"/>
           </w:tcPr>
           <w:p>
             <w:pPr>
@@ -26732,28 +27830,167 @@
             </w:pPr>
             <w:r>
               <w:rPr>
-                <w:iCs/>
-                <w:color w:val="000000"/>
-                <w:sz w:val="18"/>
-                <w:szCs w:val="18"/>
-              </w:rPr>
-              <w:t>T</w:t>
-            </w:r>
-            <w:r>
-              <w:rPr>
-                <w:rFonts w:hint="eastAsia"/>
-                <w:iCs/>
-                <w:color w:val="000000"/>
-                <w:sz w:val="18"/>
-                <w:szCs w:val="18"/>
-              </w:rPr>
-              <w:t>rue</w:t>
-            </w:r>
-          </w:p>
-        </w:tc>
-        <w:tc>
-          <w:tcPr>
-            <w:tcW w:w="1985" w:type="dxa"/>
+                <w:rFonts w:hint="eastAsia"/>
+                <w:iCs/>
+                <w:color w:val="000000"/>
+                <w:sz w:val="18"/>
+                <w:szCs w:val="18"/>
+              </w:rPr>
+              <w:t>同</w:t>
+            </w:r>
+            <w:r>
+              <w:rPr>
+                <w:rFonts w:hint="eastAsia"/>
+                <w:iCs/>
+                <w:color w:val="000000"/>
+                <w:sz w:val="18"/>
+                <w:szCs w:val="18"/>
+              </w:rPr>
+              <w:t xml:space="preserve"> </w:t>
+            </w:r>
+            <w:r>
+              <w:rPr>
+                <w:rFonts w:hint="eastAsia"/>
+                <w:iCs/>
+                <w:color w:val="000000"/>
+                <w:sz w:val="18"/>
+                <w:szCs w:val="18"/>
+              </w:rPr>
+              <w:t>记录分隔符</w:t>
+            </w:r>
+          </w:p>
+        </w:tc>
+        <w:tc>
+          <w:tcPr>
+            <w:tcW w:w="1922" w:type="dxa"/>
+          </w:tcPr>
+          <w:p>
+            <w:pPr>
+              <w:spacing w:line="276" w:lineRule="auto"/>
+              <w:jc w:val="left"/>
+              <w:rPr>
+                <w:iCs/>
+                <w:color w:val="000000"/>
+                <w:sz w:val="18"/>
+                <w:szCs w:val="18"/>
+              </w:rPr>
+            </w:pPr>
+          </w:p>
+        </w:tc>
+        <w:tc>
+          <w:tcPr>
+            <w:tcW w:w="1600" w:type="dxa"/>
+          </w:tcPr>
+          <w:p>
+            <w:pPr>
+              <w:spacing w:line="276" w:lineRule="auto"/>
+              <w:jc w:val="left"/>
+              <w:rPr>
+                <w:iCs/>
+                <w:color w:val="000000"/>
+                <w:sz w:val="18"/>
+                <w:szCs w:val="18"/>
+              </w:rPr>
+            </w:pPr>
+          </w:p>
+        </w:tc>
+      </w:tr>
+      <w:tr>
+        <w:tc>
+          <w:tcPr>
+            <w:tcW w:w="1654" w:type="dxa"/>
+          </w:tcPr>
+          <w:p>
+            <w:pPr>
+              <w:spacing w:line="276" w:lineRule="auto"/>
+              <w:jc w:val="left"/>
+              <w:rPr>
+                <w:iCs/>
+                <w:color w:val="FF0000"/>
+                <w:sz w:val="18"/>
+                <w:szCs w:val="18"/>
+              </w:rPr>
+            </w:pPr>
+            <w:r>
+              <w:rPr>
+                <w:rFonts w:hint="eastAsia"/>
+                <w:iCs/>
+                <w:color w:val="FF0000"/>
+                <w:sz w:val="18"/>
+                <w:szCs w:val="18"/>
+              </w:rPr>
+              <w:t>字段分隔符（</w:t>
+            </w:r>
+            <w:r>
+              <w:rPr>
+                <w:iCs/>
+                <w:color w:val="FF0000"/>
+                <w:sz w:val="18"/>
+                <w:szCs w:val="18"/>
+              </w:rPr>
+              <w:t>csv</w:t>
+            </w:r>
+            <w:r>
+              <w:rPr>
+                <w:iCs/>
+                <w:color w:val="FF0000"/>
+                <w:sz w:val="18"/>
+                <w:szCs w:val="18"/>
+              </w:rPr>
+              <w:t>有效</w:t>
+            </w:r>
+            <w:r>
+              <w:rPr>
+                <w:rFonts w:hint="eastAsia"/>
+                <w:iCs/>
+                <w:color w:val="FF0000"/>
+                <w:sz w:val="18"/>
+                <w:szCs w:val="18"/>
+              </w:rPr>
+              <w:t>）</w:t>
+            </w:r>
+            <w:r>
+              <w:rPr>
+                <w:rFonts w:hint="eastAsia"/>
+                <w:iCs/>
+                <w:color w:val="FF0000"/>
+                <w:sz w:val="18"/>
+                <w:szCs w:val="18"/>
+              </w:rPr>
+              <w:t>delfield</w:t>
+            </w:r>
+          </w:p>
+        </w:tc>
+        <w:tc>
+          <w:tcPr>
+            <w:tcW w:w="3238" w:type="dxa"/>
+          </w:tcPr>
+          <w:p>
+            <w:pPr>
+              <w:spacing w:line="276" w:lineRule="auto"/>
+              <w:jc w:val="left"/>
+              <w:rPr>
+                <w:iCs/>
+                <w:color w:val="000000"/>
+                <w:sz w:val="18"/>
+                <w:szCs w:val="18"/>
+              </w:rPr>
+            </w:pPr>
+            <w:r>
+              <w:rPr>
+                <w:rFonts w:hint="eastAsia"/>
+                <w:iCs/>
+                <w:color w:val="000000"/>
+                <w:sz w:val="18"/>
+                <w:szCs w:val="18"/>
+              </w:rPr>
+              <w:t>同上</w:t>
+            </w:r>
+          </w:p>
+        </w:tc>
+        <w:tc>
+          <w:tcPr>
+            <w:tcW w:w="1922" w:type="dxa"/>
           </w:tcPr>
           <w:p>
             <w:pPr>
@@ -26766,10 +28003,1225 @@
                 <w:szCs w:val="18"/>
               </w:rPr>
             </w:pPr>
-            <w:r>
+          </w:p>
+        </w:tc>
+        <w:tc>
+          <w:tcPr>
+            <w:tcW w:w="1600" w:type="dxa"/>
+          </w:tcPr>
+          <w:p>
+            <w:pPr>
+              <w:spacing w:line="276" w:lineRule="auto"/>
+              <w:jc w:val="left"/>
+              <w:rPr>
+                <w:iCs/>
+                <w:color w:val="000000"/>
+                <w:sz w:val="18"/>
+                <w:szCs w:val="18"/>
+              </w:rPr>
+            </w:pPr>
+          </w:p>
+        </w:tc>
+      </w:tr>
+      <w:tr>
+        <w:tc>
+          <w:tcPr>
+            <w:tcW w:w="1654" w:type="dxa"/>
+          </w:tcPr>
+          <w:p>
+            <w:pPr>
+              <w:spacing w:line="276" w:lineRule="auto"/>
+              <w:jc w:val="left"/>
+              <w:rPr>
+                <w:iCs/>
+                <w:noProof/>
+                <w:color w:val="000000"/>
+                <w:sz w:val="18"/>
+                <w:szCs w:val="18"/>
+              </w:rPr>
+            </w:pPr>
+            <w:r>
+              <w:rPr>
+                <w:rFonts w:hint="eastAsia"/>
+                <w:iCs/>
+                <w:noProof/>
+                <w:color w:val="000000"/>
+                <w:sz w:val="18"/>
+                <w:szCs w:val="18"/>
+              </w:rPr>
+              <w:t>字段名</w:t>
+            </w:r>
+            <w:r>
+              <w:rPr>
+                <w:rFonts w:hint="eastAsia"/>
+                <w:iCs/>
+                <w:color w:val="000000" w:themeColor="text1"/>
+                <w:sz w:val="18"/>
+                <w:szCs w:val="18"/>
+              </w:rPr>
+              <w:t>（</w:t>
+            </w:r>
+            <w:r>
+              <w:rPr>
+                <w:iCs/>
+                <w:color w:val="000000" w:themeColor="text1"/>
+                <w:sz w:val="18"/>
+                <w:szCs w:val="18"/>
+              </w:rPr>
+              <w:t>csv</w:t>
+            </w:r>
+            <w:r>
+              <w:rPr>
+                <w:iCs/>
+                <w:color w:val="000000" w:themeColor="text1"/>
+                <w:sz w:val="18"/>
+                <w:szCs w:val="18"/>
+              </w:rPr>
+              <w:t>有效</w:t>
+            </w:r>
+            <w:r>
+              <w:rPr>
+                <w:rFonts w:hint="eastAsia"/>
+                <w:iCs/>
+                <w:color w:val="000000" w:themeColor="text1"/>
+                <w:sz w:val="18"/>
+                <w:szCs w:val="18"/>
+              </w:rPr>
+              <w:t>）</w:t>
+            </w:r>
+            <w:r>
+              <w:rPr>
+                <w:rFonts w:hint="eastAsia"/>
+                <w:iCs/>
+                <w:color w:val="000000" w:themeColor="text1"/>
+                <w:sz w:val="18"/>
+                <w:szCs w:val="18"/>
+              </w:rPr>
+              <w:t>fields</w:t>
+            </w:r>
+          </w:p>
+        </w:tc>
+        <w:tc>
+          <w:tcPr>
+            <w:tcW w:w="3238" w:type="dxa"/>
+          </w:tcPr>
+          <w:p>
+            <w:pPr>
+              <w:spacing w:line="276" w:lineRule="auto"/>
+              <w:jc w:val="left"/>
+              <w:rPr>
+                <w:iCs/>
+                <w:color w:val="000000"/>
+                <w:sz w:val="18"/>
+                <w:szCs w:val="18"/>
+              </w:rPr>
+            </w:pPr>
+            <w:r>
+              <w:rPr>
+                <w:rFonts w:hint="eastAsia"/>
+                <w:iCs/>
+                <w:color w:val="000000"/>
+                <w:sz w:val="18"/>
+                <w:szCs w:val="18"/>
+              </w:rPr>
+              <w:t>指定正确的字段名</w:t>
+            </w:r>
+          </w:p>
+        </w:tc>
+        <w:tc>
+          <w:tcPr>
+            <w:tcW w:w="1922" w:type="dxa"/>
+          </w:tcPr>
+          <w:p>
+            <w:pPr>
+              <w:spacing w:line="276" w:lineRule="auto"/>
+              <w:jc w:val="left"/>
+              <w:rPr>
+                <w:iCs/>
+                <w:color w:val="000000"/>
+                <w:sz w:val="18"/>
+                <w:szCs w:val="18"/>
+              </w:rPr>
+            </w:pPr>
+            <w:r>
+              <w:rPr>
+                <w:rFonts w:hint="eastAsia"/>
+                <w:iCs/>
+                <w:color w:val="000000"/>
+                <w:sz w:val="18"/>
+                <w:szCs w:val="18"/>
+              </w:rPr>
+              <w:t>指定</w:t>
+            </w:r>
+            <w:r>
+              <w:rPr>
+                <w:rFonts w:hint="eastAsia"/>
+                <w:iCs/>
+                <w:color w:val="000000"/>
+                <w:sz w:val="18"/>
+                <w:szCs w:val="18"/>
+              </w:rPr>
+              <w:t>无效的字段名</w:t>
+            </w:r>
+            <w:r>
+              <w:rPr>
+                <w:rFonts w:hint="eastAsia"/>
+                <w:iCs/>
+                <w:color w:val="000000"/>
+                <w:sz w:val="18"/>
+                <w:szCs w:val="18"/>
+              </w:rPr>
+              <w:t>，如包含特殊字符或字符长度过长</w:t>
+            </w:r>
+            <w:r>
+              <w:rPr>
+                <w:rFonts w:hint="eastAsia"/>
+                <w:iCs/>
+                <w:color w:val="000000"/>
+                <w:sz w:val="18"/>
+                <w:szCs w:val="18"/>
+              </w:rPr>
+              <w:t>、空值</w:t>
+            </w:r>
+          </w:p>
+        </w:tc>
+        <w:tc>
+          <w:tcPr>
+            <w:tcW w:w="1600" w:type="dxa"/>
+          </w:tcPr>
+          <w:p>
+            <w:pPr>
+              <w:spacing w:line="276" w:lineRule="auto"/>
+              <w:jc w:val="left"/>
+              <w:rPr>
+                <w:iCs/>
+                <w:color w:val="000000"/>
+                <w:sz w:val="18"/>
+                <w:szCs w:val="18"/>
+              </w:rPr>
+            </w:pPr>
+          </w:p>
+        </w:tc>
+      </w:tr>
+      <w:tr>
+        <w:tc>
+          <w:tcPr>
+            <w:tcW w:w="1654" w:type="dxa"/>
+            <w:vAlign w:val="center"/>
+          </w:tcPr>
+          <w:p>
+            <w:pPr>
+              <w:jc w:val="left"/>
+              <w:rPr>
+                <w:rFonts w:ascii="宋体" w:eastAsia="宋体" w:hAnsi="宋体" w:cs="宋体"/>
+                <w:b/>
+                <w:color w:val="0000FF"/>
+                <w:sz w:val="24"/>
+                <w:szCs w:val="24"/>
+              </w:rPr>
+            </w:pPr>
+            <w:r>
+              <w:rPr>
+                <w:rFonts w:ascii="宋体" w:eastAsia="宋体" w:hAnsi="宋体" w:cs="宋体" w:hint="eastAsia"/>
+                <w:b/>
+                <w:color w:val="0000FF"/>
+                <w:kern w:val="0"/>
+                <w:sz w:val="20"/>
+                <w:szCs w:val="20"/>
+              </w:rPr>
+              <w:t>自定义日期</w:t>
+            </w:r>
+            <w:r>
+              <w:rPr>
+                <w:b/>
+                <w:color w:val="0000FF"/>
+              </w:rPr>
+              <w:t>datefmt</w:t>
+            </w:r>
+          </w:p>
+        </w:tc>
+        <w:tc>
+          <w:tcPr>
+            <w:tcW w:w="3238" w:type="dxa"/>
+            <w:vAlign w:val="center"/>
+          </w:tcPr>
+          <w:p>
+            <w:pPr>
+              <w:jc w:val="left"/>
+              <w:rPr>
+                <w:rFonts w:ascii="宋体" w:eastAsia="宋体" w:hAnsi="宋体" w:cs="宋体" w:hint="eastAsia"/>
+                <w:b/>
+                <w:color w:val="0000FF"/>
+                <w:kern w:val="0"/>
+                <w:sz w:val="20"/>
+                <w:szCs w:val="20"/>
+              </w:rPr>
+            </w:pPr>
+            <w:r>
+              <w:rPr>
+                <w:rFonts w:ascii="宋体" w:eastAsia="宋体" w:hAnsi="宋体" w:cs="宋体" w:hint="eastAsia"/>
+                <w:b/>
+                <w:color w:val="0000FF"/>
+                <w:kern w:val="0"/>
+                <w:sz w:val="20"/>
+                <w:szCs w:val="20"/>
+              </w:rPr>
+              <w:t>指定正确的日期格式，覆盖：</w:t>
+            </w:r>
+          </w:p>
+          <w:p>
+            <w:pPr>
+              <w:jc w:val="left"/>
+              <w:rPr>
+                <w:rFonts w:ascii="宋体" w:eastAsia="宋体" w:hAnsi="宋体" w:cs="宋体"/>
+                <w:b/>
+                <w:color w:val="0000FF"/>
+                <w:kern w:val="0"/>
+                <w:sz w:val="20"/>
+                <w:szCs w:val="20"/>
+              </w:rPr>
+            </w:pPr>
+            <w:r>
+              <w:rPr>
+                <w:rFonts w:ascii="宋体" w:eastAsia="宋体" w:hAnsi="宋体" w:cs="宋体"/>
+                <w:b/>
+                <w:color w:val="0000FF"/>
+                <w:kern w:val="0"/>
+                <w:sz w:val="20"/>
+                <w:szCs w:val="20"/>
+              </w:rPr>
+              <w:t xml:space="preserve">datefmt格式包括年、月、日、通配符以及特定字符 </w:t>
+            </w:r>
+          </w:p>
+          <w:p>
+            <w:pPr>
+              <w:jc w:val="left"/>
+              <w:rPr>
+                <w:rFonts w:ascii="宋体" w:eastAsia="宋体" w:hAnsi="宋体" w:cs="宋体"/>
+                <w:b/>
+                <w:color w:val="0000FF"/>
+                <w:kern w:val="0"/>
+                <w:sz w:val="20"/>
+                <w:szCs w:val="20"/>
+              </w:rPr>
+            </w:pPr>
+            <w:r>
+              <w:rPr>
+                <w:rFonts w:ascii="宋体" w:eastAsia="宋体" w:hAnsi="宋体" w:cs="宋体"/>
+                <w:b/>
+                <w:color w:val="0000FF"/>
+                <w:kern w:val="0"/>
+                <w:sz w:val="20"/>
+                <w:szCs w:val="20"/>
+              </w:rPr>
+              <w:t>年：YYYY</w:t>
+            </w:r>
+          </w:p>
+          <w:p>
+            <w:pPr>
+              <w:jc w:val="left"/>
+              <w:rPr>
+                <w:rFonts w:ascii="宋体" w:eastAsia="宋体" w:hAnsi="宋体" w:cs="宋体"/>
+                <w:b/>
+                <w:color w:val="0000FF"/>
+                <w:kern w:val="0"/>
+                <w:sz w:val="20"/>
+                <w:szCs w:val="20"/>
+              </w:rPr>
+            </w:pPr>
+            <w:r>
+              <w:rPr>
+                <w:rFonts w:ascii="宋体" w:eastAsia="宋体" w:hAnsi="宋体" w:cs="宋体"/>
+                <w:b/>
+                <w:color w:val="0000FF"/>
+                <w:kern w:val="0"/>
+                <w:sz w:val="20"/>
+                <w:szCs w:val="20"/>
+              </w:rPr>
+              <w:t>月：MM</w:t>
+            </w:r>
+          </w:p>
+          <w:p>
+            <w:pPr>
+              <w:jc w:val="left"/>
+              <w:rPr>
+                <w:rFonts w:ascii="宋体" w:eastAsia="宋体" w:hAnsi="宋体" w:cs="宋体"/>
+                <w:b/>
+                <w:color w:val="0000FF"/>
+                <w:kern w:val="0"/>
+                <w:sz w:val="20"/>
+                <w:szCs w:val="20"/>
+              </w:rPr>
+            </w:pPr>
+            <w:r>
+              <w:rPr>
+                <w:rFonts w:ascii="宋体" w:eastAsia="宋体" w:hAnsi="宋体" w:cs="宋体"/>
+                <w:b/>
+                <w:color w:val="0000FF"/>
+                <w:kern w:val="0"/>
+                <w:sz w:val="20"/>
+                <w:szCs w:val="20"/>
+              </w:rPr>
+              <w:t>日：DD</w:t>
+            </w:r>
+          </w:p>
+          <w:p>
+            <w:pPr>
+              <w:jc w:val="left"/>
+              <w:rPr>
+                <w:rFonts w:ascii="宋体" w:eastAsia="宋体" w:hAnsi="宋体" w:cs="宋体"/>
+                <w:b/>
+                <w:color w:val="0000FF"/>
+                <w:kern w:val="0"/>
+                <w:sz w:val="20"/>
+                <w:szCs w:val="20"/>
+              </w:rPr>
+            </w:pPr>
+            <w:r>
+              <w:rPr>
+                <w:rFonts w:ascii="宋体" w:eastAsia="宋体" w:hAnsi="宋体" w:cs="宋体"/>
+                <w:b/>
+                <w:color w:val="0000FF"/>
+                <w:kern w:val="0"/>
+                <w:sz w:val="20"/>
+                <w:szCs w:val="20"/>
+              </w:rPr>
+              <w:t>通配符：*</w:t>
+            </w:r>
+          </w:p>
+          <w:p>
+            <w:pPr>
+              <w:jc w:val="left"/>
+              <w:rPr>
+                <w:rFonts w:ascii="宋体" w:eastAsia="宋体" w:hAnsi="宋体" w:cs="宋体"/>
+                <w:b/>
+                <w:color w:val="0000FF"/>
+                <w:kern w:val="0"/>
+                <w:sz w:val="20"/>
+                <w:szCs w:val="20"/>
+              </w:rPr>
+            </w:pPr>
+            <w:r>
+              <w:rPr>
+                <w:rFonts w:ascii="宋体" w:eastAsia="宋体" w:hAnsi="宋体" w:cs="宋体"/>
+                <w:b/>
+                <w:color w:val="0000FF"/>
+                <w:kern w:val="0"/>
+                <w:sz w:val="20"/>
+                <w:szCs w:val="20"/>
+              </w:rPr>
+              <w:t>特定字符：任意UTF-8字符</w:t>
+            </w:r>
+          </w:p>
+          <w:p>
+            <w:pPr>
+              <w:jc w:val="left"/>
+              <w:rPr>
+                <w:rFonts w:ascii="宋体" w:eastAsia="宋体" w:hAnsi="宋体" w:cs="宋体"/>
+                <w:b/>
+                <w:color w:val="0000FF"/>
+                <w:kern w:val="0"/>
+                <w:sz w:val="20"/>
+                <w:szCs w:val="20"/>
+              </w:rPr>
+            </w:pPr>
+            <w:r>
+              <w:rPr>
+                <w:rFonts w:ascii="宋体" w:eastAsia="宋体" w:hAnsi="宋体" w:cs="宋体"/>
+                <w:b/>
+                <w:color w:val="0000FF"/>
+                <w:kern w:val="0"/>
+                <w:sz w:val="20"/>
+                <w:szCs w:val="20"/>
+              </w:rPr>
+              <w:t>其中年、月、日必须是整数，并且符合日期类型的范围</w:t>
+            </w:r>
+          </w:p>
+          <w:p>
+            <w:pPr>
+              <w:jc w:val="left"/>
+              <w:rPr>
+                <w:rFonts w:ascii="宋体" w:eastAsia="宋体" w:hAnsi="宋体" w:cs="宋体"/>
+                <w:b/>
+                <w:color w:val="0000FF"/>
+                <w:kern w:val="0"/>
+                <w:sz w:val="20"/>
+                <w:szCs w:val="20"/>
+              </w:rPr>
+            </w:pPr>
+            <w:r>
+              <w:rPr>
+                <w:rFonts w:ascii="宋体" w:eastAsia="宋体" w:hAnsi="宋体" w:cs="宋体"/>
+                <w:b/>
+                <w:color w:val="0000FF"/>
+                <w:kern w:val="0"/>
+                <w:sz w:val="20"/>
+                <w:szCs w:val="20"/>
+              </w:rPr>
+              <w:t>指定通配符时，日期字段上对应的位置可以为任意字符</w:t>
+            </w:r>
+          </w:p>
+          <w:p>
+            <w:pPr>
+              <w:jc w:val="left"/>
+              <w:rPr>
+                <w:rFonts w:ascii="宋体" w:eastAsia="宋体" w:hAnsi="宋体" w:cs="宋体"/>
+                <w:b/>
+                <w:color w:val="0000FF"/>
+                <w:kern w:val="0"/>
+                <w:sz w:val="20"/>
+                <w:szCs w:val="20"/>
+              </w:rPr>
+            </w:pPr>
+            <w:r>
+              <w:rPr>
+                <w:rFonts w:ascii="宋体" w:eastAsia="宋体" w:hAnsi="宋体" w:cs="宋体"/>
+                <w:b/>
+                <w:color w:val="0000FF"/>
+                <w:kern w:val="0"/>
+                <w:sz w:val="20"/>
+                <w:szCs w:val="20"/>
+              </w:rPr>
+              <w:t>指定特定字符时，日期字段上对应的位置必须为该指定字符</w:t>
+            </w:r>
+          </w:p>
+          <w:p>
+            <w:pPr>
+              <w:jc w:val="left"/>
+              <w:rPr>
+                <w:rFonts w:ascii="宋体" w:eastAsia="宋体" w:hAnsi="宋体" w:cs="宋体"/>
+                <w:b/>
+                <w:color w:val="0000FF"/>
+                <w:kern w:val="0"/>
+                <w:sz w:val="20"/>
+                <w:szCs w:val="20"/>
+              </w:rPr>
+            </w:pPr>
+            <w:r>
+              <w:rPr>
+                <w:rFonts w:ascii="宋体" w:eastAsia="宋体" w:hAnsi="宋体" w:cs="宋体"/>
+                <w:b/>
+                <w:color w:val="0000FF"/>
+                <w:kern w:val="0"/>
+                <w:sz w:val="20"/>
+                <w:szCs w:val="20"/>
+              </w:rPr>
+              <w:t>例如：--datefmt="MM/DD, YYYY"，字段"3/15, 2015"与该格式匹配</w:t>
+            </w:r>
+          </w:p>
+        </w:tc>
+        <w:tc>
+          <w:tcPr>
+            <w:tcW w:w="1922" w:type="dxa"/>
+            <w:vAlign w:val="center"/>
+          </w:tcPr>
+          <w:p>
+            <w:pPr>
+              <w:widowControl/>
+              <w:spacing w:line="276" w:lineRule="auto"/>
+              <w:jc w:val="left"/>
+              <w:rPr>
+                <w:rFonts w:ascii="宋体" w:eastAsia="宋体" w:hAnsi="宋体" w:cs="宋体"/>
+                <w:b/>
+                <w:color w:val="0000FF"/>
+                <w:kern w:val="0"/>
+                <w:sz w:val="20"/>
+                <w:szCs w:val="20"/>
+              </w:rPr>
+            </w:pPr>
+            <w:r>
+              <w:rPr>
+                <w:rFonts w:ascii="宋体" w:eastAsia="宋体" w:hAnsi="宋体" w:cs="宋体" w:hint="eastAsia"/>
+                <w:b/>
+                <w:color w:val="0000FF"/>
+                <w:kern w:val="0"/>
+                <w:sz w:val="20"/>
+                <w:szCs w:val="20"/>
+              </w:rPr>
+              <w:t>非法的日期格式，如：</w:t>
+            </w:r>
+            <w:r>
+              <w:rPr>
+                <w:rFonts w:ascii="宋体" w:eastAsia="宋体" w:hAnsi="宋体" w:cs="宋体" w:hint="eastAsia"/>
+                <w:b/>
+                <w:color w:val="0000FF"/>
+                <w:kern w:val="0"/>
+                <w:sz w:val="20"/>
+                <w:szCs w:val="20"/>
+              </w:rPr>
+              <w:t>MM-DD，或包含不可见字符</w:t>
+            </w:r>
+          </w:p>
+        </w:tc>
+        <w:tc>
+          <w:tcPr>
+            <w:tcW w:w="1600" w:type="dxa"/>
+          </w:tcPr>
+          <w:p>
+            <w:pPr>
+              <w:widowControl/>
+              <w:spacing w:line="276" w:lineRule="auto"/>
+              <w:jc w:val="left"/>
+              <w:rPr>
+                <w:rFonts w:ascii="宋体" w:eastAsia="宋体" w:hAnsi="宋体" w:cs="宋体"/>
+                <w:b/>
+                <w:color w:val="0000FF"/>
+                <w:kern w:val="0"/>
+                <w:sz w:val="20"/>
+                <w:szCs w:val="20"/>
+              </w:rPr>
+            </w:pPr>
+          </w:p>
+        </w:tc>
+      </w:tr>
+      <w:tr>
+        <w:tc>
+          <w:tcPr>
+            <w:tcW w:w="1654" w:type="dxa"/>
+            <w:vAlign w:val="center"/>
+          </w:tcPr>
+          <w:p>
+            <w:pPr>
+              <w:jc w:val="left"/>
+              <w:rPr>
+                <w:rFonts w:ascii="宋体" w:eastAsia="宋体" w:hAnsi="宋体" w:cs="宋体"/>
+                <w:b/>
+                <w:color w:val="0000FF"/>
+                <w:sz w:val="24"/>
+                <w:szCs w:val="24"/>
+              </w:rPr>
+            </w:pPr>
+            <w:r>
+              <w:rPr>
+                <w:rFonts w:ascii="宋体" w:eastAsia="宋体" w:hAnsi="宋体" w:cs="宋体" w:hint="eastAsia"/>
+                <w:b/>
+                <w:color w:val="0000FF"/>
+                <w:kern w:val="0"/>
+                <w:sz w:val="20"/>
+                <w:szCs w:val="20"/>
+              </w:rPr>
+              <w:t>自定义时间戳</w:t>
+            </w:r>
+            <w:r>
+              <w:rPr>
+                <w:b/>
+                <w:color w:val="0000FF"/>
+              </w:rPr>
+              <w:t>timestampfmt</w:t>
+            </w:r>
+          </w:p>
+        </w:tc>
+        <w:tc>
+          <w:tcPr>
+            <w:tcW w:w="3238" w:type="dxa"/>
+            <w:vAlign w:val="center"/>
+          </w:tcPr>
+          <w:p>
+            <w:pPr>
+              <w:jc w:val="left"/>
+              <w:rPr>
+                <w:rFonts w:ascii="宋体" w:eastAsia="宋体" w:hAnsi="宋体" w:cs="宋体" w:hint="eastAsia"/>
+                <w:b/>
+                <w:color w:val="0000FF"/>
+                <w:kern w:val="0"/>
+                <w:sz w:val="20"/>
+                <w:szCs w:val="20"/>
+              </w:rPr>
+            </w:pPr>
+            <w:r>
+              <w:rPr>
+                <w:rFonts w:ascii="宋体" w:eastAsia="宋体" w:hAnsi="宋体" w:cs="宋体" w:hint="eastAsia"/>
+                <w:b/>
+                <w:color w:val="0000FF"/>
+                <w:kern w:val="0"/>
+                <w:sz w:val="20"/>
+                <w:szCs w:val="20"/>
+              </w:rPr>
+              <w:t>指定正确的日期格式，如：</w:t>
+            </w:r>
+          </w:p>
+          <w:p>
+            <w:pPr>
+              <w:jc w:val="left"/>
+              <w:rPr>
+                <w:rFonts w:ascii="宋体" w:eastAsia="宋体" w:hAnsi="宋体" w:cs="宋体"/>
+                <w:b/>
+                <w:color w:val="0000FF"/>
+                <w:kern w:val="0"/>
+                <w:sz w:val="20"/>
+                <w:szCs w:val="20"/>
+              </w:rPr>
+            </w:pPr>
+            <w:r>
+              <w:rPr>
+                <w:rFonts w:ascii="宋体" w:eastAsia="宋体" w:hAnsi="宋体" w:cs="宋体"/>
+                <w:b/>
+                <w:color w:val="0000FF"/>
+                <w:kern w:val="0"/>
+                <w:sz w:val="20"/>
+                <w:szCs w:val="20"/>
+              </w:rPr>
+              <w:t xml:space="preserve">timestamp格式包括年、月、日、时、分、秒、微秒或毫秒、通配符以及特定字符 </w:t>
+            </w:r>
+          </w:p>
+          <w:p>
+            <w:pPr>
+              <w:jc w:val="left"/>
+              <w:rPr>
+                <w:rFonts w:ascii="宋体" w:eastAsia="宋体" w:hAnsi="宋体" w:cs="宋体"/>
+                <w:b/>
+                <w:color w:val="0000FF"/>
+                <w:kern w:val="0"/>
+                <w:sz w:val="20"/>
+                <w:szCs w:val="20"/>
+              </w:rPr>
+            </w:pPr>
+            <w:r>
+              <w:rPr>
+                <w:rFonts w:ascii="宋体" w:eastAsia="宋体" w:hAnsi="宋体" w:cs="宋体"/>
+                <w:b/>
+                <w:color w:val="0000FF"/>
+                <w:kern w:val="0"/>
+                <w:sz w:val="20"/>
+                <w:szCs w:val="20"/>
+              </w:rPr>
+              <w:t>年：YYYY</w:t>
+            </w:r>
+          </w:p>
+          <w:p>
+            <w:pPr>
+              <w:jc w:val="left"/>
+              <w:rPr>
+                <w:rFonts w:ascii="宋体" w:eastAsia="宋体" w:hAnsi="宋体" w:cs="宋体"/>
+                <w:b/>
+                <w:color w:val="0000FF"/>
+                <w:kern w:val="0"/>
+                <w:sz w:val="20"/>
+                <w:szCs w:val="20"/>
+              </w:rPr>
+            </w:pPr>
+            <w:r>
+              <w:rPr>
+                <w:rFonts w:ascii="宋体" w:eastAsia="宋体" w:hAnsi="宋体" w:cs="宋体"/>
+                <w:b/>
+                <w:color w:val="0000FF"/>
+                <w:kern w:val="0"/>
+                <w:sz w:val="20"/>
+                <w:szCs w:val="20"/>
+              </w:rPr>
+              <w:t>月：MM</w:t>
+            </w:r>
+          </w:p>
+          <w:p>
+            <w:pPr>
+              <w:jc w:val="left"/>
+              <w:rPr>
+                <w:rFonts w:ascii="宋体" w:eastAsia="宋体" w:hAnsi="宋体" w:cs="宋体"/>
+                <w:b/>
+                <w:color w:val="0000FF"/>
+                <w:kern w:val="0"/>
+                <w:sz w:val="20"/>
+                <w:szCs w:val="20"/>
+              </w:rPr>
+            </w:pPr>
+            <w:r>
+              <w:rPr>
+                <w:rFonts w:ascii="宋体" w:eastAsia="宋体" w:hAnsi="宋体" w:cs="宋体"/>
+                <w:b/>
+                <w:color w:val="0000FF"/>
+                <w:kern w:val="0"/>
+                <w:sz w:val="20"/>
+                <w:szCs w:val="20"/>
+              </w:rPr>
+              <w:t>日：DD</w:t>
+            </w:r>
+          </w:p>
+          <w:p>
+            <w:pPr>
+              <w:jc w:val="left"/>
+              <w:rPr>
+                <w:rFonts w:ascii="宋体" w:eastAsia="宋体" w:hAnsi="宋体" w:cs="宋体"/>
+                <w:b/>
+                <w:color w:val="0000FF"/>
+                <w:kern w:val="0"/>
+                <w:sz w:val="20"/>
+                <w:szCs w:val="20"/>
+              </w:rPr>
+            </w:pPr>
+            <w:r>
+              <w:rPr>
+                <w:rFonts w:ascii="宋体" w:eastAsia="宋体" w:hAnsi="宋体" w:cs="宋体"/>
+                <w:b/>
+                <w:color w:val="0000FF"/>
+                <w:kern w:val="0"/>
+                <w:sz w:val="20"/>
+                <w:szCs w:val="20"/>
+              </w:rPr>
+              <w:t>时：HH</w:t>
+            </w:r>
+          </w:p>
+          <w:p>
+            <w:pPr>
+              <w:jc w:val="left"/>
+              <w:rPr>
+                <w:rFonts w:ascii="宋体" w:eastAsia="宋体" w:hAnsi="宋体" w:cs="宋体"/>
+                <w:b/>
+                <w:color w:val="0000FF"/>
+                <w:kern w:val="0"/>
+                <w:sz w:val="20"/>
+                <w:szCs w:val="20"/>
+              </w:rPr>
+            </w:pPr>
+            <w:r>
+              <w:rPr>
+                <w:rFonts w:ascii="宋体" w:eastAsia="宋体" w:hAnsi="宋体" w:cs="宋体"/>
+                <w:b/>
+                <w:color w:val="0000FF"/>
+                <w:kern w:val="0"/>
+                <w:sz w:val="20"/>
+                <w:szCs w:val="20"/>
+              </w:rPr>
+              <w:t>分：mm</w:t>
+            </w:r>
+          </w:p>
+          <w:p>
+            <w:pPr>
+              <w:jc w:val="left"/>
+              <w:rPr>
+                <w:rFonts w:ascii="宋体" w:eastAsia="宋体" w:hAnsi="宋体" w:cs="宋体"/>
+                <w:b/>
+                <w:color w:val="0000FF"/>
+                <w:kern w:val="0"/>
+                <w:sz w:val="20"/>
+                <w:szCs w:val="20"/>
+              </w:rPr>
+            </w:pPr>
+            <w:r>
+              <w:rPr>
+                <w:rFonts w:ascii="宋体" w:eastAsia="宋体" w:hAnsi="宋体" w:cs="宋体"/>
+                <w:b/>
+                <w:color w:val="0000FF"/>
+                <w:kern w:val="0"/>
+                <w:sz w:val="20"/>
+                <w:szCs w:val="20"/>
+              </w:rPr>
+              <w:t>秒：ss</w:t>
+            </w:r>
+          </w:p>
+          <w:p>
+            <w:pPr>
+              <w:jc w:val="left"/>
+              <w:rPr>
+                <w:rFonts w:ascii="宋体" w:eastAsia="宋体" w:hAnsi="宋体" w:cs="宋体"/>
+                <w:b/>
+                <w:color w:val="0000FF"/>
+                <w:kern w:val="0"/>
+                <w:sz w:val="20"/>
+                <w:szCs w:val="20"/>
+              </w:rPr>
+            </w:pPr>
+            <w:r>
+              <w:rPr>
+                <w:rFonts w:ascii="宋体" w:eastAsia="宋体" w:hAnsi="宋体" w:cs="宋体"/>
+                <w:b/>
+                <w:color w:val="0000FF"/>
+                <w:kern w:val="0"/>
+                <w:sz w:val="20"/>
+                <w:szCs w:val="20"/>
+              </w:rPr>
+              <w:t>微秒：ffffff</w:t>
+            </w:r>
+          </w:p>
+          <w:p>
+            <w:pPr>
+              <w:jc w:val="left"/>
+              <w:rPr>
+                <w:rFonts w:ascii="宋体" w:eastAsia="宋体" w:hAnsi="宋体" w:cs="宋体"/>
+                <w:b/>
+                <w:color w:val="0000FF"/>
+                <w:kern w:val="0"/>
+                <w:sz w:val="20"/>
+                <w:szCs w:val="20"/>
+              </w:rPr>
+            </w:pPr>
+            <w:r>
+              <w:rPr>
+                <w:rFonts w:ascii="宋体" w:eastAsia="宋体" w:hAnsi="宋体" w:cs="宋体"/>
+                <w:b/>
+                <w:color w:val="0000FF"/>
+                <w:kern w:val="0"/>
+                <w:sz w:val="20"/>
+                <w:szCs w:val="20"/>
+              </w:rPr>
+              <w:t>毫秒：SSS</w:t>
+            </w:r>
+          </w:p>
+          <w:p>
+            <w:pPr>
+              <w:jc w:val="left"/>
+              <w:rPr>
+                <w:rFonts w:ascii="宋体" w:eastAsia="宋体" w:hAnsi="宋体" w:cs="宋体"/>
+                <w:b/>
+                <w:color w:val="0000FF"/>
+                <w:kern w:val="0"/>
+                <w:sz w:val="20"/>
+                <w:szCs w:val="20"/>
+              </w:rPr>
+            </w:pPr>
+            <w:r>
+              <w:rPr>
+                <w:rFonts w:ascii="宋体" w:eastAsia="宋体" w:hAnsi="宋体" w:cs="宋体"/>
+                <w:b/>
+                <w:color w:val="0000FF"/>
+                <w:kern w:val="0"/>
+                <w:sz w:val="20"/>
+                <w:szCs w:val="20"/>
+              </w:rPr>
+              <w:t>通配符：*</w:t>
+            </w:r>
+          </w:p>
+          <w:p>
+            <w:pPr>
+              <w:jc w:val="left"/>
+              <w:rPr>
+                <w:rFonts w:ascii="宋体" w:eastAsia="宋体" w:hAnsi="宋体" w:cs="宋体"/>
+                <w:b/>
+                <w:color w:val="0000FF"/>
+                <w:kern w:val="0"/>
+                <w:sz w:val="20"/>
+                <w:szCs w:val="20"/>
+              </w:rPr>
+            </w:pPr>
+            <w:r>
+              <w:rPr>
+                <w:rFonts w:ascii="宋体" w:eastAsia="宋体" w:hAnsi="宋体" w:cs="宋体"/>
+                <w:b/>
+                <w:color w:val="0000FF"/>
+                <w:kern w:val="0"/>
+                <w:sz w:val="20"/>
+                <w:szCs w:val="20"/>
+              </w:rPr>
+              <w:t>特定字符：任意UTF-8字符</w:t>
+            </w:r>
+          </w:p>
+          <w:p>
+            <w:pPr>
+              <w:jc w:val="left"/>
+              <w:rPr>
+                <w:rFonts w:ascii="宋体" w:eastAsia="宋体" w:hAnsi="宋体" w:cs="宋体"/>
+                <w:b/>
+                <w:color w:val="0000FF"/>
+                <w:kern w:val="0"/>
+                <w:sz w:val="20"/>
+                <w:szCs w:val="20"/>
+              </w:rPr>
+            </w:pPr>
+            <w:r>
+              <w:rPr>
+                <w:rFonts w:ascii="宋体" w:eastAsia="宋体" w:hAnsi="宋体" w:cs="宋体"/>
+                <w:b/>
+                <w:color w:val="0000FF"/>
+                <w:kern w:val="0"/>
+                <w:sz w:val="20"/>
+                <w:szCs w:val="20"/>
+              </w:rPr>
+              <w:t>其中年、月、日、时、分、秒、微秒、毫秒必须是整数，并且符合时间戳类型的范围</w:t>
+            </w:r>
+          </w:p>
+          <w:p>
+            <w:pPr>
+              <w:jc w:val="left"/>
+              <w:rPr>
+                <w:rFonts w:ascii="宋体" w:eastAsia="宋体" w:hAnsi="宋体" w:cs="宋体"/>
+                <w:b/>
+                <w:color w:val="0000FF"/>
+                <w:kern w:val="0"/>
+                <w:sz w:val="20"/>
+                <w:szCs w:val="20"/>
+              </w:rPr>
+            </w:pPr>
+            <w:r>
+              <w:rPr>
+                <w:rFonts w:ascii="宋体" w:eastAsia="宋体" w:hAnsi="宋体" w:cs="宋体"/>
+                <w:b/>
+                <w:color w:val="0000FF"/>
+                <w:kern w:val="0"/>
+                <w:sz w:val="20"/>
+                <w:szCs w:val="20"/>
+              </w:rPr>
+              <w:t>微秒和毫秒不能同时出现，只能出</w:t>
+            </w:r>
+            <w:r>
+              <w:rPr>
+                <w:rFonts w:ascii="宋体" w:eastAsia="宋体" w:hAnsi="宋体" w:cs="宋体"/>
+                <w:b/>
+                <w:color w:val="0000FF"/>
+                <w:kern w:val="0"/>
+                <w:sz w:val="20"/>
+                <w:szCs w:val="20"/>
+              </w:rPr>
+              <w:lastRenderedPageBreak/>
+              <w:t>现其中一个</w:t>
+            </w:r>
+          </w:p>
+          <w:p>
+            <w:pPr>
+              <w:jc w:val="left"/>
+              <w:rPr>
+                <w:rFonts w:ascii="宋体" w:eastAsia="宋体" w:hAnsi="宋体" w:cs="宋体"/>
+                <w:b/>
+                <w:color w:val="0000FF"/>
+                <w:kern w:val="0"/>
+                <w:sz w:val="20"/>
+                <w:szCs w:val="20"/>
+              </w:rPr>
+            </w:pPr>
+            <w:r>
+              <w:rPr>
+                <w:rFonts w:ascii="宋体" w:eastAsia="宋体" w:hAnsi="宋体" w:cs="宋体"/>
+                <w:b/>
+                <w:color w:val="0000FF"/>
+                <w:kern w:val="0"/>
+                <w:sz w:val="20"/>
+                <w:szCs w:val="20"/>
+              </w:rPr>
+              <w:t>指定通配符时，时间戳字段上对应的位置可以为任意字符</w:t>
+            </w:r>
+          </w:p>
+          <w:p>
+            <w:pPr>
+              <w:jc w:val="left"/>
+              <w:rPr>
+                <w:rFonts w:ascii="宋体" w:eastAsia="宋体" w:hAnsi="宋体" w:cs="宋体"/>
+                <w:b/>
+                <w:color w:val="0000FF"/>
+                <w:kern w:val="0"/>
+                <w:sz w:val="20"/>
+                <w:szCs w:val="20"/>
+              </w:rPr>
+            </w:pPr>
+            <w:r>
+              <w:rPr>
+                <w:rFonts w:ascii="宋体" w:eastAsia="宋体" w:hAnsi="宋体" w:cs="宋体"/>
+                <w:b/>
+                <w:color w:val="0000FF"/>
+                <w:kern w:val="0"/>
+                <w:sz w:val="20"/>
+                <w:szCs w:val="20"/>
+              </w:rPr>
+              <w:t>指定特定字符时，时间戳字段上对应的位置必须为该指定字符</w:t>
+            </w:r>
+          </w:p>
+          <w:p>
+            <w:pPr>
+              <w:jc w:val="left"/>
               <w:rPr>
                 <w:rFonts w:ascii="宋体" w:eastAsia="宋体" w:hAnsi="宋体" w:cs="宋体"/>
                 <w:kern w:val="0"/>
+                <w:sz w:val="24"/>
+                <w:szCs w:val="24"/>
+              </w:rPr>
+            </w:pPr>
+            <w:r>
+              <w:rPr>
+                <w:rFonts w:ascii="宋体" w:eastAsia="宋体" w:hAnsi="宋体" w:cs="宋体"/>
+                <w:b/>
+                <w:color w:val="0000FF"/>
+                <w:kern w:val="0"/>
+                <w:sz w:val="20"/>
+                <w:szCs w:val="20"/>
+              </w:rPr>
+              <w:t>例如：--timestampfmt="MM/DD/YYYY T mm.ss.SSS"，字段"3/15/2015 T 12.30.123"与该格式匹配</w:t>
+            </w:r>
+          </w:p>
+        </w:tc>
+        <w:tc>
+          <w:tcPr>
+            <w:tcW w:w="1922" w:type="dxa"/>
+            <w:vAlign w:val="center"/>
+          </w:tcPr>
+          <w:p>
+            <w:pPr>
+              <w:widowControl/>
+              <w:spacing w:line="276" w:lineRule="auto"/>
+              <w:jc w:val="left"/>
+              <w:rPr>
+                <w:rFonts w:ascii="宋体" w:eastAsia="宋体" w:hAnsi="宋体" w:cs="宋体"/>
+                <w:b/>
+                <w:color w:val="0000FF"/>
+                <w:kern w:val="0"/>
+                <w:sz w:val="20"/>
+                <w:szCs w:val="20"/>
+              </w:rPr>
+            </w:pPr>
+            <w:r>
+              <w:rPr>
+                <w:rFonts w:ascii="宋体" w:eastAsia="宋体" w:hAnsi="宋体" w:cs="宋体" w:hint="eastAsia"/>
+                <w:b/>
+                <w:color w:val="0000FF"/>
+                <w:kern w:val="0"/>
+                <w:sz w:val="20"/>
+                <w:szCs w:val="20"/>
+              </w:rPr>
+              <w:lastRenderedPageBreak/>
+              <w:t>非法的时间戳格式</w:t>
+            </w:r>
+          </w:p>
+        </w:tc>
+        <w:tc>
+          <w:tcPr>
+            <w:tcW w:w="1600" w:type="dxa"/>
+          </w:tcPr>
+          <w:p>
+            <w:pPr>
+              <w:widowControl/>
+              <w:spacing w:line="276" w:lineRule="auto"/>
+              <w:jc w:val="left"/>
+              <w:rPr>
+                <w:rFonts w:ascii="宋体" w:eastAsia="宋体" w:hAnsi="宋体" w:cs="宋体"/>
+                <w:b/>
+                <w:color w:val="0000FF"/>
+                <w:kern w:val="0"/>
+                <w:sz w:val="20"/>
+                <w:szCs w:val="20"/>
+              </w:rPr>
+            </w:pPr>
+            <w:r>
+              <w:rPr>
+                <w:rFonts w:ascii="宋体" w:eastAsia="宋体" w:hAnsi="宋体" w:cs="宋体" w:hint="eastAsia"/>
+                <w:b/>
+                <w:color w:val="0000FF"/>
+                <w:kern w:val="0"/>
+                <w:sz w:val="20"/>
+                <w:szCs w:val="20"/>
+              </w:rPr>
+              <w:t>非法，如test</w:t>
+            </w:r>
+          </w:p>
+        </w:tc>
+      </w:tr>
+      <w:tr>
+        <w:tc>
+          <w:tcPr>
+            <w:tcW w:w="1654" w:type="dxa"/>
+          </w:tcPr>
+          <w:p>
+            <w:pPr>
+              <w:spacing w:line="276" w:lineRule="auto"/>
+              <w:jc w:val="left"/>
+              <w:rPr>
+                <w:iCs/>
+                <w:color w:val="000000" w:themeColor="text1"/>
+                <w:sz w:val="18"/>
+                <w:szCs w:val="18"/>
+              </w:rPr>
+            </w:pPr>
+            <w:r>
+              <w:rPr>
+                <w:rFonts w:hint="eastAsia"/>
+                <w:iCs/>
+                <w:color w:val="000000" w:themeColor="text1"/>
+                <w:sz w:val="18"/>
+                <w:szCs w:val="18"/>
+              </w:rPr>
+              <w:lastRenderedPageBreak/>
+              <w:t>指定首行是否作为字段名（</w:t>
+            </w:r>
+            <w:r>
+              <w:rPr>
+                <w:iCs/>
+                <w:color w:val="000000" w:themeColor="text1"/>
+                <w:sz w:val="18"/>
+                <w:szCs w:val="18"/>
+              </w:rPr>
+              <w:t>csv</w:t>
+            </w:r>
+            <w:r>
+              <w:rPr>
+                <w:iCs/>
+                <w:color w:val="000000" w:themeColor="text1"/>
+                <w:sz w:val="18"/>
+                <w:szCs w:val="18"/>
+              </w:rPr>
+              <w:t>有效</w:t>
+            </w:r>
+            <w:r>
+              <w:rPr>
+                <w:rFonts w:hint="eastAsia"/>
+                <w:iCs/>
+                <w:color w:val="000000" w:themeColor="text1"/>
+                <w:sz w:val="18"/>
+                <w:szCs w:val="18"/>
+              </w:rPr>
+              <w:t>）</w:t>
+            </w:r>
+            <w:r>
+              <w:rPr>
+                <w:rFonts w:hint="eastAsia"/>
+                <w:iCs/>
+                <w:color w:val="000000" w:themeColor="text1"/>
+                <w:sz w:val="18"/>
+                <w:szCs w:val="18"/>
+              </w:rPr>
+              <w:t>headerline</w:t>
+            </w:r>
+          </w:p>
+        </w:tc>
+        <w:tc>
+          <w:tcPr>
+            <w:tcW w:w="3238" w:type="dxa"/>
+          </w:tcPr>
+          <w:p>
+            <w:pPr>
+              <w:spacing w:line="276" w:lineRule="auto"/>
+              <w:jc w:val="left"/>
+              <w:rPr>
+                <w:iCs/>
+                <w:color w:val="000000"/>
+                <w:sz w:val="18"/>
+                <w:szCs w:val="18"/>
+              </w:rPr>
+            </w:pPr>
+            <w:r>
+              <w:rPr>
+                <w:iCs/>
+                <w:color w:val="000000"/>
+                <w:sz w:val="18"/>
+                <w:szCs w:val="18"/>
+              </w:rPr>
+              <w:t>T</w:t>
+            </w:r>
+            <w:r>
+              <w:rPr>
+                <w:rFonts w:hint="eastAsia"/>
+                <w:iCs/>
+                <w:color w:val="000000"/>
+                <w:sz w:val="18"/>
+                <w:szCs w:val="18"/>
+              </w:rPr>
+              <w:t>rue</w:t>
+            </w:r>
+          </w:p>
+        </w:tc>
+        <w:tc>
+          <w:tcPr>
+            <w:tcW w:w="1922" w:type="dxa"/>
+          </w:tcPr>
+          <w:p>
+            <w:pPr>
+              <w:spacing w:line="276" w:lineRule="auto"/>
+              <w:jc w:val="left"/>
+              <w:rPr>
+                <w:rFonts w:ascii="宋体" w:eastAsia="宋体" w:hAnsi="宋体" w:cs="宋体"/>
+                <w:kern w:val="0"/>
+                <w:sz w:val="18"/>
+                <w:szCs w:val="18"/>
+              </w:rPr>
+            </w:pPr>
+            <w:r>
+              <w:rPr>
+                <w:rFonts w:ascii="宋体" w:eastAsia="宋体" w:hAnsi="宋体" w:cs="宋体"/>
+                <w:kern w:val="0"/>
                 <w:sz w:val="18"/>
                 <w:szCs w:val="18"/>
               </w:rPr>
@@ -26788,7 +29240,147 @@
         </w:tc>
         <w:tc>
           <w:tcPr>
-            <w:tcW w:w="1843" w:type="dxa"/>
+            <w:tcW w:w="1600" w:type="dxa"/>
+          </w:tcPr>
+          <w:p>
+            <w:pPr>
+              <w:spacing w:line="276" w:lineRule="auto"/>
+              <w:jc w:val="left"/>
+              <w:rPr>
+                <w:iCs/>
+                <w:color w:val="000000"/>
+                <w:sz w:val="18"/>
+                <w:szCs w:val="18"/>
+              </w:rPr>
+            </w:pPr>
+            <w:r>
+              <w:rPr>
+                <w:rFonts w:hint="eastAsia"/>
+                <w:iCs/>
+                <w:color w:val="000000"/>
+                <w:sz w:val="18"/>
+                <w:szCs w:val="18"/>
+              </w:rPr>
+              <w:t>其他，如</w:t>
+            </w:r>
+            <w:r>
+              <w:rPr>
+                <w:rFonts w:hint="eastAsia"/>
+                <w:iCs/>
+                <w:color w:val="000000"/>
+                <w:sz w:val="18"/>
+                <w:szCs w:val="18"/>
+              </w:rPr>
+              <w:t>abc</w:t>
+            </w:r>
+          </w:p>
+        </w:tc>
+      </w:tr>
+      <w:tr>
+        <w:tc>
+          <w:tcPr>
+            <w:tcW w:w="1654" w:type="dxa"/>
+          </w:tcPr>
+          <w:p>
+            <w:pPr>
+              <w:spacing w:line="276" w:lineRule="auto"/>
+              <w:jc w:val="left"/>
+              <w:rPr>
+                <w:iCs/>
+                <w:color w:val="000000" w:themeColor="text1"/>
+                <w:sz w:val="18"/>
+                <w:szCs w:val="18"/>
+              </w:rPr>
+            </w:pPr>
+            <w:r>
+              <w:rPr>
+                <w:rFonts w:hint="eastAsia"/>
+                <w:iCs/>
+                <w:color w:val="000000" w:themeColor="text1"/>
+                <w:sz w:val="18"/>
+                <w:szCs w:val="18"/>
+              </w:rPr>
+              <w:t>自动添加字段名（</w:t>
+            </w:r>
+            <w:r>
+              <w:rPr>
+                <w:iCs/>
+                <w:color w:val="000000" w:themeColor="text1"/>
+                <w:sz w:val="18"/>
+                <w:szCs w:val="18"/>
+              </w:rPr>
+              <w:t>csv</w:t>
+            </w:r>
+            <w:r>
+              <w:rPr>
+                <w:iCs/>
+                <w:color w:val="000000" w:themeColor="text1"/>
+                <w:sz w:val="18"/>
+                <w:szCs w:val="18"/>
+              </w:rPr>
+              <w:t>有效</w:t>
+            </w:r>
+            <w:r>
+              <w:rPr>
+                <w:rFonts w:hint="eastAsia"/>
+                <w:iCs/>
+                <w:color w:val="000000" w:themeColor="text1"/>
+                <w:sz w:val="18"/>
+                <w:szCs w:val="18"/>
+              </w:rPr>
+              <w:t>）</w:t>
+            </w:r>
+            <w:r>
+              <w:rPr>
+                <w:rFonts w:hint="eastAsia"/>
+                <w:iCs/>
+                <w:color w:val="000000" w:themeColor="text1"/>
+                <w:sz w:val="18"/>
+                <w:szCs w:val="18"/>
+              </w:rPr>
+              <w:t>sparse</w:t>
+            </w:r>
+          </w:p>
+        </w:tc>
+        <w:tc>
+          <w:tcPr>
+            <w:tcW w:w="3238" w:type="dxa"/>
+          </w:tcPr>
+          <w:p>
+            <w:pPr>
+              <w:spacing w:line="276" w:lineRule="auto"/>
+              <w:jc w:val="left"/>
+              <w:rPr>
+                <w:iCs/>
+                <w:color w:val="000000"/>
+                <w:sz w:val="18"/>
+                <w:szCs w:val="18"/>
+              </w:rPr>
+            </w:pPr>
+            <w:r>
+              <w:rPr>
+                <w:iCs/>
+                <w:color w:val="000000"/>
+                <w:sz w:val="18"/>
+                <w:szCs w:val="18"/>
+              </w:rPr>
+              <w:t>T</w:t>
+            </w:r>
+            <w:r>
+              <w:rPr>
+                <w:rFonts w:hint="eastAsia"/>
+                <w:iCs/>
+                <w:color w:val="000000"/>
+                <w:sz w:val="18"/>
+                <w:szCs w:val="18"/>
+              </w:rPr>
+              <w:t>rue</w:t>
+            </w:r>
+          </w:p>
+        </w:tc>
+        <w:tc>
+          <w:tcPr>
+            <w:tcW w:w="1922" w:type="dxa"/>
           </w:tcPr>
           <w:p>
             <w:pPr>
@@ -26803,12 +29395,58 @@
             </w:pPr>
             <w:r>
               <w:rPr>
+                <w:rFonts w:ascii="宋体" w:eastAsia="宋体" w:hAnsi="宋体" w:cs="宋体"/>
+                <w:kern w:val="0"/>
+                <w:sz w:val="18"/>
+                <w:szCs w:val="18"/>
+              </w:rPr>
+              <w:t>F</w:t>
+            </w:r>
+            <w:r>
+              <w:rPr>
                 <w:rFonts w:ascii="宋体" w:eastAsia="宋体" w:hAnsi="宋体" w:cs="宋体" w:hint="eastAsia"/>
                 <w:kern w:val="0"/>
                 <w:sz w:val="18"/>
                 <w:szCs w:val="18"/>
               </w:rPr>
-              <w:t>其他，如为空</w:t>
+              <w:t>alse</w:t>
+            </w:r>
+          </w:p>
+        </w:tc>
+        <w:tc>
+          <w:tcPr>
+            <w:tcW w:w="1600" w:type="dxa"/>
+          </w:tcPr>
+          <w:p>
+            <w:pPr>
+              <w:spacing w:line="276" w:lineRule="auto"/>
+              <w:jc w:val="left"/>
+              <w:rPr>
+                <w:iCs/>
+                <w:color w:val="000000"/>
+                <w:sz w:val="18"/>
+                <w:szCs w:val="18"/>
+              </w:rPr>
+            </w:pPr>
+            <w:r>
+              <w:rPr>
+                <w:rFonts w:hint="eastAsia"/>
+                <w:iCs/>
+                <w:color w:val="000000"/>
+                <w:sz w:val="18"/>
+                <w:szCs w:val="18"/>
+              </w:rPr>
+              <w:t>其他，如</w:t>
+            </w:r>
+            <w:r>
+              <w:rPr>
+                <w:rFonts w:hint="eastAsia"/>
+                <w:iCs/>
+                <w:color w:val="000000"/>
+                <w:sz w:val="18"/>
+                <w:szCs w:val="18"/>
+              </w:rPr>
+              <w:t>abc</w:t>
             </w:r>
           </w:p>
         </w:tc>
@@ -26816,7 +29454,7 @@
       <w:tr>
         <w:tc>
           <w:tcPr>
-            <w:tcW w:w="1701" w:type="dxa"/>
+            <w:tcW w:w="1654" w:type="dxa"/>
           </w:tcPr>
           <w:p>
             <w:pPr>
@@ -26824,25 +29462,35 @@
               <w:jc w:val="left"/>
               <w:rPr>
                 <w:iCs/>
-                <w:color w:val="FF0000"/>
-                <w:sz w:val="18"/>
-                <w:szCs w:val="18"/>
-              </w:rPr>
-            </w:pPr>
-            <w:r>
-              <w:rPr>
-                <w:rFonts w:hint="eastAsia"/>
-                <w:iCs/>
-                <w:color w:val="FF0000"/>
-                <w:sz w:val="18"/>
-                <w:szCs w:val="18"/>
-              </w:rPr>
-              <w:t>字符分隔符（</w:t>
-            </w:r>
-            <w:r>
-              <w:rPr>
-                <w:iCs/>
-                <w:color w:val="FF0000"/>
+                <w:color w:val="000000"/>
+                <w:sz w:val="18"/>
+                <w:szCs w:val="18"/>
+              </w:rPr>
+            </w:pPr>
+            <w:r>
+              <w:rPr>
+                <w:rFonts w:hint="eastAsia"/>
+                <w:iCs/>
+                <w:color w:val="000000"/>
+                <w:sz w:val="18"/>
+                <w:szCs w:val="18"/>
+              </w:rPr>
+              <w:t>自动添加值</w:t>
+            </w:r>
+            <w:r>
+              <w:rPr>
+                <w:rFonts w:hint="eastAsia"/>
+                <w:iCs/>
+                <w:color w:val="000000" w:themeColor="text1"/>
+                <w:sz w:val="18"/>
+                <w:szCs w:val="18"/>
+              </w:rPr>
+              <w:t>（</w:t>
+            </w:r>
+            <w:r>
+              <w:rPr>
+                <w:iCs/>
+                <w:color w:val="000000" w:themeColor="text1"/>
                 <w:sz w:val="18"/>
                 <w:szCs w:val="18"/>
               </w:rPr>
@@ -26851,7 +29499,7 @@
             <w:r>
               <w:rPr>
                 <w:iCs/>
-                <w:color w:val="FF0000"/>
+                <w:color w:val="000000" w:themeColor="text1"/>
                 <w:sz w:val="18"/>
                 <w:szCs w:val="18"/>
               </w:rPr>
@@ -26861,7 +29509,7 @@
               <w:rPr>
                 <w:rFonts w:hint="eastAsia"/>
                 <w:iCs/>
-                <w:color w:val="FF0000"/>
+                <w:color w:val="000000" w:themeColor="text1"/>
                 <w:sz w:val="18"/>
                 <w:szCs w:val="18"/>
               </w:rPr>
@@ -26871,17 +29519,17 @@
               <w:rPr>
                 <w:rFonts w:hint="eastAsia"/>
                 <w:iCs/>
-                <w:color w:val="FF0000"/>
-                <w:sz w:val="18"/>
-                <w:szCs w:val="18"/>
-              </w:rPr>
-              <w:t>delchar</w:t>
-            </w:r>
-          </w:p>
-        </w:tc>
-        <w:tc>
-          <w:tcPr>
-            <w:tcW w:w="2268" w:type="dxa"/>
+                <w:color w:val="000000" w:themeColor="text1"/>
+                <w:sz w:val="18"/>
+                <w:szCs w:val="18"/>
+              </w:rPr>
+              <w:t>extra</w:t>
+            </w:r>
+          </w:p>
+        </w:tc>
+        <w:tc>
+          <w:tcPr>
+            <w:tcW w:w="3238" w:type="dxa"/>
           </w:tcPr>
           <w:p>
             <w:pPr>
@@ -26896,56 +29544,63 @@
             </w:pPr>
             <w:r>
               <w:rPr>
-                <w:rFonts w:hint="eastAsia"/>
-                <w:iCs/>
-                <w:color w:val="000000"/>
-                <w:sz w:val="18"/>
-                <w:szCs w:val="18"/>
-              </w:rPr>
-              <w:t>同</w:t>
-            </w:r>
-            <w:r>
-              <w:rPr>
-                <w:rFonts w:hint="eastAsia"/>
-                <w:iCs/>
-                <w:color w:val="000000"/>
-                <w:sz w:val="18"/>
-                <w:szCs w:val="18"/>
-              </w:rPr>
-              <w:t xml:space="preserve"> </w:t>
-            </w:r>
-            <w:r>
-              <w:rPr>
-                <w:rFonts w:hint="eastAsia"/>
-                <w:iCs/>
-                <w:color w:val="000000"/>
-                <w:sz w:val="18"/>
-                <w:szCs w:val="18"/>
-              </w:rPr>
-              <w:t>记录分隔符</w:t>
-            </w:r>
-          </w:p>
-        </w:tc>
-        <w:tc>
-          <w:tcPr>
-            <w:tcW w:w="1985" w:type="dxa"/>
+                <w:iCs/>
+                <w:color w:val="000000"/>
+                <w:sz w:val="18"/>
+                <w:szCs w:val="18"/>
+              </w:rPr>
+              <w:t>T</w:t>
+            </w:r>
+            <w:r>
+              <w:rPr>
+                <w:rFonts w:hint="eastAsia"/>
+                <w:iCs/>
+                <w:color w:val="000000"/>
+                <w:sz w:val="18"/>
+                <w:szCs w:val="18"/>
+              </w:rPr>
+              <w:t>rue</w:t>
+            </w:r>
+          </w:p>
+        </w:tc>
+        <w:tc>
+          <w:tcPr>
+            <w:tcW w:w="1922" w:type="dxa"/>
           </w:tcPr>
           <w:p>
             <w:pPr>
               <w:spacing w:line="276" w:lineRule="auto"/>
               <w:jc w:val="left"/>
               <w:rPr>
-                <w:iCs/>
-                <w:color w:val="000000"/>
-                <w:sz w:val="18"/>
-                <w:szCs w:val="18"/>
-              </w:rPr>
-            </w:pPr>
-          </w:p>
-        </w:tc>
-        <w:tc>
-          <w:tcPr>
-            <w:tcW w:w="1843" w:type="dxa"/>
+                <w:rFonts w:ascii="宋体" w:eastAsia="宋体" w:hAnsi="宋体" w:cs="宋体"/>
+                <w:kern w:val="0"/>
+                <w:sz w:val="18"/>
+                <w:szCs w:val="18"/>
+              </w:rPr>
+            </w:pPr>
+            <w:r>
+              <w:rPr>
+                <w:rFonts w:ascii="宋体" w:eastAsia="宋体" w:hAnsi="宋体" w:cs="宋体"/>
+                <w:kern w:val="0"/>
+                <w:sz w:val="18"/>
+                <w:szCs w:val="18"/>
+              </w:rPr>
+              <w:t>F</w:t>
+            </w:r>
+            <w:r>
+              <w:rPr>
+                <w:rFonts w:ascii="宋体" w:eastAsia="宋体" w:hAnsi="宋体" w:cs="宋体" w:hint="eastAsia"/>
+                <w:kern w:val="0"/>
+                <w:sz w:val="18"/>
+                <w:szCs w:val="18"/>
+              </w:rPr>
+              <w:t>alse</w:t>
+            </w:r>
+          </w:p>
+        </w:tc>
+        <w:tc>
+          <w:tcPr>
+            <w:tcW w:w="1600" w:type="dxa"/>
           </w:tcPr>
           <w:p>
             <w:pPr>
@@ -26958,13 +29613,33 @@
                 <w:szCs w:val="18"/>
               </w:rPr>
             </w:pPr>
+            <w:r>
+              <w:rPr>
+                <w:rFonts w:hint="eastAsia"/>
+                <w:iCs/>
+                <w:color w:val="000000"/>
+                <w:sz w:val="18"/>
+                <w:szCs w:val="18"/>
+              </w:rPr>
+              <w:t>其他，如</w:t>
+            </w:r>
+            <w:r>
+              <w:rPr>
+                <w:rFonts w:hint="eastAsia"/>
+                <w:iCs/>
+                <w:color w:val="000000"/>
+                <w:sz w:val="18"/>
+                <w:szCs w:val="18"/>
+              </w:rPr>
+              <w:t>abc</w:t>
+            </w:r>
           </w:p>
         </w:tc>
       </w:tr>
       <w:tr>
         <w:tc>
           <w:tcPr>
-            <w:tcW w:w="1701" w:type="dxa"/>
+            <w:tcW w:w="1654" w:type="dxa"/>
           </w:tcPr>
           <w:p>
             <w:pPr>
@@ -26972,64 +29647,74 @@
               <w:jc w:val="left"/>
               <w:rPr>
                 <w:iCs/>
-                <w:color w:val="FF0000"/>
-                <w:sz w:val="18"/>
-                <w:szCs w:val="18"/>
-              </w:rPr>
-            </w:pPr>
-            <w:r>
-              <w:rPr>
-                <w:rFonts w:hint="eastAsia"/>
-                <w:iCs/>
-                <w:color w:val="FF0000"/>
-                <w:sz w:val="18"/>
-                <w:szCs w:val="18"/>
-              </w:rPr>
-              <w:t>字段分隔符（</w:t>
-            </w:r>
-            <w:r>
-              <w:rPr>
-                <w:iCs/>
-                <w:color w:val="FF0000"/>
-                <w:sz w:val="18"/>
-                <w:szCs w:val="18"/>
-              </w:rPr>
-              <w:t>csv</w:t>
-            </w:r>
-            <w:r>
-              <w:rPr>
-                <w:iCs/>
-                <w:color w:val="FF0000"/>
-                <w:sz w:val="18"/>
-                <w:szCs w:val="18"/>
-              </w:rPr>
-              <w:t>有效</w:t>
-            </w:r>
-            <w:r>
-              <w:rPr>
-                <w:rFonts w:hint="eastAsia"/>
-                <w:iCs/>
-                <w:color w:val="FF0000"/>
+                <w:color w:val="000000"/>
+                <w:sz w:val="18"/>
+                <w:szCs w:val="18"/>
+              </w:rPr>
+            </w:pPr>
+            <w:r>
+              <w:rPr>
+                <w:rFonts w:hint="eastAsia"/>
+                <w:iCs/>
+                <w:color w:val="000000"/>
+                <w:sz w:val="18"/>
+                <w:szCs w:val="18"/>
+              </w:rPr>
+              <w:t>批量导入数据</w:t>
+            </w:r>
+            <w:r>
+              <w:rPr>
+                <w:rFonts w:hint="eastAsia"/>
+                <w:iCs/>
+                <w:color w:val="000000"/>
+                <w:sz w:val="18"/>
+                <w:szCs w:val="18"/>
+              </w:rPr>
+              <w:t>insertnum</w:t>
+            </w:r>
+            <w:r>
+              <w:rPr>
+                <w:rFonts w:hint="eastAsia"/>
+                <w:iCs/>
+                <w:color w:val="000000"/>
+                <w:sz w:val="18"/>
+                <w:szCs w:val="18"/>
+              </w:rPr>
+              <w:t>（</w:t>
+            </w:r>
+            <w:r>
+              <w:rPr>
+                <w:iCs/>
+                <w:color w:val="000000"/>
+                <w:sz w:val="18"/>
+                <w:szCs w:val="18"/>
+              </w:rPr>
+              <w:t>设置范围是</w:t>
+            </w:r>
+            <w:r>
+              <w:rPr>
+                <w:iCs/>
+                <w:color w:val="000000"/>
+                <w:sz w:val="18"/>
+                <w:szCs w:val="18"/>
+              </w:rPr>
+              <w:t>1~100000</w:t>
+            </w:r>
+            <w:r>
+              <w:rPr>
+                <w:rFonts w:hint="eastAsia"/>
+                <w:iCs/>
+                <w:color w:val="000000"/>
                 <w:sz w:val="18"/>
                 <w:szCs w:val="18"/>
               </w:rPr>
               <w:t>）</w:t>
             </w:r>
-            <w:r>
-              <w:rPr>
-                <w:rFonts w:hint="eastAsia"/>
-                <w:iCs/>
-                <w:color w:val="FF0000"/>
-                <w:sz w:val="18"/>
-                <w:szCs w:val="18"/>
-              </w:rPr>
-              <w:t>delfield</w:t>
-            </w:r>
-          </w:p>
-        </w:tc>
-        <w:tc>
-          <w:tcPr>
-            <w:tcW w:w="2268" w:type="dxa"/>
+          </w:p>
+        </w:tc>
+        <w:tc>
+          <w:tcPr>
+            <w:tcW w:w="3238" w:type="dxa"/>
           </w:tcPr>
           <w:p>
             <w:pPr>
@@ -27050,13 +29735,93 @@
                 <w:sz w:val="18"/>
                 <w:szCs w:val="18"/>
               </w:rPr>
-              <w:t>同上</w:t>
-            </w:r>
-          </w:p>
-        </w:tc>
-        <w:tc>
-          <w:tcPr>
-            <w:tcW w:w="1985" w:type="dxa"/>
+              <w:t>有效边界</w:t>
+            </w:r>
+            <w:r>
+              <w:rPr>
+                <w:rFonts w:hint="eastAsia"/>
+                <w:iCs/>
+                <w:color w:val="000000"/>
+                <w:sz w:val="18"/>
+                <w:szCs w:val="18"/>
+              </w:rPr>
+              <w:t>值</w:t>
+            </w:r>
+            <w:r>
+              <w:rPr>
+                <w:rFonts w:hint="eastAsia"/>
+                <w:iCs/>
+                <w:color w:val="000000"/>
+                <w:sz w:val="18"/>
+                <w:szCs w:val="18"/>
+              </w:rPr>
+              <w:t>：</w:t>
+            </w:r>
+            <w:r>
+              <w:rPr>
+                <w:rFonts w:hint="eastAsia"/>
+                <w:iCs/>
+                <w:color w:val="000000"/>
+                <w:sz w:val="18"/>
+                <w:szCs w:val="18"/>
+              </w:rPr>
+              <w:t>1</w:t>
+            </w:r>
+            <w:r>
+              <w:rPr>
+                <w:rFonts w:hint="eastAsia"/>
+                <w:iCs/>
+                <w:color w:val="000000"/>
+                <w:sz w:val="18"/>
+                <w:szCs w:val="18"/>
+              </w:rPr>
+              <w:t>、</w:t>
+            </w:r>
+            <w:r>
+              <w:rPr>
+                <w:rFonts w:hint="eastAsia"/>
+                <w:iCs/>
+                <w:color w:val="000000"/>
+                <w:sz w:val="18"/>
+                <w:szCs w:val="18"/>
+              </w:rPr>
+              <w:t>100</w:t>
+            </w:r>
+            <w:r>
+              <w:rPr>
+                <w:rFonts w:hint="eastAsia"/>
+                <w:iCs/>
+                <w:color w:val="000000"/>
+                <w:sz w:val="18"/>
+                <w:szCs w:val="18"/>
+              </w:rPr>
+              <w:t>、</w:t>
+            </w:r>
+            <w:r>
+              <w:rPr>
+                <w:rFonts w:hint="eastAsia"/>
+                <w:iCs/>
+                <w:color w:val="000000"/>
+                <w:sz w:val="18"/>
+                <w:szCs w:val="18"/>
+              </w:rPr>
+              <w:t>10000</w:t>
+            </w:r>
+            <w:r>
+              <w:rPr>
+                <w:rFonts w:hint="eastAsia"/>
+                <w:iCs/>
+                <w:color w:val="000000"/>
+                <w:sz w:val="18"/>
+                <w:szCs w:val="18"/>
+              </w:rPr>
+              <w:t>0</w:t>
+            </w:r>
+          </w:p>
+        </w:tc>
+        <w:tc>
+          <w:tcPr>
+            <w:tcW w:w="1922" w:type="dxa"/>
           </w:tcPr>
           <w:p>
             <w:pPr>
@@ -27069,30 +29834,75 @@
                 <w:szCs w:val="18"/>
               </w:rPr>
             </w:pPr>
-          </w:p>
-        </w:tc>
-        <w:tc>
-          <w:tcPr>
-            <w:tcW w:w="1843" w:type="dxa"/>
+            <w:r>
+              <w:rPr>
+                <w:rFonts w:ascii="宋体" w:eastAsia="宋体" w:hAnsi="宋体" w:cs="宋体" w:hint="eastAsia"/>
+                <w:kern w:val="0"/>
+                <w:sz w:val="18"/>
+                <w:szCs w:val="18"/>
+              </w:rPr>
+              <w:t>无效边界值</w:t>
+            </w:r>
+            <w:r>
+              <w:rPr>
+                <w:rFonts w:ascii="宋体" w:eastAsia="宋体" w:hAnsi="宋体" w:cs="宋体" w:hint="eastAsia"/>
+                <w:kern w:val="0"/>
+                <w:sz w:val="18"/>
+                <w:szCs w:val="18"/>
+              </w:rPr>
+              <w:t>：</w:t>
+            </w:r>
+            <w:r>
+              <w:rPr>
+                <w:rFonts w:ascii="宋体" w:eastAsia="宋体" w:hAnsi="宋体" w:cs="宋体" w:hint="eastAsia"/>
+                <w:kern w:val="0"/>
+                <w:sz w:val="18"/>
+                <w:szCs w:val="18"/>
+              </w:rPr>
+              <w:t>0、100001</w:t>
+            </w:r>
+          </w:p>
+        </w:tc>
+        <w:tc>
+          <w:tcPr>
+            <w:tcW w:w="1600" w:type="dxa"/>
           </w:tcPr>
           <w:p>
             <w:pPr>
               <w:spacing w:line="276" w:lineRule="auto"/>
               <w:jc w:val="left"/>
               <w:rPr>
-                <w:iCs/>
-                <w:color w:val="000000"/>
-                <w:sz w:val="18"/>
-                <w:szCs w:val="18"/>
-              </w:rPr>
-            </w:pPr>
+                <w:rFonts w:ascii="宋体" w:eastAsia="宋体" w:hAnsi="宋体" w:cs="宋体"/>
+                <w:kern w:val="0"/>
+                <w:sz w:val="18"/>
+                <w:szCs w:val="18"/>
+              </w:rPr>
+            </w:pPr>
+            <w:r>
+              <w:rPr>
+                <w:rFonts w:ascii="宋体" w:eastAsia="宋体" w:hAnsi="宋体" w:cs="宋体" w:hint="eastAsia"/>
+                <w:kern w:val="0"/>
+                <w:sz w:val="18"/>
+                <w:szCs w:val="18"/>
+              </w:rPr>
+              <w:t>空</w:t>
+            </w:r>
+            <w:r>
+              <w:rPr>
+                <w:rFonts w:ascii="宋体" w:eastAsia="宋体" w:hAnsi="宋体" w:cs="宋体" w:hint="eastAsia"/>
+                <w:kern w:val="0"/>
+                <w:sz w:val="18"/>
+                <w:szCs w:val="18"/>
+              </w:rPr>
+              <w:t>，或非法数值（如*）</w:t>
+            </w:r>
           </w:p>
         </w:tc>
       </w:tr>
       <w:tr>
         <w:tc>
           <w:tcPr>
-            <w:tcW w:w="1701" w:type="dxa"/>
+            <w:tcW w:w="1654" w:type="dxa"/>
           </w:tcPr>
           <w:p>
             <w:pPr>
@@ -27100,280 +29910,182 @@
               <w:jc w:val="left"/>
               <w:rPr>
                 <w:iCs/>
-                <w:noProof/>
-                <w:color w:val="000000"/>
-                <w:sz w:val="18"/>
-                <w:szCs w:val="18"/>
-              </w:rPr>
-            </w:pPr>
-            <w:r>
-              <w:rPr>
-                <w:rFonts w:hint="eastAsia"/>
-                <w:iCs/>
-                <w:noProof/>
-                <w:color w:val="000000"/>
-                <w:sz w:val="18"/>
-                <w:szCs w:val="18"/>
-              </w:rPr>
-              <w:t>字段名</w:t>
-            </w:r>
-            <w:r>
-              <w:rPr>
-                <w:rFonts w:hint="eastAsia"/>
-                <w:iCs/>
-                <w:color w:val="000000" w:themeColor="text1"/>
-                <w:sz w:val="18"/>
-                <w:szCs w:val="18"/>
-              </w:rPr>
-              <w:t>（</w:t>
-            </w:r>
-            <w:r>
-              <w:rPr>
-                <w:iCs/>
-                <w:color w:val="000000" w:themeColor="text1"/>
-                <w:sz w:val="18"/>
-                <w:szCs w:val="18"/>
-              </w:rPr>
-              <w:t>csv</w:t>
-            </w:r>
-            <w:r>
-              <w:rPr>
-                <w:iCs/>
-                <w:color w:val="000000" w:themeColor="text1"/>
-                <w:sz w:val="18"/>
-                <w:szCs w:val="18"/>
-              </w:rPr>
-              <w:t>有效</w:t>
-            </w:r>
-            <w:r>
-              <w:rPr>
-                <w:rFonts w:hint="eastAsia"/>
-                <w:iCs/>
-                <w:color w:val="000000" w:themeColor="text1"/>
-                <w:sz w:val="18"/>
-                <w:szCs w:val="18"/>
-              </w:rPr>
-              <w:t>）</w:t>
-            </w:r>
-            <w:r>
-              <w:rPr>
-                <w:rFonts w:hint="eastAsia"/>
-                <w:iCs/>
-                <w:color w:val="000000" w:themeColor="text1"/>
-                <w:sz w:val="18"/>
-                <w:szCs w:val="18"/>
-              </w:rPr>
-              <w:t>fields</w:t>
-            </w:r>
-          </w:p>
-        </w:tc>
-        <w:tc>
-          <w:tcPr>
-            <w:tcW w:w="2268" w:type="dxa"/>
+                <w:color w:val="000000"/>
+                <w:sz w:val="18"/>
+                <w:szCs w:val="18"/>
+              </w:rPr>
+            </w:pPr>
+            <w:r>
+              <w:rPr>
+                <w:rFonts w:hint="eastAsia"/>
+                <w:iCs/>
+                <w:color w:val="000000"/>
+                <w:sz w:val="18"/>
+                <w:szCs w:val="18"/>
+              </w:rPr>
+              <w:t>并发数</w:t>
+            </w:r>
+            <w:r>
+              <w:rPr>
+                <w:rFonts w:hint="eastAsia"/>
+                <w:iCs/>
+                <w:color w:val="000000"/>
+                <w:sz w:val="18"/>
+                <w:szCs w:val="18"/>
+              </w:rPr>
+              <w:t>jobs</w:t>
+            </w:r>
+          </w:p>
+        </w:tc>
+        <w:tc>
+          <w:tcPr>
+            <w:tcW w:w="3238" w:type="dxa"/>
           </w:tcPr>
           <w:p>
             <w:pPr>
               <w:spacing w:line="276" w:lineRule="auto"/>
               <w:jc w:val="left"/>
               <w:rPr>
-                <w:iCs/>
-                <w:color w:val="000000"/>
-                <w:sz w:val="18"/>
-                <w:szCs w:val="18"/>
-              </w:rPr>
-            </w:pPr>
-            <w:r>
-              <w:rPr>
-                <w:rFonts w:hint="eastAsia"/>
-                <w:iCs/>
-                <w:color w:val="000000"/>
-                <w:sz w:val="18"/>
-                <w:szCs w:val="18"/>
-              </w:rPr>
-              <w:t>指定正确的字段名</w:t>
-            </w:r>
-          </w:p>
-        </w:tc>
-        <w:tc>
-          <w:tcPr>
-            <w:tcW w:w="1985" w:type="dxa"/>
+                <w:rFonts w:ascii="宋体" w:eastAsia="宋体" w:hAnsi="宋体" w:cs="宋体"/>
+                <w:kern w:val="0"/>
+                <w:sz w:val="18"/>
+                <w:szCs w:val="18"/>
+              </w:rPr>
+            </w:pPr>
+            <w:r>
+              <w:rPr>
+                <w:rFonts w:ascii="宋体" w:eastAsia="宋体" w:hAnsi="宋体" w:cs="宋体" w:hint="eastAsia"/>
+                <w:kern w:val="0"/>
+                <w:sz w:val="18"/>
+                <w:szCs w:val="18"/>
+              </w:rPr>
+              <w:t>1</w:t>
+            </w:r>
+          </w:p>
+        </w:tc>
+        <w:tc>
+          <w:tcPr>
+            <w:tcW w:w="1922" w:type="dxa"/>
           </w:tcPr>
           <w:p>
             <w:pPr>
               <w:spacing w:line="276" w:lineRule="auto"/>
               <w:jc w:val="left"/>
               <w:rPr>
-                <w:iCs/>
-                <w:color w:val="000000"/>
-                <w:sz w:val="18"/>
-                <w:szCs w:val="18"/>
-              </w:rPr>
-            </w:pPr>
-            <w:r>
-              <w:rPr>
-                <w:rFonts w:hint="eastAsia"/>
-                <w:iCs/>
-                <w:color w:val="000000"/>
-                <w:sz w:val="18"/>
-                <w:szCs w:val="18"/>
-              </w:rPr>
-              <w:t>指定</w:t>
-            </w:r>
-            <w:r>
-              <w:rPr>
-                <w:rFonts w:hint="eastAsia"/>
-                <w:iCs/>
-                <w:color w:val="000000"/>
-                <w:sz w:val="18"/>
-                <w:szCs w:val="18"/>
-              </w:rPr>
-              <w:t>无效的字段名</w:t>
-            </w:r>
-            <w:r>
-              <w:rPr>
-                <w:rFonts w:hint="eastAsia"/>
-                <w:iCs/>
-                <w:color w:val="000000"/>
-                <w:sz w:val="18"/>
-                <w:szCs w:val="18"/>
-              </w:rPr>
-              <w:t>，如包含特殊字符或字符长度过长</w:t>
-            </w:r>
-            <w:r>
-              <w:rPr>
-                <w:rFonts w:hint="eastAsia"/>
-                <w:iCs/>
-                <w:color w:val="000000"/>
-                <w:sz w:val="18"/>
-                <w:szCs w:val="18"/>
-              </w:rPr>
-              <w:t>、空值</w:t>
-            </w:r>
-          </w:p>
-        </w:tc>
-        <w:tc>
-          <w:tcPr>
-            <w:tcW w:w="1843" w:type="dxa"/>
+                <w:rFonts w:ascii="宋体" w:eastAsia="宋体" w:hAnsi="宋体" w:cs="宋体"/>
+                <w:kern w:val="0"/>
+                <w:sz w:val="18"/>
+                <w:szCs w:val="18"/>
+              </w:rPr>
+            </w:pPr>
+            <w:r>
+              <w:rPr>
+                <w:rFonts w:ascii="宋体" w:eastAsia="宋体" w:hAnsi="宋体" w:cs="宋体" w:hint="eastAsia"/>
+                <w:kern w:val="0"/>
+                <w:sz w:val="18"/>
+                <w:szCs w:val="18"/>
+              </w:rPr>
+              <w:t>内核设定的线程最大数</w:t>
+            </w:r>
+          </w:p>
+        </w:tc>
+        <w:tc>
+          <w:tcPr>
+            <w:tcW w:w="1600" w:type="dxa"/>
           </w:tcPr>
           <w:p>
             <w:pPr>
               <w:spacing w:line="276" w:lineRule="auto"/>
               <w:jc w:val="left"/>
               <w:rPr>
-                <w:iCs/>
-                <w:color w:val="000000"/>
-                <w:sz w:val="18"/>
-                <w:szCs w:val="18"/>
-              </w:rPr>
-            </w:pPr>
+                <w:rFonts w:ascii="宋体" w:eastAsia="宋体" w:hAnsi="宋体" w:cs="宋体"/>
+                <w:kern w:val="0"/>
+                <w:sz w:val="18"/>
+                <w:szCs w:val="18"/>
+              </w:rPr>
+            </w:pPr>
+            <w:r>
+              <w:rPr>
+                <w:rFonts w:ascii="宋体" w:eastAsia="宋体" w:hAnsi="宋体" w:cs="宋体" w:hint="eastAsia"/>
+                <w:kern w:val="0"/>
+                <w:sz w:val="18"/>
+                <w:szCs w:val="18"/>
+              </w:rPr>
+              <w:t>空</w:t>
+            </w:r>
           </w:p>
         </w:tc>
       </w:tr>
       <w:tr>
         <w:tc>
           <w:tcPr>
-            <w:tcW w:w="1701" w:type="dxa"/>
+            <w:tcW w:w="1654" w:type="dxa"/>
           </w:tcPr>
           <w:p>
             <w:pPr>
               <w:spacing w:line="276" w:lineRule="auto"/>
               <w:jc w:val="left"/>
               <w:rPr>
-                <w:iCs/>
-                <w:color w:val="000000" w:themeColor="text1"/>
-                <w:sz w:val="18"/>
-                <w:szCs w:val="18"/>
-              </w:rPr>
-            </w:pPr>
-            <w:r>
-              <w:rPr>
-                <w:rFonts w:hint="eastAsia"/>
-                <w:iCs/>
-                <w:color w:val="000000" w:themeColor="text1"/>
-                <w:sz w:val="18"/>
-                <w:szCs w:val="18"/>
-              </w:rPr>
-              <w:t>指定首行是否作为字段名（</w:t>
-            </w:r>
-            <w:r>
-              <w:rPr>
-                <w:iCs/>
-                <w:color w:val="000000" w:themeColor="text1"/>
-                <w:sz w:val="18"/>
-                <w:szCs w:val="18"/>
-              </w:rPr>
-              <w:t>csv</w:t>
-            </w:r>
-            <w:r>
-              <w:rPr>
-                <w:iCs/>
-                <w:color w:val="000000" w:themeColor="text1"/>
-                <w:sz w:val="18"/>
-                <w:szCs w:val="18"/>
-              </w:rPr>
-              <w:t>有效</w:t>
-            </w:r>
-            <w:r>
-              <w:rPr>
-                <w:rFonts w:hint="eastAsia"/>
-                <w:iCs/>
-                <w:color w:val="000000" w:themeColor="text1"/>
-                <w:sz w:val="18"/>
-                <w:szCs w:val="18"/>
-              </w:rPr>
-              <w:t>）</w:t>
-            </w:r>
-            <w:r>
-              <w:rPr>
-                <w:rFonts w:hint="eastAsia"/>
-                <w:iCs/>
-                <w:color w:val="000000" w:themeColor="text1"/>
-                <w:sz w:val="18"/>
-                <w:szCs w:val="18"/>
-              </w:rPr>
-              <w:t>headerline</w:t>
-            </w:r>
-          </w:p>
-        </w:tc>
-        <w:tc>
-          <w:tcPr>
-            <w:tcW w:w="2268" w:type="dxa"/>
+                <w:rFonts w:hint="eastAsia"/>
+                <w:iCs/>
+                <w:color w:val="000000"/>
+                <w:sz w:val="18"/>
+                <w:szCs w:val="18"/>
+              </w:rPr>
+            </w:pPr>
+            <w:r>
+              <w:rPr>
+                <w:rFonts w:ascii="宋体" w:eastAsia="宋体" w:hAnsi="宋体" w:cs="宋体" w:hint="eastAsia"/>
+                <w:b/>
+                <w:color w:val="0000FF"/>
+                <w:kern w:val="0"/>
+                <w:sz w:val="20"/>
+                <w:szCs w:val="20"/>
+              </w:rPr>
+              <w:t>是否允许精度丢失</w:t>
+            </w:r>
+            <w:r>
+              <w:rPr>
+                <w:b/>
+                <w:color w:val="0000FF"/>
+              </w:rPr>
+              <w:t>cast</w:t>
+            </w:r>
+          </w:p>
+        </w:tc>
+        <w:tc>
+          <w:tcPr>
+            <w:tcW w:w="3238" w:type="dxa"/>
           </w:tcPr>
           <w:p>
             <w:pPr>
               <w:spacing w:line="276" w:lineRule="auto"/>
               <w:jc w:val="left"/>
               <w:rPr>
-                <w:iCs/>
-                <w:color w:val="000000"/>
-                <w:sz w:val="18"/>
-                <w:szCs w:val="18"/>
-              </w:rPr>
-            </w:pPr>
-            <w:r>
-              <w:rPr>
-                <w:iCs/>
-                <w:color w:val="000000"/>
-                <w:sz w:val="18"/>
-                <w:szCs w:val="18"/>
-              </w:rPr>
-              <w:t>T</w:t>
-            </w:r>
-            <w:r>
-              <w:rPr>
-                <w:rFonts w:hint="eastAsia"/>
-                <w:iCs/>
-                <w:color w:val="000000"/>
-                <w:sz w:val="18"/>
-                <w:szCs w:val="18"/>
-              </w:rPr>
-              <w:t>rue</w:t>
-            </w:r>
-          </w:p>
-        </w:tc>
-        <w:tc>
-          <w:tcPr>
-            <w:tcW w:w="1985" w:type="dxa"/>
+                <w:rFonts w:ascii="宋体" w:eastAsia="宋体" w:hAnsi="宋体" w:cs="宋体" w:hint="eastAsia"/>
+                <w:b/>
+                <w:color w:val="0000FF"/>
+                <w:kern w:val="0"/>
+                <w:sz w:val="20"/>
+                <w:szCs w:val="20"/>
+              </w:rPr>
+            </w:pPr>
+            <w:r>
+              <w:rPr>
+                <w:rFonts w:ascii="宋体" w:eastAsia="宋体" w:hAnsi="宋体" w:cs="宋体" w:hint="eastAsia"/>
+                <w:b/>
+                <w:color w:val="0000FF"/>
+                <w:kern w:val="0"/>
+                <w:sz w:val="20"/>
+                <w:szCs w:val="20"/>
+              </w:rPr>
+              <w:t>true</w:t>
+            </w:r>
+          </w:p>
+        </w:tc>
+        <w:tc>
+          <w:tcPr>
+            <w:tcW w:w="1922" w:type="dxa"/>
           </w:tcPr>
           <w:p>
             <w:pPr>
@@ -27388,58 +30100,185 @@
             </w:pPr>
             <w:r>
               <w:rPr>
+                <w:rFonts w:hint="eastAsia"/>
+                <w:b/>
+                <w:color w:val="0000FF"/>
+              </w:rPr>
+              <w:t>false</w:t>
+            </w:r>
+          </w:p>
+        </w:tc>
+        <w:tc>
+          <w:tcPr>
+            <w:tcW w:w="1600" w:type="dxa"/>
+          </w:tcPr>
+          <w:p>
+            <w:pPr>
+              <w:spacing w:line="276" w:lineRule="auto"/>
+              <w:jc w:val="left"/>
+              <w:rPr>
+                <w:rFonts w:ascii="宋体" w:eastAsia="宋体" w:hAnsi="宋体" w:cs="宋体" w:hint="eastAsia"/>
+                <w:kern w:val="0"/>
+                <w:sz w:val="18"/>
+                <w:szCs w:val="18"/>
+              </w:rPr>
+            </w:pPr>
+            <w:r>
+              <w:rPr>
+                <w:rFonts w:hint="eastAsia"/>
+                <w:b/>
+                <w:color w:val="0000FF"/>
+              </w:rPr>
+              <w:t>非法</w:t>
+            </w:r>
+            <w:r>
+              <w:rPr>
+                <w:rFonts w:hint="eastAsia"/>
+                <w:b/>
+                <w:color w:val="0000FF"/>
+              </w:rPr>
+              <w:t>，如</w:t>
+            </w:r>
+            <w:r>
+              <w:rPr>
+                <w:rFonts w:hint="eastAsia"/>
+                <w:b/>
+                <w:color w:val="0000FF"/>
+              </w:rPr>
+              <w:t>test</w:t>
+            </w:r>
+          </w:p>
+        </w:tc>
+      </w:tr>
+      <w:tr>
+        <w:tc>
+          <w:tcPr>
+            <w:tcW w:w="1654" w:type="dxa"/>
+            <w:vAlign w:val="center"/>
+          </w:tcPr>
+          <w:p>
+            <w:pPr>
+              <w:rPr>
+                <w:rFonts w:ascii="宋体" w:eastAsia="宋体" w:hAnsi="宋体" w:cs="宋体"/>
+                <w:b/>
+                <w:color w:val="0000FF"/>
+                <w:sz w:val="24"/>
+                <w:szCs w:val="24"/>
+              </w:rPr>
+            </w:pPr>
+            <w:r>
+              <w:rPr>
+                <w:rFonts w:ascii="宋体" w:eastAsia="宋体" w:hAnsi="宋体" w:cs="宋体" w:hint="eastAsia"/>
+                <w:b/>
+                <w:color w:val="0000FF"/>
+                <w:kern w:val="0"/>
+                <w:sz w:val="20"/>
+                <w:szCs w:val="20"/>
+              </w:rPr>
+              <w:t>是否自动连接</w:t>
+            </w:r>
+            <w:r>
+              <w:rPr>
+                <w:b/>
+                <w:color w:val="0000FF"/>
+              </w:rPr>
+              <w:t>coord</w:t>
+            </w:r>
+          </w:p>
+        </w:tc>
+        <w:tc>
+          <w:tcPr>
+            <w:tcW w:w="3238" w:type="dxa"/>
+          </w:tcPr>
+          <w:p>
+            <w:pPr>
+              <w:spacing w:line="276" w:lineRule="auto"/>
+              <w:jc w:val="left"/>
+              <w:rPr>
+                <w:rFonts w:ascii="宋体" w:eastAsia="宋体" w:hAnsi="宋体" w:cs="宋体" w:hint="eastAsia"/>
+                <w:b/>
+                <w:color w:val="0000FF"/>
+                <w:kern w:val="0"/>
+                <w:sz w:val="20"/>
+                <w:szCs w:val="20"/>
+              </w:rPr>
+            </w:pPr>
+            <w:r>
+              <w:rPr>
+                <w:rFonts w:ascii="宋体" w:eastAsia="宋体" w:hAnsi="宋体" w:cs="宋体" w:hint="eastAsia"/>
+                <w:b/>
+                <w:color w:val="0000FF"/>
+                <w:kern w:val="0"/>
+                <w:sz w:val="20"/>
+                <w:szCs w:val="20"/>
+              </w:rPr>
+              <w:t>true</w:t>
+            </w:r>
+          </w:p>
+        </w:tc>
+        <w:tc>
+          <w:tcPr>
+            <w:tcW w:w="1922" w:type="dxa"/>
+          </w:tcPr>
+          <w:p>
+            <w:pPr>
+              <w:spacing w:line="276" w:lineRule="auto"/>
+              <w:jc w:val="left"/>
+              <w:rPr>
                 <w:rFonts w:ascii="宋体" w:eastAsia="宋体" w:hAnsi="宋体" w:cs="宋体"/>
                 <w:kern w:val="0"/>
                 <w:sz w:val="18"/>
                 <w:szCs w:val="18"/>
               </w:rPr>
-              <w:t>F</w:t>
-            </w:r>
-            <w:r>
+            </w:pPr>
+            <w:r>
+              <w:rPr>
+                <w:rFonts w:hint="eastAsia"/>
+                <w:b/>
+                <w:color w:val="0000FF"/>
+              </w:rPr>
+              <w:t>false</w:t>
+            </w:r>
+          </w:p>
+        </w:tc>
+        <w:tc>
+          <w:tcPr>
+            <w:tcW w:w="1600" w:type="dxa"/>
+          </w:tcPr>
+          <w:p>
+            <w:pPr>
+              <w:spacing w:line="276" w:lineRule="auto"/>
+              <w:jc w:val="left"/>
               <w:rPr>
                 <w:rFonts w:ascii="宋体" w:eastAsia="宋体" w:hAnsi="宋体" w:cs="宋体" w:hint="eastAsia"/>
                 <w:kern w:val="0"/>
                 <w:sz w:val="18"/>
                 <w:szCs w:val="18"/>
               </w:rPr>
-              <w:t>alse</w:t>
-            </w:r>
-          </w:p>
-        </w:tc>
-        <w:tc>
-          <w:tcPr>
-            <w:tcW w:w="1843" w:type="dxa"/>
-          </w:tcPr>
-          <w:p>
-            <w:pPr>
-              <w:spacing w:line="276" w:lineRule="auto"/>
-              <w:jc w:val="left"/>
-              <w:rPr>
-                <w:iCs/>
-                <w:color w:val="000000"/>
-                <w:sz w:val="18"/>
-                <w:szCs w:val="18"/>
-              </w:rPr>
-            </w:pPr>
-            <w:r>
-              <w:rPr>
-                <w:rFonts w:hint="eastAsia"/>
-                <w:iCs/>
-                <w:color w:val="000000"/>
-                <w:sz w:val="18"/>
-                <w:szCs w:val="18"/>
-              </w:rPr>
-              <w:t>其他，如</w:t>
-            </w:r>
-            <w:r>
-              <w:rPr>
-                <w:rFonts w:hint="eastAsia"/>
-                <w:iCs/>
-                <w:color w:val="000000"/>
-                <w:sz w:val="18"/>
-                <w:szCs w:val="18"/>
-              </w:rPr>
-              <w:t>abc</w:t>
+            </w:pPr>
+            <w:r>
+              <w:rPr>
+                <w:rFonts w:hint="eastAsia"/>
+                <w:b/>
+                <w:color w:val="0000FF"/>
+              </w:rPr>
+              <w:t>非法</w:t>
+            </w:r>
+            <w:r>
+              <w:rPr>
+                <w:rFonts w:hint="eastAsia"/>
+                <w:b/>
+                <w:color w:val="0000FF"/>
+              </w:rPr>
+              <w:t>，如</w:t>
+            </w:r>
+            <w:r>
+              <w:rPr>
+                <w:rFonts w:hint="eastAsia"/>
+                <w:b/>
+                <w:color w:val="0000FF"/>
+              </w:rPr>
+              <w:t>test</w:t>
             </w:r>
           </w:p>
         </w:tc>
@@ -27447,108 +30286,69 @@
       <w:tr>
         <w:tc>
           <w:tcPr>
-            <w:tcW w:w="1701" w:type="dxa"/>
+            <w:tcW w:w="1654" w:type="dxa"/>
+            <w:vAlign w:val="center"/>
+          </w:tcPr>
+          <w:p>
+            <w:pPr>
+              <w:rPr>
+                <w:rFonts w:ascii="宋体" w:eastAsia="宋体" w:hAnsi="宋体" w:cs="宋体"/>
+                <w:b/>
+                <w:color w:val="0000FF"/>
+                <w:sz w:val="24"/>
+                <w:szCs w:val="24"/>
+              </w:rPr>
+            </w:pPr>
+            <w:r>
+              <w:rPr>
+                <w:rFonts w:hint="eastAsia"/>
+                <w:b/>
+                <w:color w:val="0000FF"/>
+              </w:rPr>
+              <w:t>是否按分区信息重新打包记录</w:t>
+            </w:r>
+            <w:r>
+              <w:rPr>
+                <w:b/>
+                <w:color w:val="0000FF"/>
+              </w:rPr>
+              <w:t>sharding</w:t>
+            </w:r>
+          </w:p>
+        </w:tc>
+        <w:tc>
+          <w:tcPr>
+            <w:tcW w:w="3238" w:type="dxa"/>
           </w:tcPr>
           <w:p>
             <w:pPr>
               <w:spacing w:line="276" w:lineRule="auto"/>
               <w:jc w:val="left"/>
               <w:rPr>
-                <w:iCs/>
-                <w:color w:val="000000" w:themeColor="text1"/>
-                <w:sz w:val="18"/>
-                <w:szCs w:val="18"/>
-              </w:rPr>
-            </w:pPr>
-            <w:r>
-              <w:rPr>
-                <w:rFonts w:hint="eastAsia"/>
-                <w:iCs/>
-                <w:color w:val="000000" w:themeColor="text1"/>
-                <w:sz w:val="18"/>
-                <w:szCs w:val="18"/>
-              </w:rPr>
-              <w:t>自动添加字段名（</w:t>
-            </w:r>
-            <w:r>
-              <w:rPr>
-                <w:iCs/>
-                <w:color w:val="000000" w:themeColor="text1"/>
-                <w:sz w:val="18"/>
-                <w:szCs w:val="18"/>
-              </w:rPr>
-              <w:t>csv</w:t>
-            </w:r>
-            <w:r>
-              <w:rPr>
-                <w:iCs/>
-                <w:color w:val="000000" w:themeColor="text1"/>
-                <w:sz w:val="18"/>
-                <w:szCs w:val="18"/>
-              </w:rPr>
-              <w:t>有效</w:t>
-            </w:r>
-            <w:r>
-              <w:rPr>
-                <w:rFonts w:hint="eastAsia"/>
-                <w:iCs/>
-                <w:color w:val="000000" w:themeColor="text1"/>
-                <w:sz w:val="18"/>
-                <w:szCs w:val="18"/>
-              </w:rPr>
-              <w:t>）</w:t>
-            </w:r>
-            <w:r>
-              <w:rPr>
-                <w:rFonts w:hint="eastAsia"/>
-                <w:iCs/>
-                <w:color w:val="000000" w:themeColor="text1"/>
-                <w:sz w:val="18"/>
-                <w:szCs w:val="18"/>
-              </w:rPr>
-              <w:t>sparse</w:t>
-            </w:r>
-          </w:p>
-        </w:tc>
-        <w:tc>
-          <w:tcPr>
-            <w:tcW w:w="2268" w:type="dxa"/>
-          </w:tcPr>
-          <w:p>
-            <w:pPr>
-              <w:spacing w:line="276" w:lineRule="auto"/>
-              <w:jc w:val="left"/>
-              <w:rPr>
-                <w:iCs/>
-                <w:color w:val="000000"/>
-                <w:sz w:val="18"/>
-                <w:szCs w:val="18"/>
-              </w:rPr>
-            </w:pPr>
-            <w:r>
-              <w:rPr>
-                <w:iCs/>
-                <w:color w:val="000000"/>
-                <w:sz w:val="18"/>
-                <w:szCs w:val="18"/>
-              </w:rPr>
-              <w:t>T</w:t>
-            </w:r>
-            <w:r>
-              <w:rPr>
-                <w:rFonts w:hint="eastAsia"/>
-                <w:iCs/>
-                <w:color w:val="000000"/>
-                <w:sz w:val="18"/>
-                <w:szCs w:val="18"/>
-              </w:rPr>
-              <w:t>rue</w:t>
-            </w:r>
-          </w:p>
-        </w:tc>
-        <w:tc>
-          <w:tcPr>
-            <w:tcW w:w="1985" w:type="dxa"/>
+                <w:rFonts w:ascii="宋体" w:eastAsia="宋体" w:hAnsi="宋体" w:cs="宋体" w:hint="eastAsia"/>
+                <w:b/>
+                <w:color w:val="0000FF"/>
+                <w:kern w:val="0"/>
+                <w:sz w:val="20"/>
+                <w:szCs w:val="20"/>
+              </w:rPr>
+            </w:pPr>
+            <w:r>
+              <w:rPr>
+                <w:rFonts w:ascii="宋体" w:eastAsia="宋体" w:hAnsi="宋体" w:cs="宋体" w:hint="eastAsia"/>
+                <w:b/>
+                <w:color w:val="0000FF"/>
+                <w:kern w:val="0"/>
+                <w:sz w:val="20"/>
+                <w:szCs w:val="20"/>
+              </w:rPr>
+              <w:t>true</w:t>
+            </w:r>
+          </w:p>
+        </w:tc>
+        <w:tc>
+          <w:tcPr>
+            <w:tcW w:w="1922" w:type="dxa"/>
           </w:tcPr>
           <w:p>
             <w:pPr>
@@ -27563,628 +30363,67 @@
             </w:pPr>
             <w:r>
               <w:rPr>
-                <w:rFonts w:ascii="宋体" w:eastAsia="宋体" w:hAnsi="宋体" w:cs="宋体"/>
-                <w:kern w:val="0"/>
-                <w:sz w:val="18"/>
-                <w:szCs w:val="18"/>
-              </w:rPr>
-              <w:t>F</w:t>
-            </w:r>
-            <w:r>
+                <w:rFonts w:hint="eastAsia"/>
+                <w:b/>
+                <w:color w:val="0000FF"/>
+              </w:rPr>
+              <w:t>false</w:t>
+            </w:r>
+          </w:p>
+        </w:tc>
+        <w:tc>
+          <w:tcPr>
+            <w:tcW w:w="1600" w:type="dxa"/>
+          </w:tcPr>
+          <w:p>
+            <w:pPr>
+              <w:spacing w:line="276" w:lineRule="auto"/>
+              <w:jc w:val="left"/>
               <w:rPr>
                 <w:rFonts w:ascii="宋体" w:eastAsia="宋体" w:hAnsi="宋体" w:cs="宋体" w:hint="eastAsia"/>
                 <w:kern w:val="0"/>
                 <w:sz w:val="18"/>
                 <w:szCs w:val="18"/>
               </w:rPr>
-              <w:t>alse</w:t>
-            </w:r>
-          </w:p>
-        </w:tc>
-        <w:tc>
-          <w:tcPr>
-            <w:tcW w:w="1843" w:type="dxa"/>
-          </w:tcPr>
-          <w:p>
-            <w:pPr>
-              <w:spacing w:line="276" w:lineRule="auto"/>
-              <w:jc w:val="left"/>
-              <w:rPr>
-                <w:iCs/>
-                <w:color w:val="000000"/>
-                <w:sz w:val="18"/>
-                <w:szCs w:val="18"/>
-              </w:rPr>
-            </w:pPr>
-            <w:r>
-              <w:rPr>
-                <w:rFonts w:hint="eastAsia"/>
-                <w:iCs/>
-                <w:color w:val="000000"/>
-                <w:sz w:val="18"/>
-                <w:szCs w:val="18"/>
-              </w:rPr>
-              <w:t>其他，如</w:t>
-            </w:r>
-            <w:r>
-              <w:rPr>
-                <w:rFonts w:hint="eastAsia"/>
-                <w:iCs/>
-                <w:color w:val="000000"/>
-                <w:sz w:val="18"/>
-                <w:szCs w:val="18"/>
-              </w:rPr>
-              <w:t>abc</w:t>
-            </w:r>
-          </w:p>
-        </w:tc>
-      </w:tr>
-      <w:tr>
-        <w:tc>
-          <w:tcPr>
-            <w:tcW w:w="1701" w:type="dxa"/>
-          </w:tcPr>
-          <w:p>
-            <w:pPr>
-              <w:spacing w:line="276" w:lineRule="auto"/>
-              <w:jc w:val="left"/>
-              <w:rPr>
-                <w:iCs/>
-                <w:color w:val="000000"/>
-                <w:sz w:val="18"/>
-                <w:szCs w:val="18"/>
-              </w:rPr>
-            </w:pPr>
-            <w:r>
-              <w:rPr>
-                <w:rFonts w:hint="eastAsia"/>
-                <w:iCs/>
-                <w:color w:val="000000"/>
-                <w:sz w:val="18"/>
-                <w:szCs w:val="18"/>
-              </w:rPr>
-              <w:t>自动添加值</w:t>
-            </w:r>
-            <w:r>
-              <w:rPr>
-                <w:rFonts w:hint="eastAsia"/>
-                <w:iCs/>
-                <w:color w:val="000000" w:themeColor="text1"/>
-                <w:sz w:val="18"/>
-                <w:szCs w:val="18"/>
-              </w:rPr>
-              <w:t>（</w:t>
-            </w:r>
-            <w:r>
-              <w:rPr>
-                <w:iCs/>
-                <w:color w:val="000000" w:themeColor="text1"/>
-                <w:sz w:val="18"/>
-                <w:szCs w:val="18"/>
-              </w:rPr>
-              <w:t>csv</w:t>
-            </w:r>
-            <w:r>
-              <w:rPr>
-                <w:iCs/>
-                <w:color w:val="000000" w:themeColor="text1"/>
-                <w:sz w:val="18"/>
-                <w:szCs w:val="18"/>
-              </w:rPr>
-              <w:t>有效</w:t>
-            </w:r>
-            <w:r>
-              <w:rPr>
-                <w:rFonts w:hint="eastAsia"/>
-                <w:iCs/>
-                <w:color w:val="000000" w:themeColor="text1"/>
-                <w:sz w:val="18"/>
-                <w:szCs w:val="18"/>
-              </w:rPr>
-              <w:t>）</w:t>
-            </w:r>
-            <w:r>
-              <w:rPr>
-                <w:rFonts w:hint="eastAsia"/>
-                <w:iCs/>
-                <w:color w:val="000000" w:themeColor="text1"/>
-                <w:sz w:val="18"/>
-                <w:szCs w:val="18"/>
-              </w:rPr>
-              <w:t>extra</w:t>
-            </w:r>
-          </w:p>
-        </w:tc>
-        <w:tc>
-          <w:tcPr>
-            <w:tcW w:w="2268" w:type="dxa"/>
-          </w:tcPr>
-          <w:p>
-            <w:pPr>
-              <w:spacing w:line="276" w:lineRule="auto"/>
-              <w:jc w:val="left"/>
-              <w:rPr>
-                <w:iCs/>
-                <w:color w:val="000000"/>
-                <w:sz w:val="18"/>
-                <w:szCs w:val="18"/>
-              </w:rPr>
-            </w:pPr>
-            <w:r>
-              <w:rPr>
-                <w:iCs/>
-                <w:color w:val="000000"/>
-                <w:sz w:val="18"/>
-                <w:szCs w:val="18"/>
-              </w:rPr>
-              <w:t>T</w:t>
-            </w:r>
-            <w:r>
-              <w:rPr>
-                <w:rFonts w:hint="eastAsia"/>
-                <w:iCs/>
-                <w:color w:val="000000"/>
-                <w:sz w:val="18"/>
-                <w:szCs w:val="18"/>
-              </w:rPr>
-              <w:t>rue</w:t>
-            </w:r>
-          </w:p>
-        </w:tc>
-        <w:tc>
-          <w:tcPr>
-            <w:tcW w:w="1985" w:type="dxa"/>
-          </w:tcPr>
-          <w:p>
-            <w:pPr>
-              <w:spacing w:line="276" w:lineRule="auto"/>
-              <w:jc w:val="left"/>
-              <w:rPr>
-                <w:rFonts w:ascii="宋体" w:eastAsia="宋体" w:hAnsi="宋体" w:cs="宋体"/>
-                <w:kern w:val="0"/>
-                <w:sz w:val="18"/>
-                <w:szCs w:val="18"/>
-              </w:rPr>
-            </w:pPr>
-            <w:r>
-              <w:rPr>
-                <w:rFonts w:ascii="宋体" w:eastAsia="宋体" w:hAnsi="宋体" w:cs="宋体"/>
-                <w:kern w:val="0"/>
-                <w:sz w:val="18"/>
-                <w:szCs w:val="18"/>
-              </w:rPr>
-              <w:t>F</w:t>
-            </w:r>
-            <w:r>
-              <w:rPr>
-                <w:rFonts w:ascii="宋体" w:eastAsia="宋体" w:hAnsi="宋体" w:cs="宋体" w:hint="eastAsia"/>
-                <w:kern w:val="0"/>
-                <w:sz w:val="18"/>
-                <w:szCs w:val="18"/>
-              </w:rPr>
-              <w:t>alse</w:t>
-            </w:r>
-          </w:p>
-        </w:tc>
-        <w:tc>
-          <w:tcPr>
-            <w:tcW w:w="1843" w:type="dxa"/>
-          </w:tcPr>
-          <w:p>
-            <w:pPr>
-              <w:spacing w:line="276" w:lineRule="auto"/>
-              <w:jc w:val="left"/>
-              <w:rPr>
-                <w:iCs/>
-                <w:color w:val="000000"/>
-                <w:sz w:val="18"/>
-                <w:szCs w:val="18"/>
-              </w:rPr>
-            </w:pPr>
-            <w:r>
-              <w:rPr>
-                <w:rFonts w:hint="eastAsia"/>
-                <w:iCs/>
-                <w:color w:val="000000"/>
-                <w:sz w:val="18"/>
-                <w:szCs w:val="18"/>
-              </w:rPr>
-              <w:t>其他，如</w:t>
-            </w:r>
-            <w:r>
-              <w:rPr>
-                <w:rFonts w:hint="eastAsia"/>
-                <w:iCs/>
-                <w:color w:val="000000"/>
-                <w:sz w:val="18"/>
-                <w:szCs w:val="18"/>
-              </w:rPr>
-              <w:t>abc</w:t>
-            </w:r>
-          </w:p>
-        </w:tc>
-      </w:tr>
-      <w:tr>
-        <w:tc>
-          <w:tcPr>
-            <w:tcW w:w="1701" w:type="dxa"/>
-          </w:tcPr>
-          <w:p>
-            <w:pPr>
-              <w:spacing w:line="276" w:lineRule="auto"/>
-              <w:jc w:val="left"/>
-              <w:rPr>
-                <w:iCs/>
-                <w:color w:val="000000"/>
-                <w:sz w:val="18"/>
-                <w:szCs w:val="18"/>
-              </w:rPr>
-            </w:pPr>
-            <w:r>
-              <w:rPr>
-                <w:rFonts w:hint="eastAsia"/>
-                <w:iCs/>
-                <w:color w:val="000000"/>
-                <w:sz w:val="18"/>
-                <w:szCs w:val="18"/>
-              </w:rPr>
-              <w:t>批量导入数据</w:t>
-            </w:r>
-            <w:r>
-              <w:rPr>
-                <w:rFonts w:hint="eastAsia"/>
-                <w:iCs/>
-                <w:color w:val="000000"/>
-                <w:sz w:val="18"/>
-                <w:szCs w:val="18"/>
-              </w:rPr>
-              <w:t>insertnum</w:t>
-            </w:r>
-            <w:r>
-              <w:rPr>
-                <w:rFonts w:hint="eastAsia"/>
-                <w:iCs/>
-                <w:color w:val="000000"/>
-                <w:sz w:val="18"/>
-                <w:szCs w:val="18"/>
-              </w:rPr>
-              <w:t>（</w:t>
-            </w:r>
-            <w:r>
-              <w:rPr>
-                <w:iCs/>
-                <w:color w:val="000000"/>
-                <w:sz w:val="18"/>
-                <w:szCs w:val="18"/>
-              </w:rPr>
-              <w:t>设置范围是</w:t>
-            </w:r>
-            <w:r>
-              <w:rPr>
-                <w:iCs/>
-                <w:color w:val="000000"/>
-                <w:sz w:val="18"/>
-                <w:szCs w:val="18"/>
-              </w:rPr>
-              <w:t>1~100000</w:t>
-            </w:r>
-            <w:r>
-              <w:rPr>
-                <w:rFonts w:hint="eastAsia"/>
-                <w:iCs/>
-                <w:color w:val="000000"/>
-                <w:sz w:val="18"/>
-                <w:szCs w:val="18"/>
-              </w:rPr>
-              <w:t>）</w:t>
-            </w:r>
-          </w:p>
-        </w:tc>
-        <w:tc>
-          <w:tcPr>
-            <w:tcW w:w="2268" w:type="dxa"/>
-          </w:tcPr>
-          <w:p>
-            <w:pPr>
-              <w:spacing w:line="276" w:lineRule="auto"/>
-              <w:jc w:val="left"/>
-              <w:rPr>
-                <w:iCs/>
-                <w:color w:val="000000"/>
-                <w:sz w:val="18"/>
-                <w:szCs w:val="18"/>
-              </w:rPr>
-            </w:pPr>
-            <w:r>
-              <w:rPr>
-                <w:rFonts w:hint="eastAsia"/>
-                <w:iCs/>
-                <w:color w:val="000000"/>
-                <w:sz w:val="18"/>
-                <w:szCs w:val="18"/>
-              </w:rPr>
-              <w:t>有效边界</w:t>
-            </w:r>
-            <w:r>
-              <w:rPr>
-                <w:rFonts w:hint="eastAsia"/>
-                <w:iCs/>
-                <w:color w:val="000000"/>
-                <w:sz w:val="18"/>
-                <w:szCs w:val="18"/>
-              </w:rPr>
-              <w:t>值</w:t>
-            </w:r>
-            <w:r>
-              <w:rPr>
-                <w:rFonts w:hint="eastAsia"/>
-                <w:iCs/>
-                <w:color w:val="000000"/>
-                <w:sz w:val="18"/>
-                <w:szCs w:val="18"/>
-              </w:rPr>
-              <w:t>：</w:t>
-            </w:r>
-            <w:r>
-              <w:rPr>
-                <w:rFonts w:hint="eastAsia"/>
-                <w:iCs/>
-                <w:color w:val="000000"/>
-                <w:sz w:val="18"/>
-                <w:szCs w:val="18"/>
-              </w:rPr>
-              <w:t>1</w:t>
-            </w:r>
-            <w:r>
-              <w:rPr>
-                <w:rFonts w:hint="eastAsia"/>
-                <w:iCs/>
-                <w:color w:val="000000"/>
-                <w:sz w:val="18"/>
-                <w:szCs w:val="18"/>
-              </w:rPr>
-              <w:t>、</w:t>
-            </w:r>
-            <w:r>
-              <w:rPr>
-                <w:rFonts w:hint="eastAsia"/>
-                <w:iCs/>
-                <w:color w:val="000000"/>
-                <w:sz w:val="18"/>
-                <w:szCs w:val="18"/>
-              </w:rPr>
-              <w:t>100</w:t>
-            </w:r>
-            <w:r>
-              <w:rPr>
-                <w:rFonts w:hint="eastAsia"/>
-                <w:iCs/>
-                <w:color w:val="000000"/>
-                <w:sz w:val="18"/>
-                <w:szCs w:val="18"/>
-              </w:rPr>
-              <w:t>、</w:t>
-            </w:r>
-            <w:r>
-              <w:rPr>
-                <w:rFonts w:hint="eastAsia"/>
-                <w:iCs/>
-                <w:color w:val="000000"/>
-                <w:sz w:val="18"/>
-                <w:szCs w:val="18"/>
-              </w:rPr>
-              <w:t>10000</w:t>
-            </w:r>
-            <w:r>
-              <w:rPr>
-                <w:rFonts w:hint="eastAsia"/>
-                <w:iCs/>
-                <w:color w:val="000000"/>
-                <w:sz w:val="18"/>
-                <w:szCs w:val="18"/>
-              </w:rPr>
-              <w:t>0</w:t>
-            </w:r>
-          </w:p>
-        </w:tc>
-        <w:tc>
-          <w:tcPr>
-            <w:tcW w:w="1985" w:type="dxa"/>
-          </w:tcPr>
-          <w:p>
-            <w:pPr>
-              <w:spacing w:line="276" w:lineRule="auto"/>
-              <w:jc w:val="left"/>
-              <w:rPr>
-                <w:rFonts w:ascii="宋体" w:eastAsia="宋体" w:hAnsi="宋体" w:cs="宋体"/>
-                <w:kern w:val="0"/>
-                <w:sz w:val="18"/>
-                <w:szCs w:val="18"/>
-              </w:rPr>
-            </w:pPr>
-            <w:r>
-              <w:rPr>
-                <w:rFonts w:ascii="宋体" w:eastAsia="宋体" w:hAnsi="宋体" w:cs="宋体" w:hint="eastAsia"/>
-                <w:kern w:val="0"/>
-                <w:sz w:val="18"/>
-                <w:szCs w:val="18"/>
-              </w:rPr>
-              <w:t>无效边界值</w:t>
-            </w:r>
-            <w:r>
-              <w:rPr>
-                <w:rFonts w:ascii="宋体" w:eastAsia="宋体" w:hAnsi="宋体" w:cs="宋体" w:hint="eastAsia"/>
-                <w:kern w:val="0"/>
-                <w:sz w:val="18"/>
-                <w:szCs w:val="18"/>
-              </w:rPr>
-              <w:t>：</w:t>
-            </w:r>
-            <w:r>
-              <w:rPr>
-                <w:rFonts w:ascii="宋体" w:eastAsia="宋体" w:hAnsi="宋体" w:cs="宋体" w:hint="eastAsia"/>
-                <w:kern w:val="0"/>
-                <w:sz w:val="18"/>
-                <w:szCs w:val="18"/>
-              </w:rPr>
-              <w:t>0、100001</w:t>
-            </w:r>
-          </w:p>
-        </w:tc>
-        <w:tc>
-          <w:tcPr>
-            <w:tcW w:w="1843" w:type="dxa"/>
-          </w:tcPr>
-          <w:p>
-            <w:pPr>
-              <w:spacing w:line="276" w:lineRule="auto"/>
-              <w:jc w:val="left"/>
-              <w:rPr>
-                <w:rFonts w:ascii="宋体" w:eastAsia="宋体" w:hAnsi="宋体" w:cs="宋体"/>
-                <w:kern w:val="0"/>
-                <w:sz w:val="18"/>
-                <w:szCs w:val="18"/>
-              </w:rPr>
-            </w:pPr>
-            <w:r>
-              <w:rPr>
-                <w:rFonts w:ascii="宋体" w:eastAsia="宋体" w:hAnsi="宋体" w:cs="宋体" w:hint="eastAsia"/>
-                <w:kern w:val="0"/>
-                <w:sz w:val="18"/>
-                <w:szCs w:val="18"/>
-              </w:rPr>
-              <w:t>空</w:t>
-            </w:r>
-            <w:r>
-              <w:rPr>
-                <w:rFonts w:ascii="宋体" w:eastAsia="宋体" w:hAnsi="宋体" w:cs="宋体" w:hint="eastAsia"/>
-                <w:kern w:val="0"/>
-                <w:sz w:val="18"/>
-                <w:szCs w:val="18"/>
-              </w:rPr>
-              <w:t>，或非法数值（如*）</w:t>
-            </w:r>
-          </w:p>
-        </w:tc>
-      </w:tr>
-      <w:tr>
-        <w:tc>
-          <w:tcPr>
-            <w:tcW w:w="1701" w:type="dxa"/>
-          </w:tcPr>
-          <w:p>
-            <w:pPr>
-              <w:spacing w:line="276" w:lineRule="auto"/>
-              <w:jc w:val="left"/>
-              <w:rPr>
-                <w:iCs/>
-                <w:color w:val="000000"/>
-                <w:sz w:val="18"/>
-                <w:szCs w:val="18"/>
-              </w:rPr>
-            </w:pPr>
-            <w:r>
-              <w:rPr>
-                <w:rFonts w:hint="eastAsia"/>
-                <w:iCs/>
-                <w:color w:val="000000"/>
-                <w:sz w:val="18"/>
-                <w:szCs w:val="18"/>
-              </w:rPr>
-              <w:t>并发数</w:t>
-            </w:r>
-            <w:r>
-              <w:rPr>
-                <w:rFonts w:hint="eastAsia"/>
-                <w:iCs/>
-                <w:color w:val="000000"/>
-                <w:sz w:val="18"/>
-                <w:szCs w:val="18"/>
-              </w:rPr>
-              <w:t>jobs</w:t>
-            </w:r>
-          </w:p>
-        </w:tc>
-        <w:tc>
-          <w:tcPr>
-            <w:tcW w:w="2268" w:type="dxa"/>
-          </w:tcPr>
-          <w:p>
-            <w:pPr>
-              <w:spacing w:line="276" w:lineRule="auto"/>
-              <w:jc w:val="left"/>
-              <w:rPr>
-                <w:rFonts w:ascii="宋体" w:eastAsia="宋体" w:hAnsi="宋体" w:cs="宋体"/>
-                <w:kern w:val="0"/>
-                <w:sz w:val="18"/>
-                <w:szCs w:val="18"/>
-              </w:rPr>
-            </w:pPr>
-            <w:r>
-              <w:rPr>
-                <w:rFonts w:ascii="宋体" w:eastAsia="宋体" w:hAnsi="宋体" w:cs="宋体" w:hint="eastAsia"/>
-                <w:kern w:val="0"/>
-                <w:sz w:val="18"/>
-                <w:szCs w:val="18"/>
-              </w:rPr>
-              <w:t>1</w:t>
-            </w:r>
-          </w:p>
-        </w:tc>
-        <w:tc>
-          <w:tcPr>
-            <w:tcW w:w="1985" w:type="dxa"/>
-          </w:tcPr>
-          <w:p>
-            <w:pPr>
-              <w:spacing w:line="276" w:lineRule="auto"/>
-              <w:jc w:val="left"/>
-              <w:rPr>
-                <w:rFonts w:ascii="宋体" w:eastAsia="宋体" w:hAnsi="宋体" w:cs="宋体"/>
-                <w:kern w:val="0"/>
-                <w:sz w:val="18"/>
-                <w:szCs w:val="18"/>
-              </w:rPr>
-            </w:pPr>
-            <w:r>
-              <w:rPr>
-                <w:rFonts w:ascii="宋体" w:eastAsia="宋体" w:hAnsi="宋体" w:cs="宋体" w:hint="eastAsia"/>
-                <w:kern w:val="0"/>
-                <w:sz w:val="18"/>
-                <w:szCs w:val="18"/>
-              </w:rPr>
-              <w:t>内核设定的线程最大数</w:t>
-            </w:r>
-          </w:p>
-        </w:tc>
-        <w:tc>
-          <w:tcPr>
-            <w:tcW w:w="1843" w:type="dxa"/>
-          </w:tcPr>
-          <w:p>
-            <w:pPr>
-              <w:spacing w:line="276" w:lineRule="auto"/>
-              <w:jc w:val="left"/>
-              <w:rPr>
-                <w:rFonts w:ascii="宋体" w:eastAsia="宋体" w:hAnsi="宋体" w:cs="宋体"/>
-                <w:kern w:val="0"/>
-                <w:sz w:val="18"/>
-                <w:szCs w:val="18"/>
-              </w:rPr>
-            </w:pPr>
-            <w:r>
-              <w:rPr>
-                <w:rFonts w:ascii="宋体" w:eastAsia="宋体" w:hAnsi="宋体" w:cs="宋体" w:hint="eastAsia"/>
-                <w:kern w:val="0"/>
-                <w:sz w:val="18"/>
-                <w:szCs w:val="18"/>
-              </w:rPr>
-              <w:t>空</w:t>
+            </w:pPr>
+            <w:r>
+              <w:rPr>
+                <w:rFonts w:hint="eastAsia"/>
+                <w:b/>
+                <w:color w:val="0000FF"/>
+              </w:rPr>
+              <w:t>非法</w:t>
+            </w:r>
+            <w:r>
+              <w:rPr>
+                <w:rFonts w:hint="eastAsia"/>
+                <w:b/>
+                <w:color w:val="0000FF"/>
+              </w:rPr>
+              <w:t>，如</w:t>
+            </w:r>
+            <w:r>
+              <w:rPr>
+                <w:rFonts w:hint="eastAsia"/>
+                <w:b/>
+                <w:color w:val="0000FF"/>
+              </w:rPr>
+              <w:t>test</w:t>
             </w:r>
           </w:p>
         </w:tc>
       </w:tr>
     </w:tbl>
+    <w:p>
+      <w:pPr>
+        <w:pStyle w:val="ListParagraph"/>
+        <w:spacing w:line="276" w:lineRule="auto"/>
+        <w:ind w:left="420" w:firstLineChars="0" w:firstLine="0"/>
+        <w:rPr>
+          <w:rFonts w:hint="eastAsia"/>
+        </w:rPr>
+      </w:pPr>
+    </w:p>
     <w:p>
       <w:pPr>
         <w:pStyle w:val="ListParagraph"/>
@@ -28258,7 +30497,6 @@
         <w:rPr>
           <w:rFonts w:hint="eastAsia"/>
         </w:rPr>
-        <w:lastRenderedPageBreak/>
         <w:t>数据类型长度限制，考虑实际数据字符长度大于指定的字段类型限制长度，检查数据转换结果，如考虑</w:t>
       </w:r>
       <w:r>
@@ -28288,22 +30526,27 @@
     </w:p>
     <w:p>
       <w:pPr>
-        <w:pStyle w:val="ListParagraph"/>
+        <w:pStyle w:val="Heading3"/>
         <w:spacing w:line="276" w:lineRule="auto"/>
-        <w:ind w:left="420" w:firstLineChars="0" w:firstLine="0"/>
+        <w:rPr>
+          <w:rFonts w:ascii="Arial" w:hAnsi="Arial" w:cs="Arial"/>
+        </w:rPr>
       </w:pPr>
+      <w:bookmarkStart w:id="17" w:name="_Toc421275938"/>
       <w:r>
         <w:rPr>
-          <w:rFonts w:hint="eastAsia"/>
+          <w:rFonts w:ascii="Arial" w:hAnsi="Arial" w:cs="Arial"/>
         </w:rPr>
-        <w:t>列出的测试因子：</w:t>
+        <w:lastRenderedPageBreak/>
+        <w:t>性能</w:t>
       </w:r>
-    </w:p>
-    <w:p>
-      <w:pPr>
-        <w:spacing w:line="276" w:lineRule="auto"/>
-        <w:jc w:val="left"/>
-      </w:pPr>
+      <w:r>
+        <w:rPr>
+          <w:rFonts w:ascii="Arial" w:hAnsi="Arial" w:cs="Arial"/>
+        </w:rPr>
+        <w:t>分析和设计</w:t>
+      </w:r>
+      <w:bookmarkEnd w:id="17"/>
     </w:p>
     <w:p>
       <w:pPr>
@@ -28313,20 +30556,14 @@
           <w:rFonts w:ascii="Arial" w:hAnsi="Arial" w:cs="Arial"/>
         </w:rPr>
       </w:pPr>
-      <w:bookmarkStart w:id="19" w:name="_Toc421275938"/>
+      <w:bookmarkStart w:id="18" w:name="_Toc421275939"/>
       <w:r>
         <w:rPr>
           <w:rFonts w:ascii="Arial" w:hAnsi="Arial" w:cs="Arial"/>
         </w:rPr>
-        <w:t>性能</w:t>
+        <w:t>兼容性分析和设计</w:t>
       </w:r>
-      <w:r>
-        <w:rPr>
-          <w:rFonts w:ascii="Arial" w:hAnsi="Arial" w:cs="Arial"/>
-        </w:rPr>
-        <w:t>分析和设计</w:t>
-      </w:r>
-      <w:bookmarkEnd w:id="19"/>
+      <w:bookmarkEnd w:id="18"/>
     </w:p>
     <w:p>
       <w:pPr>
@@ -28336,24 +30573,7 @@
           <w:rFonts w:ascii="Arial" w:hAnsi="Arial" w:cs="Arial"/>
         </w:rPr>
       </w:pPr>
-      <w:bookmarkStart w:id="20" w:name="_Toc421275939"/>
-      <w:r>
-        <w:rPr>
-          <w:rFonts w:ascii="Arial" w:hAnsi="Arial" w:cs="Arial"/>
-        </w:rPr>
-        <w:t>兼容性分析和设计</w:t>
-      </w:r>
-      <w:bookmarkEnd w:id="20"/>
-    </w:p>
-    <w:p>
-      <w:pPr>
-        <w:pStyle w:val="Heading3"/>
-        <w:spacing w:line="276" w:lineRule="auto"/>
-        <w:rPr>
-          <w:rFonts w:ascii="Arial" w:hAnsi="Arial" w:cs="Arial"/>
-        </w:rPr>
-      </w:pPr>
-      <w:bookmarkStart w:id="21" w:name="_Toc421275940"/>
+      <w:bookmarkStart w:id="19" w:name="_Toc421275940"/>
       <w:r>
         <w:rPr>
           <w:rFonts w:ascii="Arial" w:hAnsi="Arial" w:cs="Arial"/>
@@ -28372,7 +30592,7 @@
         </w:rPr>
         <w:t>和特性交互分析和设计</w:t>
       </w:r>
-      <w:bookmarkEnd w:id="21"/>
+      <w:bookmarkEnd w:id="19"/>
     </w:p>
     <w:p>
       <w:pPr>
@@ -28441,31 +30661,7 @@
           <w:color w:val="000000" w:themeColor="text1"/>
           <w:szCs w:val="21"/>
         </w:rPr>
-        <w:t>索引、普通表、</w:t>
-      </w:r>
-      <w:commentRangeStart w:id="22"/>
-      <w:r>
-        <w:rPr>
-          <w:rFonts w:ascii="Arial" w:eastAsia="黑体" w:hAnsi="Arial" w:cs="Arial" w:hint="eastAsia"/>
-          <w:color w:val="000000" w:themeColor="text1"/>
-          <w:szCs w:val="21"/>
-        </w:rPr>
-        <w:t>主子表</w:t>
-      </w:r>
-      <w:commentRangeEnd w:id="22"/>
-      <w:r>
-        <w:rPr>
-          <w:rStyle w:val="CommentReference"/>
-        </w:rPr>
-        <w:commentReference w:id="22"/>
-      </w:r>
-      <w:r>
-        <w:rPr>
-          <w:rFonts w:ascii="Arial" w:eastAsia="黑体" w:hAnsi="Arial" w:cs="Arial" w:hint="eastAsia"/>
-          <w:color w:val="000000" w:themeColor="text1"/>
-          <w:szCs w:val="21"/>
-        </w:rPr>
-        <w:t>、切分表</w:t>
+        <w:t>索引、普通表、主子表、切分表</w:t>
       </w:r>
       <w:r>
         <w:rPr>
@@ -28627,14 +30823,14 @@
           <w:rFonts w:cs="Arial"/>
         </w:rPr>
       </w:pPr>
-      <w:bookmarkStart w:id="23" w:name="_Toc421275941"/>
+      <w:bookmarkStart w:id="20" w:name="_Toc421275941"/>
       <w:r>
         <w:rPr>
           <w:rFonts w:cs="Arial"/>
         </w:rPr>
         <w:t>可测试性分析</w:t>
       </w:r>
-      <w:bookmarkEnd w:id="23"/>
+      <w:bookmarkEnd w:id="20"/>
     </w:p>
     <w:p>
       <w:pPr>
@@ -28683,14 +30879,14 @@
           <w:rFonts w:cs="Arial"/>
         </w:rPr>
       </w:pPr>
-      <w:bookmarkStart w:id="24" w:name="_Toc421275942"/>
+      <w:bookmarkStart w:id="21" w:name="_Toc421275942"/>
       <w:r>
         <w:rPr>
           <w:rFonts w:cs="Arial"/>
         </w:rPr>
         <w:t>自动化分析和设计</w:t>
       </w:r>
-      <w:bookmarkEnd w:id="24"/>
+      <w:bookmarkEnd w:id="21"/>
     </w:p>
     <w:p>
       <w:pPr>
@@ -28738,14 +30934,14 @@
           <w:rFonts w:cs="Arial"/>
         </w:rPr>
       </w:pPr>
-      <w:bookmarkStart w:id="25" w:name="_Toc421275943"/>
+      <w:bookmarkStart w:id="22" w:name="_Toc421275943"/>
       <w:r>
         <w:rPr>
           <w:rFonts w:cs="Arial"/>
         </w:rPr>
         <w:t>详细测试方法</w:t>
       </w:r>
-      <w:bookmarkEnd w:id="25"/>
+      <w:bookmarkEnd w:id="22"/>
     </w:p>
     <w:p>
       <w:pPr>
@@ -28755,14 +30951,14 @@
           <w:rFonts w:ascii="Arial" w:hAnsi="Arial" w:cs="Arial"/>
         </w:rPr>
       </w:pPr>
-      <w:bookmarkStart w:id="26" w:name="_Toc421275944"/>
+      <w:bookmarkStart w:id="23" w:name="_Toc421275944"/>
       <w:r>
         <w:rPr>
           <w:rFonts w:ascii="Arial" w:hAnsi="Arial" w:cs="Arial"/>
         </w:rPr>
         <w:t>详细设计</w:t>
       </w:r>
-      <w:bookmarkEnd w:id="26"/>
+      <w:bookmarkEnd w:id="23"/>
     </w:p>
     <w:p>
       <w:pPr>
@@ -28988,7 +31184,6 @@
                 <w:sz w:val="18"/>
                 <w:szCs w:val="18"/>
               </w:rPr>
-              <w:lastRenderedPageBreak/>
               <w:t>测试项</w:t>
             </w:r>
           </w:p>
@@ -29293,7 +31488,19 @@
                 <w:sz w:val="18"/>
                 <w:szCs w:val="18"/>
               </w:rPr>
-              <w:t>导入成功的数据与实际导入成功的记录数一致，所有记录字段值与原文件数据一致；主备节点数据一致；</w:t>
+              <w:t>导入</w:t>
+            </w:r>
+            <w:r>
+              <w:rPr>
+                <w:rFonts w:cs="Times New Roman" w:hint="eastAsia"/>
+                <w:i w:val="0"/>
+                <w:noProof/>
+                <w:color w:val="auto"/>
+                <w:sz w:val="18"/>
+                <w:szCs w:val="18"/>
+              </w:rPr>
+              <w:lastRenderedPageBreak/>
+              <w:t>成功的数据与实际导入成功的记录数一致，所有记录字段值与原文件数据一致；主备节点数据一致；</w:t>
             </w:r>
           </w:p>
         </w:tc>
@@ -29325,6 +31532,7 @@
                 <w:sz w:val="18"/>
                 <w:szCs w:val="18"/>
               </w:rPr>
+              <w:lastRenderedPageBreak/>
               <w:t>指定正确的</w:t>
             </w:r>
             <w:r>
@@ -29358,6 +31566,7 @@
                 <w:sz w:val="18"/>
                 <w:szCs w:val="18"/>
               </w:rPr>
+              <w:lastRenderedPageBreak/>
               <w:t>cl</w:t>
             </w:r>
             <w:r>
@@ -30122,7 +32331,7 @@
                 <w:szCs w:val="18"/>
               </w:rPr>
             </w:pPr>
-            <w:commentRangeStart w:id="27"/>
+            <w:commentRangeStart w:id="24"/>
             <w:r>
               <w:rPr>
                 <w:rFonts w:cs="Times New Roman" w:hint="eastAsia"/>
@@ -30134,7 +32343,7 @@
               </w:rPr>
               <w:t>管道方式导入数据</w:t>
             </w:r>
-            <w:commentRangeEnd w:id="27"/>
+            <w:commentRangeEnd w:id="24"/>
             <w:r>
               <w:rPr>
                 <w:rStyle w:val="CommentReference"/>
@@ -30144,7 +32353,7 @@
                 <w:color w:val="auto"/>
                 <w:kern w:val="2"/>
               </w:rPr>
-              <w:commentReference w:id="27"/>
+              <w:commentReference w:id="24"/>
             </w:r>
           </w:p>
         </w:tc>
@@ -30231,7 +32440,7 @@
                 <w:szCs w:val="18"/>
               </w:rPr>
             </w:pPr>
-            <w:commentRangeStart w:id="28"/>
+            <w:commentRangeStart w:id="25"/>
             <w:r>
               <w:rPr>
                 <w:rFonts w:cs="Times New Roman" w:hint="eastAsia"/>
@@ -30243,7 +32452,7 @@
               </w:rPr>
               <w:t>执行外部程序导入数据</w:t>
             </w:r>
-            <w:commentRangeEnd w:id="28"/>
+            <w:commentRangeEnd w:id="25"/>
             <w:r>
               <w:rPr>
                 <w:rStyle w:val="CommentReference"/>
@@ -30253,7 +32462,7 @@
                 <w:color w:val="auto"/>
                 <w:kern w:val="2"/>
               </w:rPr>
-              <w:commentReference w:id="28"/>
+              <w:commentReference w:id="25"/>
             </w:r>
           </w:p>
         </w:tc>
@@ -31704,19 +33913,7 @@
                 <w:sz w:val="18"/>
                 <w:szCs w:val="18"/>
               </w:rPr>
-              <w:t>数据录入正</w:t>
-            </w:r>
-            <w:r>
-              <w:rPr>
-                <w:rFonts w:cs="Times New Roman" w:hint="eastAsia"/>
-                <w:i w:val="0"/>
-                <w:noProof/>
-                <w:color w:val="auto"/>
-                <w:sz w:val="18"/>
-                <w:szCs w:val="18"/>
-              </w:rPr>
-              <w:lastRenderedPageBreak/>
-              <w:t>确</w:t>
+              <w:t>数据录入正确</w:t>
             </w:r>
           </w:p>
         </w:tc>
@@ -31793,7 +33990,7 @@
               </w:rPr>
               <w:t>按指定分隔符和分隔符优先级分隔出的某一条</w:t>
             </w:r>
-            <w:commentRangeStart w:id="29"/>
+            <w:commentRangeStart w:id="26"/>
             <w:r>
               <w:rPr>
                 <w:rFonts w:cs="Times New Roman" w:hint="eastAsia"/>
@@ -31805,7 +34002,7 @@
               </w:rPr>
               <w:t>记录超长</w:t>
             </w:r>
-            <w:commentRangeEnd w:id="29"/>
+            <w:commentRangeEnd w:id="26"/>
             <w:r>
               <w:rPr>
                 <w:rStyle w:val="CommentReference"/>
@@ -31815,7 +34012,7 @@
                 <w:color w:val="auto"/>
                 <w:kern w:val="2"/>
               </w:rPr>
-              <w:commentReference w:id="29"/>
+              <w:commentReference w:id="26"/>
             </w:r>
           </w:p>
         </w:tc>
@@ -31847,7 +34044,19 @@
                 <w:sz w:val="18"/>
                 <w:szCs w:val="18"/>
               </w:rPr>
-              <w:t>该条记录导入失败，日志打印该记录在原文件记录行数，并将失败记录输出到新的文件；新文件失败记录数和字段值与实际失败记录一致</w:t>
+              <w:t>该条记录导入失败，日志打印该记录在原文件记录行数，并将失败记</w:t>
+            </w:r>
+            <w:r>
+              <w:rPr>
+                <w:rFonts w:cs="Times New Roman" w:hint="eastAsia"/>
+                <w:i w:val="0"/>
+                <w:noProof/>
+                <w:color w:val="auto"/>
+                <w:sz w:val="18"/>
+                <w:szCs w:val="18"/>
+              </w:rPr>
+              <w:lastRenderedPageBreak/>
+              <w:t>录输出到新的文件；新文件失败记录数和字段值与实际失败记录一致</w:t>
             </w:r>
           </w:p>
         </w:tc>
@@ -31878,6 +34087,7 @@
                 <w:sz w:val="18"/>
                 <w:szCs w:val="18"/>
               </w:rPr>
+              <w:lastRenderedPageBreak/>
               <w:t>导入失败继续导入</w:t>
             </w:r>
           </w:p>
@@ -36024,7 +38234,7 @@
                 <w:szCs w:val="18"/>
               </w:rPr>
             </w:pPr>
-            <w:commentRangeStart w:id="30"/>
+            <w:commentRangeStart w:id="27"/>
             <w:r>
               <w:rPr>
                 <w:rFonts w:cs="Times New Roman" w:hint="eastAsia"/>
@@ -36036,7 +38246,7 @@
               </w:rPr>
               <w:t>不规则数据</w:t>
             </w:r>
-            <w:commentRangeEnd w:id="30"/>
+            <w:commentRangeEnd w:id="27"/>
             <w:r>
               <w:rPr>
                 <w:rStyle w:val="CommentReference"/>
@@ -36046,7 +38256,7 @@
                 <w:color w:val="auto"/>
                 <w:kern w:val="2"/>
               </w:rPr>
-              <w:commentReference w:id="30"/>
+              <w:commentReference w:id="27"/>
             </w:r>
           </w:p>
         </w:tc>
@@ -36401,7 +38611,88 @@
                 <w:sz w:val="18"/>
                 <w:szCs w:val="18"/>
               </w:rPr>
-              <w:t>，实</w:t>
+              <w:t>，实际数据类型为</w:t>
+            </w:r>
+            <w:r>
+              <w:rPr>
+                <w:rFonts w:hint="eastAsia"/>
+              </w:rPr>
+              <w:t>timestamp,date,null</w:t>
+            </w:r>
+          </w:p>
+        </w:tc>
+        <w:tc>
+          <w:tcPr>
+            <w:tcW w:w="2104" w:type="dxa"/>
+          </w:tcPr>
+          <w:p>
+            <w:pPr>
+              <w:pStyle w:val="aa"/>
+              <w:spacing w:line="276" w:lineRule="auto"/>
+              <w:ind w:firstLine="0"/>
+              <w:rPr>
+                <w:rFonts w:cs="Times New Roman"/>
+                <w:i w:val="0"/>
+                <w:noProof/>
+                <w:color w:val="auto"/>
+                <w:sz w:val="18"/>
+                <w:szCs w:val="18"/>
+              </w:rPr>
+            </w:pPr>
+            <w:r>
+              <w:rPr>
+                <w:rFonts w:cs="Times New Roman" w:hint="eastAsia"/>
+                <w:i w:val="0"/>
+                <w:noProof/>
+                <w:color w:val="auto"/>
+                <w:sz w:val="18"/>
+                <w:szCs w:val="18"/>
+              </w:rPr>
+              <w:t>不支持</w:t>
+            </w:r>
+            <w:r>
+              <w:rPr>
+                <w:rFonts w:cs="Times New Roman" w:hint="eastAsia"/>
+                <w:i w:val="0"/>
+                <w:noProof/>
+                <w:color w:val="auto"/>
+                <w:sz w:val="18"/>
+                <w:szCs w:val="18"/>
+              </w:rPr>
+              <w:t>timestamp,date,null</w:t>
+            </w:r>
+            <w:r>
+              <w:rPr>
+                <w:rFonts w:cs="Times New Roman" w:hint="eastAsia"/>
+                <w:i w:val="0"/>
+                <w:noProof/>
+                <w:color w:val="auto"/>
+                <w:sz w:val="18"/>
+                <w:szCs w:val="18"/>
+              </w:rPr>
+              <w:t>转换为</w:t>
+            </w:r>
+            <w:r>
+              <w:rPr>
+                <w:rFonts w:cs="Times New Roman" w:hint="eastAsia"/>
+                <w:i w:val="0"/>
+                <w:noProof/>
+                <w:color w:val="auto"/>
+                <w:sz w:val="18"/>
+                <w:szCs w:val="18"/>
+              </w:rPr>
+              <w:t>int</w:t>
+            </w:r>
+            <w:r>
+              <w:rPr>
+                <w:rFonts w:cs="Times New Roman" w:hint="eastAsia"/>
+                <w:i w:val="0"/>
+                <w:noProof/>
+                <w:color w:val="auto"/>
+                <w:sz w:val="18"/>
+                <w:szCs w:val="18"/>
+              </w:rPr>
+              <w:t>，数据导入失败，失败数据输出到新的文件，新文件失败记录与</w:t>
             </w:r>
             <w:r>
               <w:rPr>
@@ -36413,90 +38704,7 @@
                 <w:szCs w:val="18"/>
               </w:rPr>
               <w:lastRenderedPageBreak/>
-              <w:t>际数据类型为</w:t>
-            </w:r>
-            <w:r>
-              <w:rPr>
-                <w:rFonts w:hint="eastAsia"/>
-              </w:rPr>
-              <w:t>timestamp,date,null</w:t>
-            </w:r>
-          </w:p>
-        </w:tc>
-        <w:tc>
-          <w:tcPr>
-            <w:tcW w:w="2104" w:type="dxa"/>
-          </w:tcPr>
-          <w:p>
-            <w:pPr>
-              <w:pStyle w:val="aa"/>
-              <w:spacing w:line="276" w:lineRule="auto"/>
-              <w:ind w:firstLine="0"/>
-              <w:rPr>
-                <w:rFonts w:cs="Times New Roman"/>
-                <w:i w:val="0"/>
-                <w:noProof/>
-                <w:color w:val="auto"/>
-                <w:sz w:val="18"/>
-                <w:szCs w:val="18"/>
-              </w:rPr>
-            </w:pPr>
-            <w:r>
-              <w:rPr>
-                <w:rFonts w:cs="Times New Roman" w:hint="eastAsia"/>
-                <w:i w:val="0"/>
-                <w:noProof/>
-                <w:color w:val="auto"/>
-                <w:sz w:val="18"/>
-                <w:szCs w:val="18"/>
-              </w:rPr>
-              <w:lastRenderedPageBreak/>
-              <w:t>不支持</w:t>
-            </w:r>
-            <w:r>
-              <w:rPr>
-                <w:rFonts w:cs="Times New Roman" w:hint="eastAsia"/>
-                <w:i w:val="0"/>
-                <w:noProof/>
-                <w:color w:val="auto"/>
-                <w:sz w:val="18"/>
-                <w:szCs w:val="18"/>
-              </w:rPr>
-              <w:lastRenderedPageBreak/>
-              <w:t>timestamp,date,null</w:t>
-            </w:r>
-            <w:r>
-              <w:rPr>
-                <w:rFonts w:cs="Times New Roman" w:hint="eastAsia"/>
-                <w:i w:val="0"/>
-                <w:noProof/>
-                <w:color w:val="auto"/>
-                <w:sz w:val="18"/>
-                <w:szCs w:val="18"/>
-              </w:rPr>
-              <w:t>转换为</w:t>
-            </w:r>
-            <w:r>
-              <w:rPr>
-                <w:rFonts w:cs="Times New Roman" w:hint="eastAsia"/>
-                <w:i w:val="0"/>
-                <w:noProof/>
-                <w:color w:val="auto"/>
-                <w:sz w:val="18"/>
-                <w:szCs w:val="18"/>
-              </w:rPr>
-              <w:t>int</w:t>
-            </w:r>
-            <w:r>
-              <w:rPr>
-                <w:rFonts w:cs="Times New Roman" w:hint="eastAsia"/>
-                <w:i w:val="0"/>
-                <w:noProof/>
-                <w:color w:val="auto"/>
-                <w:sz w:val="18"/>
-                <w:szCs w:val="18"/>
-              </w:rPr>
-              <w:t>，数据导入失败，失败数据输出到新的文件，新文件失败记录与原文件一致；日志打印失败记录，并打印失败记录行号</w:t>
+              <w:t>原文件一致；日志打印失败记录，并打印失败记录行号</w:t>
             </w:r>
           </w:p>
         </w:tc>
@@ -38515,7 +40723,6 @@
                 <w:sz w:val="18"/>
                 <w:szCs w:val="18"/>
               </w:rPr>
-              <w:lastRenderedPageBreak/>
               <w:t>true</w:t>
             </w:r>
             <w:r>
@@ -41074,7 +43281,6 @@
               <w:rPr>
                 <w:rFonts w:hint="eastAsia"/>
               </w:rPr>
-              <w:lastRenderedPageBreak/>
               <w:t>int,long,bool,double,string,timestamp,date,null</w:t>
             </w:r>
             <w:r>
@@ -41221,7 +43427,19 @@
                 <w:sz w:val="18"/>
                 <w:szCs w:val="18"/>
               </w:rPr>
-              <w:t>实际数据类型为</w:t>
+              <w:t>实际数据类型</w:t>
+            </w:r>
+            <w:r>
+              <w:rPr>
+                <w:rFonts w:cs="Times New Roman" w:hint="eastAsia"/>
+                <w:i w:val="0"/>
+                <w:noProof/>
+                <w:color w:val="auto"/>
+                <w:sz w:val="18"/>
+                <w:szCs w:val="18"/>
+              </w:rPr>
+              <w:lastRenderedPageBreak/>
+              <w:t>为</w:t>
             </w:r>
             <w:r>
               <w:rPr>
@@ -47659,7 +49877,19 @@
                 <w:sz w:val="18"/>
                 <w:szCs w:val="18"/>
               </w:rPr>
-              <w:t>覆盖</w:t>
+              <w:t>覆</w:t>
+            </w:r>
+            <w:r>
+              <w:rPr>
+                <w:rFonts w:cs="Times New Roman" w:hint="eastAsia"/>
+                <w:i w:val="0"/>
+                <w:noProof/>
+                <w:color w:val="auto"/>
+                <w:sz w:val="18"/>
+                <w:szCs w:val="18"/>
+              </w:rPr>
+              <w:lastRenderedPageBreak/>
+              <w:t>盖</w:t>
             </w:r>
           </w:p>
         </w:tc>
@@ -53596,14 +55826,14 @@
           <w:rFonts w:ascii="Arial" w:hAnsi="Arial" w:cs="Arial"/>
         </w:rPr>
       </w:pPr>
-      <w:bookmarkStart w:id="31" w:name="_Toc421275945"/>
+      <w:bookmarkStart w:id="28" w:name="_Toc421275945"/>
       <w:r>
         <w:rPr>
           <w:rFonts w:ascii="Arial" w:hAnsi="Arial" w:cs="Arial"/>
         </w:rPr>
         <w:t>验收测试用例</w:t>
       </w:r>
-      <w:bookmarkEnd w:id="31"/>
+      <w:bookmarkEnd w:id="28"/>
     </w:p>
     <w:p>
       <w:pPr>
@@ -54040,179 +56270,7 @@
       </w:r>
     </w:p>
   </w:comment>
-  <w:comment w:id="17" w:author="huangxiaoni" w:date="2015-07-31T18:38:00Z" w:initials="h">
-    <w:p>
-      <w:pPr>
-        <w:pStyle w:val="CommentText"/>
-      </w:pPr>
-      <w:r>
-        <w:rPr>
-          <w:rStyle w:val="CommentReference"/>
-        </w:rPr>
-        <w:annotationRef/>
-      </w:r>
-      <w:r>
-        <w:rPr>
-          <w:rFonts w:hint="eastAsia"/>
-          <w:iCs/>
-          <w:color w:val="FF0000"/>
-          <w:sz w:val="18"/>
-          <w:szCs w:val="18"/>
-        </w:rPr>
-        <w:t>---</w:t>
-      </w:r>
-      <w:r>
-        <w:rPr>
-          <w:rFonts w:hint="eastAsia"/>
-          <w:iCs/>
-          <w:color w:val="FF0000"/>
-          <w:sz w:val="18"/>
-          <w:szCs w:val="18"/>
-        </w:rPr>
-        <w:t>是否需要全覆盖</w:t>
-      </w:r>
-      <w:r>
-        <w:rPr>
-          <w:rFonts w:hint="eastAsia"/>
-          <w:iCs/>
-          <w:color w:val="FF0000"/>
-          <w:sz w:val="18"/>
-          <w:szCs w:val="18"/>
-        </w:rPr>
-        <w:t>？</w:t>
-      </w:r>
-    </w:p>
-  </w:comment>
-  <w:comment w:id="18" w:author="huangxiaoni" w:date="2015-08-01T14:43:00Z" w:initials="h">
-    <w:p>
-      <w:pPr>
-        <w:pStyle w:val="CommentText"/>
-      </w:pPr>
-      <w:r>
-        <w:rPr>
-          <w:rStyle w:val="CommentReference"/>
-        </w:rPr>
-        <w:annotationRef/>
-      </w:r>
-      <w:r>
-        <w:rPr>
-          <w:rFonts w:hint="eastAsia"/>
-        </w:rPr>
-        <w:t>字段值包含</w:t>
-      </w:r>
-      <w:r>
-        <w:rPr>
-          <w:rFonts w:hint="eastAsia"/>
-          <w:iCs/>
-          <w:color w:val="FF0000"/>
-          <w:sz w:val="18"/>
-          <w:szCs w:val="18"/>
-        </w:rPr>
-        <w:t>不可见字符</w:t>
-      </w:r>
-    </w:p>
-  </w:comment>
-  <w:comment w:id="22" w:author="huangxiaoni" w:date="2015-08-01T15:08:00Z" w:initials="h">
-    <w:p>
-      <w:pPr>
-        <w:pStyle w:val="CommentText"/>
-      </w:pPr>
-      <w:r>
-        <w:rPr>
-          <w:rStyle w:val="CommentReference"/>
-        </w:rPr>
-        <w:annotationRef/>
-      </w:r>
-      <w:r>
-        <w:rPr>
-          <w:rFonts w:hint="eastAsia"/>
-        </w:rPr>
-        <w:t>1</w:t>
-      </w:r>
-      <w:r>
-        <w:rPr>
-          <w:rFonts w:hint="eastAsia"/>
-        </w:rPr>
-        <w:t>天</w:t>
-      </w:r>
-      <w:r>
-        <w:rPr>
-          <w:rFonts w:hint="eastAsia"/>
-        </w:rPr>
-        <w:t>1</w:t>
-      </w:r>
-      <w:r>
-        <w:rPr>
-          <w:rFonts w:hint="eastAsia"/>
-        </w:rPr>
-        <w:t>个子表，</w:t>
-      </w:r>
-      <w:r>
-        <w:rPr>
-          <w:rFonts w:hint="eastAsia"/>
-        </w:rPr>
-        <w:t>1</w:t>
-      </w:r>
-      <w:r>
-        <w:rPr>
-          <w:rFonts w:hint="eastAsia"/>
-        </w:rPr>
-        <w:t>月</w:t>
-      </w:r>
-      <w:r>
-        <w:rPr>
-          <w:rFonts w:hint="eastAsia"/>
-        </w:rPr>
-        <w:t>1</w:t>
-      </w:r>
-      <w:r>
-        <w:rPr>
-          <w:rFonts w:hint="eastAsia"/>
-        </w:rPr>
-        <w:t>个</w:t>
-      </w:r>
-      <w:r>
-        <w:rPr>
-          <w:rFonts w:hint="eastAsia"/>
-        </w:rPr>
-        <w:t>CS</w:t>
-      </w:r>
-      <w:r>
-        <w:rPr>
-          <w:rFonts w:hint="eastAsia"/>
-        </w:rPr>
-        <w:t>，</w:t>
-      </w:r>
-    </w:p>
-    <w:p>
-      <w:pPr>
-        <w:pStyle w:val="CommentText"/>
-      </w:pPr>
-    </w:p>
-    <w:p>
-      <w:pPr>
-        <w:pStyle w:val="CommentText"/>
-      </w:pPr>
-      <w:r>
-        <w:rPr>
-          <w:rFonts w:hint="eastAsia"/>
-        </w:rPr>
-        <w:t>管道文件大小：</w:t>
-      </w:r>
-      <w:r>
-        <w:rPr>
-          <w:rFonts w:hint="eastAsia"/>
-        </w:rPr>
-        <w:t>256M</w:t>
-      </w:r>
-    </w:p>
-    <w:p>
-      <w:pPr>
-        <w:pStyle w:val="CommentText"/>
-      </w:pPr>
-    </w:p>
-  </w:comment>
-  <w:comment w:id="27" w:author="huangxiaoni" w:date="2015-08-03T10:02:00Z" w:initials="h">
+  <w:comment w:id="24" w:author="huangxiaoni" w:date="2015-08-03T10:02:00Z" w:initials="h">
     <w:p>
       <w:pPr>
         <w:pStyle w:val="CommentText"/>
@@ -54231,7 +56289,7 @@
       </w:r>
     </w:p>
   </w:comment>
-  <w:comment w:id="28" w:author="huangxiaoni" w:date="2015-08-03T10:03:00Z" w:initials="h">
+  <w:comment w:id="25" w:author="huangxiaoni" w:date="2015-08-03T10:03:00Z" w:initials="h">
     <w:p>
       <w:pPr>
         <w:pStyle w:val="CommentText"/>
@@ -54250,7 +56308,7 @@
       </w:r>
     </w:p>
   </w:comment>
-  <w:comment w:id="29" w:author="huangxiaoni" w:date="2015-08-03T10:25:00Z" w:initials="h">
+  <w:comment w:id="26" w:author="huangxiaoni" w:date="2015-08-03T10:25:00Z" w:initials="h">
     <w:p>
       <w:pPr>
         <w:pStyle w:val="CommentText"/>
@@ -54269,7 +56327,7 @@
       </w:r>
     </w:p>
   </w:comment>
-  <w:comment w:id="30" w:author="huangxiaoni" w:date="2015-08-03T15:05:00Z" w:initials="h">
+  <w:comment w:id="27" w:author="huangxiaoni" w:date="2015-08-03T15:05:00Z" w:initials="h">
     <w:p>
       <w:pPr>
         <w:pStyle w:val="CommentText"/>
@@ -54368,7 +56426,7 @@
               <w:rPr>
                 <w:noProof/>
               </w:rPr>
-              <w:t>2015-9-2</w:t>
+              <w:t>2015-9-6</w:t>
             </w:r>
           </w:fldSimple>
         </w:p>
@@ -54673,6 +56731,155 @@
     </w:lvl>
   </w:abstractNum>
   <w:abstractNum w:abstractNumId="1">
+    <w:nsid w:val="0AEB7D42"/>
+    <w:multiLevelType w:val="multilevel"/>
+    <w:tmpl w:val="47D661D0"/>
+    <w:lvl w:ilvl="0">
+      <w:start w:val="1"/>
+      <w:numFmt w:val="bullet"/>
+      <w:lvlText w:val=""/>
+      <w:lvlJc w:val="left"/>
+      <w:pPr>
+        <w:tabs>
+          <w:tab w:val="num" w:pos="720"/>
+        </w:tabs>
+        <w:ind w:left="720" w:hanging="360"/>
+      </w:pPr>
+      <w:rPr>
+        <w:rFonts w:ascii="Symbol" w:hAnsi="Symbol" w:hint="default"/>
+        <w:sz w:val="20"/>
+      </w:rPr>
+    </w:lvl>
+    <w:lvl w:ilvl="1" w:tentative="1">
+      <w:start w:val="1"/>
+      <w:numFmt w:val="bullet"/>
+      <w:lvlText w:val="o"/>
+      <w:lvlJc w:val="left"/>
+      <w:pPr>
+        <w:tabs>
+          <w:tab w:val="num" w:pos="1440"/>
+        </w:tabs>
+        <w:ind w:left="1440" w:hanging="360"/>
+      </w:pPr>
+      <w:rPr>
+        <w:rFonts w:ascii="Courier New" w:hAnsi="Courier New" w:hint="default"/>
+        <w:sz w:val="20"/>
+      </w:rPr>
+    </w:lvl>
+    <w:lvl w:ilvl="2" w:tentative="1">
+      <w:start w:val="1"/>
+      <w:numFmt w:val="bullet"/>
+      <w:lvlText w:val=""/>
+      <w:lvlJc w:val="left"/>
+      <w:pPr>
+        <w:tabs>
+          <w:tab w:val="num" w:pos="2160"/>
+        </w:tabs>
+        <w:ind w:left="2160" w:hanging="360"/>
+      </w:pPr>
+      <w:rPr>
+        <w:rFonts w:ascii="Wingdings" w:hAnsi="Wingdings" w:hint="default"/>
+        <w:sz w:val="20"/>
+      </w:rPr>
+    </w:lvl>
+    <w:lvl w:ilvl="3" w:tentative="1">
+      <w:start w:val="1"/>
+      <w:numFmt w:val="bullet"/>
+      <w:lvlText w:val=""/>
+      <w:lvlJc w:val="left"/>
+      <w:pPr>
+        <w:tabs>
+          <w:tab w:val="num" w:pos="2880"/>
+        </w:tabs>
+        <w:ind w:left="2880" w:hanging="360"/>
+      </w:pPr>
+      <w:rPr>
+        <w:rFonts w:ascii="Wingdings" w:hAnsi="Wingdings" w:hint="default"/>
+        <w:sz w:val="20"/>
+      </w:rPr>
+    </w:lvl>
+    <w:lvl w:ilvl="4" w:tentative="1">
+      <w:start w:val="1"/>
+      <w:numFmt w:val="bullet"/>
+      <w:lvlText w:val=""/>
+      <w:lvlJc w:val="left"/>
+      <w:pPr>
+        <w:tabs>
+          <w:tab w:val="num" w:pos="3600"/>
+        </w:tabs>
+        <w:ind w:left="3600" w:hanging="360"/>
+      </w:pPr>
+      <w:rPr>
+        <w:rFonts w:ascii="Wingdings" w:hAnsi="Wingdings" w:hint="default"/>
+        <w:sz w:val="20"/>
+      </w:rPr>
+    </w:lvl>
+    <w:lvl w:ilvl="5" w:tentative="1">
+      <w:start w:val="1"/>
+      <w:numFmt w:val="bullet"/>
+      <w:lvlText w:val=""/>
+      <w:lvlJc w:val="left"/>
+      <w:pPr>
+        <w:tabs>
+          <w:tab w:val="num" w:pos="4320"/>
+        </w:tabs>
+        <w:ind w:left="4320" w:hanging="360"/>
+      </w:pPr>
+      <w:rPr>
+        <w:rFonts w:ascii="Wingdings" w:hAnsi="Wingdings" w:hint="default"/>
+        <w:sz w:val="20"/>
+      </w:rPr>
+    </w:lvl>
+    <w:lvl w:ilvl="6" w:tentative="1">
+      <w:start w:val="1"/>
+      <w:numFmt w:val="bullet"/>
+      <w:lvlText w:val=""/>
+      <w:lvlJc w:val="left"/>
+      <w:pPr>
+        <w:tabs>
+          <w:tab w:val="num" w:pos="5040"/>
+        </w:tabs>
+        <w:ind w:left="5040" w:hanging="360"/>
+      </w:pPr>
+      <w:rPr>
+        <w:rFonts w:ascii="Wingdings" w:hAnsi="Wingdings" w:hint="default"/>
+        <w:sz w:val="20"/>
+      </w:rPr>
+    </w:lvl>
+    <w:lvl w:ilvl="7" w:tentative="1">
+      <w:start w:val="1"/>
+      <w:numFmt w:val="bullet"/>
+      <w:lvlText w:val=""/>
+      <w:lvlJc w:val="left"/>
+      <w:pPr>
+        <w:tabs>
+          <w:tab w:val="num" w:pos="5760"/>
+        </w:tabs>
+        <w:ind w:left="5760" w:hanging="360"/>
+      </w:pPr>
+      <w:rPr>
+        <w:rFonts w:ascii="Wingdings" w:hAnsi="Wingdings" w:hint="default"/>
+        <w:sz w:val="20"/>
+      </w:rPr>
+    </w:lvl>
+    <w:lvl w:ilvl="8" w:tentative="1">
+      <w:start w:val="1"/>
+      <w:numFmt w:val="bullet"/>
+      <w:lvlText w:val=""/>
+      <w:lvlJc w:val="left"/>
+      <w:pPr>
+        <w:tabs>
+          <w:tab w:val="num" w:pos="6480"/>
+        </w:tabs>
+        <w:ind w:left="6480" w:hanging="360"/>
+      </w:pPr>
+      <w:rPr>
+        <w:rFonts w:ascii="Wingdings" w:hAnsi="Wingdings" w:hint="default"/>
+        <w:sz w:val="20"/>
+      </w:rPr>
+    </w:lvl>
+  </w:abstractNum>
+  <w:abstractNum w:abstractNumId="2">
     <w:nsid w:val="0F06058B"/>
     <w:multiLevelType w:val="hybridMultilevel"/>
     <w:tmpl w:val="C39E24E8"/>
@@ -54761,7 +56968,7 @@
       </w:pPr>
     </w:lvl>
   </w:abstractNum>
-  <w:abstractNum w:abstractNumId="2">
+  <w:abstractNum w:abstractNumId="3">
     <w:nsid w:val="18291B80"/>
     <w:multiLevelType w:val="hybridMultilevel"/>
     <w:tmpl w:val="2F4A9A0C"/>
@@ -54850,7 +57057,7 @@
       </w:pPr>
     </w:lvl>
   </w:abstractNum>
-  <w:abstractNum w:abstractNumId="3">
+  <w:abstractNum w:abstractNumId="4">
     <w:nsid w:val="197A1369"/>
     <w:multiLevelType w:val="hybridMultilevel"/>
     <w:tmpl w:val="0610D106"/>
@@ -54964,7 +57171,7 @@
       </w:rPr>
     </w:lvl>
   </w:abstractNum>
-  <w:abstractNum w:abstractNumId="4">
+  <w:abstractNum w:abstractNumId="5">
     <w:nsid w:val="1AB66554"/>
     <w:multiLevelType w:val="singleLevel"/>
     <w:tmpl w:val="14382B24"/>
@@ -54985,7 +57192,7 @@
       </w:rPr>
     </w:lvl>
   </w:abstractNum>
-  <w:abstractNum w:abstractNumId="5">
+  <w:abstractNum w:abstractNumId="6">
     <w:nsid w:val="219629EB"/>
     <w:multiLevelType w:val="hybridMultilevel"/>
     <w:tmpl w:val="2F4A9A0C"/>
@@ -55074,7 +57281,7 @@
       </w:pPr>
     </w:lvl>
   </w:abstractNum>
-  <w:abstractNum w:abstractNumId="6">
+  <w:abstractNum w:abstractNumId="7">
     <w:nsid w:val="377F2F9E"/>
     <w:multiLevelType w:val="hybridMultilevel"/>
     <w:tmpl w:val="2F4A9A0C"/>
@@ -55163,7 +57370,7 @@
       </w:pPr>
     </w:lvl>
   </w:abstractNum>
-  <w:abstractNum w:abstractNumId="7">
+  <w:abstractNum w:abstractNumId="8">
     <w:nsid w:val="42FE570A"/>
     <w:multiLevelType w:val="multilevel"/>
     <w:tmpl w:val="11FEBED6"/>
@@ -55331,7 +57538,7 @@
       </w:rPr>
     </w:lvl>
   </w:abstractNum>
-  <w:abstractNum w:abstractNumId="8">
+  <w:abstractNum w:abstractNumId="9">
     <w:nsid w:val="43B257E5"/>
     <w:multiLevelType w:val="hybridMultilevel"/>
     <w:tmpl w:val="A61AE476"/>
@@ -55420,7 +57627,156 @@
       </w:pPr>
     </w:lvl>
   </w:abstractNum>
-  <w:abstractNum w:abstractNumId="9">
+  <w:abstractNum w:abstractNumId="10">
+    <w:nsid w:val="4AA67CBD"/>
+    <w:multiLevelType w:val="multilevel"/>
+    <w:tmpl w:val="5CC09F3E"/>
+    <w:lvl w:ilvl="0">
+      <w:start w:val="1"/>
+      <w:numFmt w:val="bullet"/>
+      <w:lvlText w:val=""/>
+      <w:lvlJc w:val="left"/>
+      <w:pPr>
+        <w:tabs>
+          <w:tab w:val="num" w:pos="720"/>
+        </w:tabs>
+        <w:ind w:left="720" w:hanging="360"/>
+      </w:pPr>
+      <w:rPr>
+        <w:rFonts w:ascii="Symbol" w:hAnsi="Symbol" w:hint="default"/>
+        <w:sz w:val="20"/>
+      </w:rPr>
+    </w:lvl>
+    <w:lvl w:ilvl="1" w:tentative="1">
+      <w:start w:val="1"/>
+      <w:numFmt w:val="bullet"/>
+      <w:lvlText w:val="o"/>
+      <w:lvlJc w:val="left"/>
+      <w:pPr>
+        <w:tabs>
+          <w:tab w:val="num" w:pos="1440"/>
+        </w:tabs>
+        <w:ind w:left="1440" w:hanging="360"/>
+      </w:pPr>
+      <w:rPr>
+        <w:rFonts w:ascii="Courier New" w:hAnsi="Courier New" w:hint="default"/>
+        <w:sz w:val="20"/>
+      </w:rPr>
+    </w:lvl>
+    <w:lvl w:ilvl="2" w:tentative="1">
+      <w:start w:val="1"/>
+      <w:numFmt w:val="bullet"/>
+      <w:lvlText w:val=""/>
+      <w:lvlJc w:val="left"/>
+      <w:pPr>
+        <w:tabs>
+          <w:tab w:val="num" w:pos="2160"/>
+        </w:tabs>
+        <w:ind w:left="2160" w:hanging="360"/>
+      </w:pPr>
+      <w:rPr>
+        <w:rFonts w:ascii="Wingdings" w:hAnsi="Wingdings" w:hint="default"/>
+        <w:sz w:val="20"/>
+      </w:rPr>
+    </w:lvl>
+    <w:lvl w:ilvl="3" w:tentative="1">
+      <w:start w:val="1"/>
+      <w:numFmt w:val="bullet"/>
+      <w:lvlText w:val=""/>
+      <w:lvlJc w:val="left"/>
+      <w:pPr>
+        <w:tabs>
+          <w:tab w:val="num" w:pos="2880"/>
+        </w:tabs>
+        <w:ind w:left="2880" w:hanging="360"/>
+      </w:pPr>
+      <w:rPr>
+        <w:rFonts w:ascii="Wingdings" w:hAnsi="Wingdings" w:hint="default"/>
+        <w:sz w:val="20"/>
+      </w:rPr>
+    </w:lvl>
+    <w:lvl w:ilvl="4" w:tentative="1">
+      <w:start w:val="1"/>
+      <w:numFmt w:val="bullet"/>
+      <w:lvlText w:val=""/>
+      <w:lvlJc w:val="left"/>
+      <w:pPr>
+        <w:tabs>
+          <w:tab w:val="num" w:pos="3600"/>
+        </w:tabs>
+        <w:ind w:left="3600" w:hanging="360"/>
+      </w:pPr>
+      <w:rPr>
+        <w:rFonts w:ascii="Wingdings" w:hAnsi="Wingdings" w:hint="default"/>
+        <w:sz w:val="20"/>
+      </w:rPr>
+    </w:lvl>
+    <w:lvl w:ilvl="5" w:tentative="1">
+      <w:start w:val="1"/>
+      <w:numFmt w:val="bullet"/>
+      <w:lvlText w:val=""/>
+      <w:lvlJc w:val="left"/>
+      <w:pPr>
+        <w:tabs>
+          <w:tab w:val="num" w:pos="4320"/>
+        </w:tabs>
+        <w:ind w:left="4320" w:hanging="360"/>
+      </w:pPr>
+      <w:rPr>
+        <w:rFonts w:ascii="Wingdings" w:hAnsi="Wingdings" w:hint="default"/>
+        <w:sz w:val="20"/>
+      </w:rPr>
+    </w:lvl>
+    <w:lvl w:ilvl="6" w:tentative="1">
+      <w:start w:val="1"/>
+      <w:numFmt w:val="bullet"/>
+      <w:lvlText w:val=""/>
+      <w:lvlJc w:val="left"/>
+      <w:pPr>
+        <w:tabs>
+          <w:tab w:val="num" w:pos="5040"/>
+        </w:tabs>
+        <w:ind w:left="5040" w:hanging="360"/>
+      </w:pPr>
+      <w:rPr>
+        <w:rFonts w:ascii="Wingdings" w:hAnsi="Wingdings" w:hint="default"/>
+        <w:sz w:val="20"/>
+      </w:rPr>
+    </w:lvl>
+    <w:lvl w:ilvl="7" w:tentative="1">
+      <w:start w:val="1"/>
+      <w:numFmt w:val="bullet"/>
+      <w:lvlText w:val=""/>
+      <w:lvlJc w:val="left"/>
+      <w:pPr>
+        <w:tabs>
+          <w:tab w:val="num" w:pos="5760"/>
+        </w:tabs>
+        <w:ind w:left="5760" w:hanging="360"/>
+      </w:pPr>
+      <w:rPr>
+        <w:rFonts w:ascii="Wingdings" w:hAnsi="Wingdings" w:hint="default"/>
+        <w:sz w:val="20"/>
+      </w:rPr>
+    </w:lvl>
+    <w:lvl w:ilvl="8" w:tentative="1">
+      <w:start w:val="1"/>
+      <w:numFmt w:val="bullet"/>
+      <w:lvlText w:val=""/>
+      <w:lvlJc w:val="left"/>
+      <w:pPr>
+        <w:tabs>
+          <w:tab w:val="num" w:pos="6480"/>
+        </w:tabs>
+        <w:ind w:left="6480" w:hanging="360"/>
+      </w:pPr>
+      <w:rPr>
+        <w:rFonts w:ascii="Wingdings" w:hAnsi="Wingdings" w:hint="default"/>
+        <w:sz w:val="20"/>
+      </w:rPr>
+    </w:lvl>
+  </w:abstractNum>
+  <w:abstractNum w:abstractNumId="11">
     <w:nsid w:val="4F4F3F7C"/>
     <w:multiLevelType w:val="hybridMultilevel"/>
     <w:tmpl w:val="A61AE476"/>
@@ -55509,7 +57865,7 @@
       </w:pPr>
     </w:lvl>
   </w:abstractNum>
-  <w:abstractNum w:abstractNumId="10">
+  <w:abstractNum w:abstractNumId="12">
     <w:nsid w:val="4F6229E9"/>
     <w:multiLevelType w:val="hybridMultilevel"/>
     <w:tmpl w:val="324876AE"/>
@@ -55598,7 +57954,7 @@
       </w:pPr>
     </w:lvl>
   </w:abstractNum>
-  <w:abstractNum w:abstractNumId="11">
+  <w:abstractNum w:abstractNumId="13">
     <w:nsid w:val="51B70ECB"/>
     <w:multiLevelType w:val="hybridMultilevel"/>
     <w:tmpl w:val="2FCE36D4"/>
@@ -55687,7 +58043,7 @@
       </w:pPr>
     </w:lvl>
   </w:abstractNum>
-  <w:abstractNum w:abstractNumId="12">
+  <w:abstractNum w:abstractNumId="14">
     <w:nsid w:val="526124E7"/>
     <w:multiLevelType w:val="hybridMultilevel"/>
     <w:tmpl w:val="C8108206"/>
@@ -55776,7 +58132,7 @@
       </w:pPr>
     </w:lvl>
   </w:abstractNum>
-  <w:abstractNum w:abstractNumId="13">
+  <w:abstractNum w:abstractNumId="15">
     <w:nsid w:val="5FBE39F7"/>
     <w:multiLevelType w:val="hybridMultilevel"/>
     <w:tmpl w:val="2F4A9A0C"/>
@@ -55865,7 +58221,7 @@
       </w:pPr>
     </w:lvl>
   </w:abstractNum>
-  <w:abstractNum w:abstractNumId="14">
+  <w:abstractNum w:abstractNumId="16">
     <w:nsid w:val="63546429"/>
     <w:multiLevelType w:val="multilevel"/>
     <w:tmpl w:val="FE4653A2"/>
@@ -56008,7 +58364,7 @@
       </w:rPr>
     </w:lvl>
   </w:abstractNum>
-  <w:abstractNum w:abstractNumId="15">
+  <w:abstractNum w:abstractNumId="17">
     <w:nsid w:val="66C9069A"/>
     <w:multiLevelType w:val="hybridMultilevel"/>
     <w:tmpl w:val="5BFA1FE8"/>
@@ -56097,7 +58453,7 @@
       </w:pPr>
     </w:lvl>
   </w:abstractNum>
-  <w:abstractNum w:abstractNumId="16">
+  <w:abstractNum w:abstractNumId="18">
     <w:nsid w:val="67085D3B"/>
     <w:multiLevelType w:val="hybridMultilevel"/>
     <w:tmpl w:val="2F4A9A0C"/>
@@ -56186,7 +58542,7 @@
       </w:pPr>
     </w:lvl>
   </w:abstractNum>
-  <w:abstractNum w:abstractNumId="17">
+  <w:abstractNum w:abstractNumId="19">
     <w:nsid w:val="67DF29AE"/>
     <w:multiLevelType w:val="hybridMultilevel"/>
     <w:tmpl w:val="78ACBFD4"/>
@@ -56275,7 +58631,7 @@
       </w:pPr>
     </w:lvl>
   </w:abstractNum>
-  <w:abstractNum w:abstractNumId="18">
+  <w:abstractNum w:abstractNumId="20">
     <w:nsid w:val="739F71BB"/>
     <w:multiLevelType w:val="hybridMultilevel"/>
     <w:tmpl w:val="CC72C0F6"/>
@@ -56365,10 +58721,10 @@
     </w:lvl>
   </w:abstractNum>
   <w:num w:numId="1">
-    <w:abstractNumId w:val="14"/>
+    <w:abstractNumId w:val="16"/>
   </w:num>
   <w:num w:numId="2">
-    <w:abstractNumId w:val="7"/>
+    <w:abstractNumId w:val="8"/>
     <w:lvlOverride w:ilvl="0">
       <w:startOverride w:val="1"/>
     </w:lvlOverride>
@@ -56398,55 +58754,61 @@
     </w:lvlOverride>
   </w:num>
   <w:num w:numId="3">
-    <w:abstractNumId w:val="4"/>
+    <w:abstractNumId w:val="5"/>
   </w:num>
   <w:num w:numId="4">
+    <w:abstractNumId w:val="11"/>
+  </w:num>
+  <w:num w:numId="5">
     <w:abstractNumId w:val="9"/>
   </w:num>
-  <w:num w:numId="5">
-    <w:abstractNumId w:val="8"/>
-  </w:num>
   <w:num w:numId="6">
-    <w:abstractNumId w:val="15"/>
+    <w:abstractNumId w:val="17"/>
   </w:num>
   <w:num w:numId="7">
-    <w:abstractNumId w:val="11"/>
+    <w:abstractNumId w:val="13"/>
   </w:num>
   <w:num w:numId="8">
-    <w:abstractNumId w:val="13"/>
+    <w:abstractNumId w:val="15"/>
   </w:num>
   <w:num w:numId="9">
     <w:abstractNumId w:val="0"/>
   </w:num>
   <w:num w:numId="10">
-    <w:abstractNumId w:val="1"/>
+    <w:abstractNumId w:val="2"/>
   </w:num>
   <w:num w:numId="11">
-    <w:abstractNumId w:val="16"/>
+    <w:abstractNumId w:val="18"/>
   </w:num>
   <w:num w:numId="12">
-    <w:abstractNumId w:val="2"/>
+    <w:abstractNumId w:val="3"/>
   </w:num>
   <w:num w:numId="13">
-    <w:abstractNumId w:val="18"/>
+    <w:abstractNumId w:val="20"/>
   </w:num>
   <w:num w:numId="14">
-    <w:abstractNumId w:val="17"/>
+    <w:abstractNumId w:val="19"/>
   </w:num>
   <w:num w:numId="15">
+    <w:abstractNumId w:val="14"/>
+  </w:num>
+  <w:num w:numId="16">
     <w:abstractNumId w:val="12"/>
   </w:num>
-  <w:num w:numId="16">
+  <w:num w:numId="17">
+    <w:abstractNumId w:val="4"/>
+  </w:num>
+  <w:num w:numId="18">
+    <w:abstractNumId w:val="7"/>
+  </w:num>
+  <w:num w:numId="19">
+    <w:abstractNumId w:val="6"/>
+  </w:num>
+  <w:num w:numId="20">
     <w:abstractNumId w:val="10"/>
   </w:num>
-  <w:num w:numId="17">
-    <w:abstractNumId w:val="3"/>
-  </w:num>
-  <w:num w:numId="18">
-    <w:abstractNumId w:val="6"/>
-  </w:num>
-  <w:num w:numId="19">
-    <w:abstractNumId w:val="5"/>
+  <w:num w:numId="21">
+    <w:abstractNumId w:val="1"/>
   </w:num>
   <w:numIdMacAtCleanup w:val="14"/>
 </w:numbering>
@@ -58311,6 +60673,21 @@
 </file>
 
 <file path=customXml/item1.xml><?xml version="1.0" encoding="utf-8"?>
+<p:properties xmlns:p="http://schemas.microsoft.com/office/2006/metadata/properties" xmlns:xsi="http://www.w3.org/2001/XMLSchema-instance">
+  <documentManagement/>
+</p:properties>
+</file>
+
+<file path=customXml/item2.xml><?xml version="1.0" encoding="utf-8"?>
+<?mso-contentType ?>
+<FormTemplates xmlns="http://schemas.microsoft.com/sharepoint/v3/contenttype/forms">
+  <Display>DocumentLibraryForm</Display>
+  <Edit>DocumentLibraryForm</Edit>
+  <New>DocumentLibraryForm</New>
+</FormTemplates>
+</file>
+
+<file path=customXml/item3.xml><?xml version="1.0" encoding="utf-8"?>
 <ct:contentTypeSchema xmlns:ct="http://schemas.microsoft.com/office/2006/metadata/contentType" xmlns:ma="http://schemas.microsoft.com/office/2006/metadata/properties/metaAttributes" ct:_="" ma:_="" ma:contentTypeName="Document" ma:contentTypeID="0x010100C9D738FE56F9DD4F818CEE0622FC80C0" ma:contentTypeVersion="0" ma:contentTypeDescription="Create a new document." ma:contentTypeScope="" ma:versionID="c733d375e9f13075cc482d188b8bae2c">
   <xsd:schema xmlns:xsd="http://www.w3.org/2001/XMLSchema" xmlns:p="http://schemas.microsoft.com/office/2006/metadata/properties" targetNamespace="http://schemas.microsoft.com/office/2006/metadata/properties" ma:root="true" ma:fieldsID="4aeb20c0e3442673af7ee10786458764">
     <xsd:element name="properties">
@@ -58359,26 +60736,27 @@
 </ct:contentTypeSchema>
 </file>
 
-<file path=customXml/item2.xml><?xml version="1.0" encoding="utf-8"?>
-<?mso-contentType ?>
-<FormTemplates xmlns="http://schemas.microsoft.com/sharepoint/v3/contenttype/forms">
-  <Display>DocumentLibraryForm</Display>
-  <Edit>DocumentLibraryForm</Edit>
-  <New>DocumentLibraryForm</New>
-</FormTemplates>
-</file>
-
-<file path=customXml/item3.xml><?xml version="1.0" encoding="utf-8"?>
-<p:properties xmlns:p="http://schemas.microsoft.com/office/2006/metadata/properties" xmlns:xsi="http://www.w3.org/2001/XMLSchema-instance">
-  <documentManagement/>
-</p:properties>
-</file>
-
 <file path=customXml/item4.xml><?xml version="1.0" encoding="utf-8"?>
 <b:Sources xmlns:b="http://schemas.openxmlformats.org/officeDocument/2006/bibliography" xmlns="http://schemas.openxmlformats.org/officeDocument/2006/bibliography" SelectedStyle="\APA.XSL" StyleName="APA"/>
 </file>
 
 <file path=customXml/itemProps1.xml><?xml version="1.0" encoding="utf-8"?>
+<ds:datastoreItem xmlns:ds="http://schemas.openxmlformats.org/officeDocument/2006/customXml" ds:itemID="{283A67FA-FB68-40D1-A1FD-BD4AEE599422}">
+  <ds:schemaRefs>
+    <ds:schemaRef ds:uri="http://schemas.microsoft.com/office/2006/metadata/properties"/>
+  </ds:schemaRefs>
+</ds:datastoreItem>
+</file>
+
+<file path=customXml/itemProps2.xml><?xml version="1.0" encoding="utf-8"?>
+<ds:datastoreItem xmlns:ds="http://schemas.openxmlformats.org/officeDocument/2006/customXml" ds:itemID="{9C2CE626-7193-49AD-BC45-D7AF4DFA65A4}">
+  <ds:schemaRefs>
+    <ds:schemaRef ds:uri="http://schemas.microsoft.com/sharepoint/v3/contenttype/forms"/>
+  </ds:schemaRefs>
+</ds:datastoreItem>
+</file>
+
+<file path=customXml/itemProps3.xml><?xml version="1.0" encoding="utf-8"?>
 <ds:datastoreItem xmlns:ds="http://schemas.openxmlformats.org/officeDocument/2006/customXml" ds:itemID="{94CFB702-9C76-4C98-BCB1-FF31686087A1}">
   <ds:schemaRefs>
     <ds:schemaRef ds:uri="http://schemas.microsoft.com/office/2006/metadata/contentType"/>
@@ -58393,22 +60771,6 @@
 </ds:datastoreItem>
 </file>
 
-<file path=customXml/itemProps2.xml><?xml version="1.0" encoding="utf-8"?>
-<ds:datastoreItem xmlns:ds="http://schemas.openxmlformats.org/officeDocument/2006/customXml" ds:itemID="{9C2CE626-7193-49AD-BC45-D7AF4DFA65A4}">
-  <ds:schemaRefs>
-    <ds:schemaRef ds:uri="http://schemas.microsoft.com/sharepoint/v3/contenttype/forms"/>
-  </ds:schemaRefs>
-</ds:datastoreItem>
-</file>
-
-<file path=customXml/itemProps3.xml><?xml version="1.0" encoding="utf-8"?>
-<ds:datastoreItem xmlns:ds="http://schemas.openxmlformats.org/officeDocument/2006/customXml" ds:itemID="{283A67FA-FB68-40D1-A1FD-BD4AEE599422}">
-  <ds:schemaRefs>
-    <ds:schemaRef ds:uri="http://schemas.microsoft.com/office/2006/metadata/properties"/>
-  </ds:schemaRefs>
-</ds:datastoreItem>
-</file>
-
 <file path=customXml/itemProps4.xml><?xml version="1.0" encoding="utf-8"?>
 <ds:datastoreItem xmlns:ds="http://schemas.openxmlformats.org/officeDocument/2006/customXml" ds:itemID="{0694A551-2EE6-4CF2-8171-91033EC66AF8}">
   <ds:schemaRefs>
